--- a/Layouts/SVA Regulation Increase.docx
+++ b/Layouts/SVA Regulation Increase.docx
@@ -5,8 +5,8 @@
     <w:p>
       <w:pPr>
         <w:tabs>
-          <w:tab w:val="left" w:pos="6521"/>
-          <w:tab w:val="left" w:pos="7513"/>
+          <w:tab w:val="left" w:pos="6237"/>
+          <w:tab w:val="left" w:pos="7230"/>
         </w:tabs>
         <w:overflowPunct w:val="0"/>
         <w:autoSpaceDE w:val="0"/>
@@ -26,12 +26,12 @@
             <w:lang w:val="en-US" w:eastAsia="en-US"/>
           </w:rPr>
           <w:alias w:val="#Nav: /SVA_Regulations/OName1"/>
-          <w:tag w:val="#Nav: SVA Regulation Increase/50090"/>
+          <w:tag w:val="#Nav: SVA Regulation Increase/50027"/>
           <w:id w:val="1110008705"/>
           <w:placeholder>
             <w:docPart w:val="DefaultPlaceholder_-1854013440"/>
           </w:placeholder>
-          <w:dataBinding w:prefixMappings="xmlns:ns0='urn:microsoft-dynamics-nav/reports/SVA Regulation Increase/50090/'" w:xpath="/ns0:NavWordReportXmlPart[1]/ns0:SVA_Regulations[1]/ns0:OName1[1]" w:storeItemID="{CE1490C0-C78B-47A6-9A4E-6366AC050A10}"/>
+          <w:dataBinding w:prefixMappings="xmlns:ns0='urn:microsoft-dynamics-nav/reports/SVA Regulation Increase/50027/'" w:xpath="/ns0:NavWordReportXmlPart[1]/ns0:SVA_Regulations[1]/ns0:OName1[1]" w:storeItemID="{CC548238-5F73-4212-BDC8-61892837D9A9}"/>
           <w:text/>
         </w:sdtPr>
         <w:sdtEndPr/>
@@ -51,7 +51,23 @@
           <w:lang w:val="en-US" w:eastAsia="en-US"/>
         </w:rPr>
         <w:tab/>
-        <w:t>Dato…..:</w:t>
+        <w:t>Dato</w:t>
+      </w:r>
+      <w:proofErr w:type="gramStart"/>
+      <w:r>
+        <w:rPr>
+          <w:rFonts w:ascii="Arial" w:eastAsia="Times New Roman" w:hAnsi="Arial" w:cs="Arial"/>
+          <w:lang w:val="en-US" w:eastAsia="en-US"/>
+        </w:rPr>
+        <w:t>…..</w:t>
+      </w:r>
+      <w:proofErr w:type="gramEnd"/>
+      <w:r>
+        <w:rPr>
+          <w:rFonts w:ascii="Arial" w:eastAsia="Times New Roman" w:hAnsi="Arial" w:cs="Arial"/>
+          <w:lang w:val="en-US" w:eastAsia="en-US"/>
+        </w:rPr>
+        <w:t>:</w:t>
       </w:r>
       <w:r>
         <w:rPr>
@@ -73,7 +89,7 @@
           <w:rFonts w:ascii="Arial" w:eastAsia="Times New Roman" w:hAnsi="Arial" w:cs="Arial"/>
           <w:lang w:eastAsia="en-US"/>
         </w:rPr>
-        <w:instrText xml:space="preserve"> TIME \@ "d. MMMM yyyy" </w:instrText>
+        <w:instrText xml:space="preserve"> TIME  \@ "d. MMMM yyyy" </w:instrText>
       </w:r>
       <w:r>
         <w:rPr>
@@ -88,7 +104,7 @@
           <w:noProof/>
           <w:lang w:eastAsia="en-US"/>
         </w:rPr>
-        <w:t>9. juni 2019</w:t>
+        <w:t>10. december 2019</w:t>
       </w:r>
       <w:r>
         <w:rPr>
@@ -101,8 +117,8 @@
     <w:p>
       <w:pPr>
         <w:tabs>
-          <w:tab w:val="left" w:pos="6521"/>
-          <w:tab w:val="left" w:pos="7513"/>
+          <w:tab w:val="left" w:pos="6237"/>
+          <w:tab w:val="left" w:pos="7230"/>
         </w:tabs>
         <w:overflowPunct w:val="0"/>
         <w:autoSpaceDE w:val="0"/>
@@ -122,12 +138,12 @@
             <w:lang w:val="en-US" w:eastAsia="en-US"/>
           </w:rPr>
           <w:alias w:val="#Nav: /SVA_Regulations/OName2"/>
-          <w:tag w:val="#Nav: SVA Regulation Increase/50090"/>
+          <w:tag w:val="#Nav: SVA Regulation Increase/50027"/>
           <w:id w:val="-1591691422"/>
           <w:placeholder>
             <w:docPart w:val="DefaultPlaceholder_-1854013440"/>
           </w:placeholder>
-          <w:dataBinding w:prefixMappings="xmlns:ns0='urn:microsoft-dynamics-nav/reports/SVA Regulation Increase/50090/'" w:xpath="/ns0:NavWordReportXmlPart[1]/ns0:SVA_Regulations[1]/ns0:OName2[1]" w:storeItemID="{CE1490C0-C78B-47A6-9A4E-6366AC050A10}"/>
+          <w:dataBinding w:prefixMappings="xmlns:ns0='urn:microsoft-dynamics-nav/reports/SVA Regulation Increase/50027/'" w:xpath="/ns0:NavWordReportXmlPart[1]/ns0:SVA_Regulations[1]/ns0:OName2[1]" w:storeItemID="{CC548238-5F73-4212-BDC8-61892837D9A9}"/>
           <w:text/>
         </w:sdtPr>
         <w:sdtEndPr/>
@@ -179,12 +195,12 @@
             <w:lang w:val="en-US" w:eastAsia="en-US"/>
           </w:rPr>
           <w:alias w:val="#Nav: /SVA_Regulations/TenancyNo"/>
-          <w:tag w:val="#Nav: SVA Regulation Increase/50090"/>
+          <w:tag w:val="#Nav: SVA Regulation Increase/50027"/>
           <w:id w:val="800663584"/>
           <w:placeholder>
             <w:docPart w:val="DefaultPlaceholder_-1854013440"/>
           </w:placeholder>
-          <w:dataBinding w:prefixMappings="xmlns:ns0='urn:microsoft-dynamics-nav/reports/SVA Regulation Increase/50090/'" w:xpath="/ns0:NavWordReportXmlPart[1]/ns0:SVA_Regulations[1]/ns0:TenancyNo[1]" w:storeItemID="{CE1490C0-C78B-47A6-9A4E-6366AC050A10}"/>
+          <w:dataBinding w:prefixMappings="xmlns:ns0='urn:microsoft-dynamics-nav/reports/SVA Regulation Increase/50027/'" w:xpath="/ns0:NavWordReportXmlPart[1]/ns0:SVA_Regulations[1]/ns0:TenancyNo[1]" w:storeItemID="{CC548238-5F73-4212-BDC8-61892837D9A9}"/>
           <w:text/>
         </w:sdtPr>
         <w:sdtEndPr/>
@@ -204,8 +220,8 @@
     <w:p>
       <w:pPr>
         <w:tabs>
-          <w:tab w:val="left" w:pos="6521"/>
-          <w:tab w:val="left" w:pos="7513"/>
+          <w:tab w:val="left" w:pos="6237"/>
+          <w:tab w:val="left" w:pos="7230"/>
         </w:tabs>
         <w:overflowPunct w:val="0"/>
         <w:autoSpaceDE w:val="0"/>
@@ -225,12 +241,12 @@
             <w:lang w:val="en-US" w:eastAsia="en-US"/>
           </w:rPr>
           <w:alias w:val="#Nav: /SVA_Regulations/OAddress"/>
-          <w:tag w:val="#Nav: SVA Regulation Increase/50090"/>
+          <w:tag w:val="#Nav: SVA Regulation Increase/50027"/>
           <w:id w:val="-1602953364"/>
           <w:placeholder>
             <w:docPart w:val="DefaultPlaceholder_-1854013440"/>
           </w:placeholder>
-          <w:dataBinding w:prefixMappings="xmlns:ns0='urn:microsoft-dynamics-nav/reports/SVA Regulation Increase/50090/'" w:xpath="/ns0:NavWordReportXmlPart[1]/ns0:SVA_Regulations[1]/ns0:OAddress[1]" w:storeItemID="{CE1490C0-C78B-47A6-9A4E-6366AC050A10}"/>
+          <w:dataBinding w:prefixMappings="xmlns:ns0='urn:microsoft-dynamics-nav/reports/SVA Regulation Increase/50027/'" w:xpath="/ns0:NavWordReportXmlPart[1]/ns0:SVA_Regulations[1]/ns0:OAddress[1]" w:storeItemID="{CC548238-5F73-4212-BDC8-61892837D9A9}"/>
           <w:text/>
         </w:sdtPr>
         <w:sdtEndPr/>
@@ -284,12 +300,12 @@
             <w:lang w:val="en-US" w:eastAsia="en-US"/>
           </w:rPr>
           <w:alias w:val="#Nav: /SVA_Regulations/Onumber"/>
-          <w:tag w:val="#Nav: SVA Regulation Increase/50090"/>
+          <w:tag w:val="#Nav: SVA Regulation Increase/50027"/>
           <w:id w:val="1540633193"/>
           <w:placeholder>
             <w:docPart w:val="DefaultPlaceholder_-1854013440"/>
           </w:placeholder>
-          <w:dataBinding w:prefixMappings="xmlns:ns0='urn:microsoft-dynamics-nav/reports/SVA Regulation Increase/50090/'" w:xpath="/ns0:NavWordReportXmlPart[1]/ns0:SVA_Regulations[1]/ns0:Onumber[1]" w:storeItemID="{CE1490C0-C78B-47A6-9A4E-6366AC050A10}"/>
+          <w:dataBinding w:prefixMappings="xmlns:ns0='urn:microsoft-dynamics-nav/reports/SVA Regulation Increase/50027/'" w:xpath="/ns0:NavWordReportXmlPart[1]/ns0:SVA_Regulations[1]/ns0:Onumber[1]" w:storeItemID="{CC548238-5F73-4212-BDC8-61892837D9A9}"/>
           <w:text/>
         </w:sdtPr>
         <w:sdtEndPr/>
@@ -309,8 +325,8 @@
     <w:p>
       <w:pPr>
         <w:tabs>
-          <w:tab w:val="left" w:pos="6521"/>
-          <w:tab w:val="left" w:pos="7513"/>
+          <w:tab w:val="left" w:pos="6237"/>
+          <w:tab w:val="left" w:pos="7230"/>
         </w:tabs>
         <w:overflowPunct w:val="0"/>
         <w:autoSpaceDE w:val="0"/>
@@ -330,12 +346,12 @@
             <w:lang w:val="en-US" w:eastAsia="en-US"/>
           </w:rPr>
           <w:alias w:val="#Nav: /SVA_Regulations/OAddress2"/>
-          <w:tag w:val="#Nav: SVA Regulation Increase/50090"/>
+          <w:tag w:val="#Nav: SVA Regulation Increase/50027"/>
           <w:id w:val="-1920631588"/>
           <w:placeholder>
             <w:docPart w:val="DefaultPlaceholder_-1854013440"/>
           </w:placeholder>
-          <w:dataBinding w:prefixMappings="xmlns:ns0='urn:microsoft-dynamics-nav/reports/SVA Regulation Increase/50090/'" w:xpath="/ns0:NavWordReportXmlPart[1]/ns0:SVA_Regulations[1]/ns0:OAddress2[1]" w:storeItemID="{CE1490C0-C78B-47A6-9A4E-6366AC050A10}"/>
+          <w:dataBinding w:prefixMappings="xmlns:ns0='urn:microsoft-dynamics-nav/reports/SVA Regulation Increase/50027/'" w:xpath="/ns0:NavWordReportXmlPart[1]/ns0:SVA_Regulations[1]/ns0:OAddress2[1]" w:storeItemID="{CC548238-5F73-4212-BDC8-61892837D9A9}"/>
           <w:text/>
         </w:sdtPr>
         <w:sdtEndPr/>
@@ -359,6 +375,10 @@
     </w:p>
     <w:p>
       <w:pPr>
+        <w:tabs>
+          <w:tab w:val="left" w:pos="6237"/>
+          <w:tab w:val="left" w:pos="7230"/>
+        </w:tabs>
         <w:overflowPunct w:val="0"/>
         <w:autoSpaceDE w:val="0"/>
         <w:autoSpaceDN w:val="0"/>
@@ -377,12 +397,12 @@
             <w:lang w:val="en-US" w:eastAsia="en-US"/>
           </w:rPr>
           <w:alias w:val="#Nav: /SVA_Regulations/OPostcode"/>
-          <w:tag w:val="#Nav: SVA Regulation Increase/50090"/>
+          <w:tag w:val="#Nav: SVA Regulation Increase/50027"/>
           <w:id w:val="1818374645"/>
           <w:placeholder>
             <w:docPart w:val="DefaultPlaceholder_-1854013440"/>
           </w:placeholder>
-          <w:dataBinding w:prefixMappings="xmlns:ns0='urn:microsoft-dynamics-nav/reports/SVA Regulation Increase/50090/'" w:xpath="/ns0:NavWordReportXmlPart[1]/ns0:SVA_Regulations[1]/ns0:OPostcode[1]" w:storeItemID="{CE1490C0-C78B-47A6-9A4E-6366AC050A10}"/>
+          <w:dataBinding w:prefixMappings="xmlns:ns0='urn:microsoft-dynamics-nav/reports/SVA Regulation Increase/50027/'" w:xpath="/ns0:NavWordReportXmlPart[1]/ns0:SVA_Regulations[1]/ns0:OPostcode[1]" w:storeItemID="{CC548238-5F73-4212-BDC8-61892837D9A9}"/>
           <w:text/>
         </w:sdtPr>
         <w:sdtEndPr/>
@@ -412,12 +432,12 @@
             <w:lang w:val="en-US" w:eastAsia="en-US"/>
           </w:rPr>
           <w:alias w:val="#Nav: /SVA_Regulations/OCity"/>
-          <w:tag w:val="#Nav: SVA Regulation Increase/50090"/>
+          <w:tag w:val="#Nav: SVA Regulation Increase/50027"/>
           <w:id w:val="-1035724279"/>
           <w:placeholder>
             <w:docPart w:val="DefaultPlaceholder_-1854013440"/>
           </w:placeholder>
-          <w:dataBinding w:prefixMappings="xmlns:ns0='urn:microsoft-dynamics-nav/reports/SVA Regulation Increase/50090/'" w:xpath="/ns0:NavWordReportXmlPart[1]/ns0:SVA_Regulations[1]/ns0:OCity[1]" w:storeItemID="{CE1490C0-C78B-47A6-9A4E-6366AC050A10}"/>
+          <w:dataBinding w:prefixMappings="xmlns:ns0='urn:microsoft-dynamics-nav/reports/SVA Regulation Increase/50027/'" w:xpath="/ns0:NavWordReportXmlPart[1]/ns0:SVA_Regulations[1]/ns0:OCity[1]" w:storeItemID="{CC548238-5F73-4212-BDC8-61892837D9A9}"/>
           <w:text/>
         </w:sdtPr>
         <w:sdtEndPr/>
@@ -462,6 +482,8 @@
           <w:lang w:val="en-US" w:eastAsia="en-US"/>
         </w:rPr>
       </w:pPr>
+      <w:bookmarkStart w:id="0" w:name="_GoBack"/>
+      <w:bookmarkEnd w:id="0"/>
     </w:p>
     <w:p>
       <w:pPr>
@@ -508,12 +530,12 @@
             <w:lang w:eastAsia="en-US"/>
           </w:rPr>
           <w:alias w:val="#Nav: /SVA_Regulations/TAddress1"/>
-          <w:tag w:val="#Nav: SVA Regulation Increase/50090"/>
+          <w:tag w:val="#Nav: SVA Regulation Increase/50027"/>
           <w:id w:val="535703250"/>
           <w:placeholder>
             <w:docPart w:val="DefaultPlaceholder_-1854013440"/>
           </w:placeholder>
-          <w:dataBinding w:prefixMappings="xmlns:ns0='urn:microsoft-dynamics-nav/reports/SVA Regulation Increase/50090/'" w:xpath="/ns0:NavWordReportXmlPart[1]/ns0:SVA_Regulations[1]/ns0:TAddress1[1]" w:storeItemID="{CE1490C0-C78B-47A6-9A4E-6366AC050A10}"/>
+          <w:dataBinding w:prefixMappings="xmlns:ns0='urn:microsoft-dynamics-nav/reports/SVA Regulation Increase/50027/'" w:xpath="/ns0:NavWordReportXmlPart[1]/ns0:SVA_Regulations[1]/ns0:TAddress1[1]" w:storeItemID="{CC548238-5F73-4212-BDC8-61892837D9A9}"/>
           <w:text/>
         </w:sdtPr>
         <w:sdtEndPr/>
@@ -544,12 +566,12 @@
             <w:lang w:eastAsia="en-US"/>
           </w:rPr>
           <w:alias w:val="#Nav: /SVA_Regulations/TPostcode"/>
-          <w:tag w:val="#Nav: SVA Regulation Increase/50090"/>
+          <w:tag w:val="#Nav: SVA Regulation Increase/50027"/>
           <w:id w:val="2011164792"/>
           <w:placeholder>
             <w:docPart w:val="DefaultPlaceholder_-1854013440"/>
           </w:placeholder>
-          <w:dataBinding w:prefixMappings="xmlns:ns0='urn:microsoft-dynamics-nav/reports/SVA Regulation Increase/50090/'" w:xpath="/ns0:NavWordReportXmlPart[1]/ns0:SVA_Regulations[1]/ns0:TPostcode[1]" w:storeItemID="{CE1490C0-C78B-47A6-9A4E-6366AC050A10}"/>
+          <w:dataBinding w:prefixMappings="xmlns:ns0='urn:microsoft-dynamics-nav/reports/SVA Regulation Increase/50027/'" w:xpath="/ns0:NavWordReportXmlPart[1]/ns0:SVA_Regulations[1]/ns0:TPostcode[1]" w:storeItemID="{CC548238-5F73-4212-BDC8-61892837D9A9}"/>
           <w:text/>
         </w:sdtPr>
         <w:sdtEndPr/>
@@ -582,12 +604,12 @@
             <w:lang w:eastAsia="en-US"/>
           </w:rPr>
           <w:alias w:val="#Nav: /SVA_Regulations/TCity"/>
-          <w:tag w:val="#Nav: SVA Regulation Increase/50090"/>
+          <w:tag w:val="#Nav: SVA Regulation Increase/50027"/>
           <w:id w:val="-1676951733"/>
           <w:placeholder>
             <w:docPart w:val="DefaultPlaceholder_-1854013440"/>
           </w:placeholder>
-          <w:dataBinding w:prefixMappings="xmlns:ns0='urn:microsoft-dynamics-nav/reports/SVA Regulation Increase/50090/'" w:xpath="/ns0:NavWordReportXmlPart[1]/ns0:SVA_Regulations[1]/ns0:TCity[1]" w:storeItemID="{CE1490C0-C78B-47A6-9A4E-6366AC050A10}"/>
+          <w:dataBinding w:prefixMappings="xmlns:ns0='urn:microsoft-dynamics-nav/reports/SVA Regulation Increase/50027/'" w:xpath="/ns0:NavWordReportXmlPart[1]/ns0:SVA_Regulations[1]/ns0:TCity[1]" w:storeItemID="{CC548238-5F73-4212-BDC8-61892837D9A9}"/>
           <w:text/>
         </w:sdtPr>
         <w:sdtEndPr/>
@@ -706,12 +728,12 @@
             <w:lang w:eastAsia="en-US"/>
           </w:rPr>
           <w:alias w:val="#Nav: /SVA_Regulations/ActualRegulation"/>
-          <w:tag w:val="#Nav: SVA Regulation Increase/50090"/>
+          <w:tag w:val="#Nav: SVA Regulation Increase/50027"/>
           <w:id w:val="-1042897227"/>
           <w:placeholder>
             <w:docPart w:val="DefaultPlaceholder_-1854013440"/>
           </w:placeholder>
-          <w:dataBinding w:prefixMappings="xmlns:ns0='urn:microsoft-dynamics-nav/reports/SVA Regulation Increase/50090/'" w:xpath="/ns0:NavWordReportXmlPart[1]/ns0:SVA_Regulations[1]/ns0:ActualRegulation[1]" w:storeItemID="{CE1490C0-C78B-47A6-9A4E-6366AC050A10}"/>
+          <w:dataBinding w:prefixMappings="xmlns:ns0='urn:microsoft-dynamics-nav/reports/SVA Regulation Increase/50027/'" w:xpath="/ns0:NavWordReportXmlPart[1]/ns0:SVA_Regulations[1]/ns0:ActualRegulation[1]" w:storeItemID="{CC548238-5F73-4212-BDC8-61892837D9A9}"/>
           <w:text/>
         </w:sdtPr>
         <w:sdtEndPr/>
@@ -825,12 +847,12 @@
             <w:lang w:eastAsia="en-US"/>
           </w:rPr>
           <w:alias w:val="#Nav: /SVA_Regulations/Regulationdate"/>
-          <w:tag w:val="#Nav: SVA Regulation Increase/50090"/>
+          <w:tag w:val="#Nav: SVA Regulation Increase/50027"/>
           <w:id w:val="-1078597765"/>
           <w:placeholder>
             <w:docPart w:val="DefaultPlaceholder_-1854013440"/>
           </w:placeholder>
-          <w:dataBinding w:prefixMappings="xmlns:ns0='urn:microsoft-dynamics-nav/reports/SVA Regulation Increase/50090/'" w:xpath="/ns0:NavWordReportXmlPart[1]/ns0:SVA_Regulations[1]/ns0:Regulationdate[1]" w:storeItemID="{CE1490C0-C78B-47A6-9A4E-6366AC050A10}"/>
+          <w:dataBinding w:prefixMappings="xmlns:ns0='urn:microsoft-dynamics-nav/reports/SVA Regulation Increase/50027/'" w:xpath="/ns0:NavWordReportXmlPart[1]/ns0:SVA_Regulations[1]/ns0:Regulationdate[1]" w:storeItemID="{CC548238-5F73-4212-BDC8-61892837D9A9}"/>
           <w:text/>
         </w:sdtPr>
         <w:sdtEndPr/>
@@ -946,12 +968,12 @@
             <w:lang w:eastAsia="en-US"/>
           </w:rPr>
           <w:alias w:val="#Nav: /SVA_Regulations/RentYearNow"/>
-          <w:tag w:val="#Nav: SVA Regulation Increase/50090"/>
+          <w:tag w:val="#Nav: SVA Regulation Increase/50027"/>
           <w:id w:val="-1058015184"/>
           <w:placeholder>
             <w:docPart w:val="DefaultPlaceholder_-1854013440"/>
           </w:placeholder>
-          <w:dataBinding w:prefixMappings="xmlns:ns0='urn:microsoft-dynamics-nav/reports/SVA Regulation Increase/50090/'" w:xpath="/ns0:NavWordReportXmlPart[1]/ns0:SVA_Regulations[1]/ns0:RentYearNow[1]" w:storeItemID="{CE1490C0-C78B-47A6-9A4E-6366AC050A10}"/>
+          <w:dataBinding w:prefixMappings="xmlns:ns0='urn:microsoft-dynamics-nav/reports/SVA Regulation Increase/50027/'" w:xpath="/ns0:NavWordReportXmlPart[1]/ns0:SVA_Regulations[1]/ns0:RentYearNow[1]" w:storeItemID="{CC548238-5F73-4212-BDC8-61892837D9A9}"/>
           <w:text/>
         </w:sdtPr>
         <w:sdtEndPr/>
@@ -988,12 +1010,12 @@
             <w:lang w:eastAsia="en-US"/>
           </w:rPr>
           <w:alias w:val="#Nav: /SVA_Regulations/RentPerNow"/>
-          <w:tag w:val="#Nav: SVA Regulation Increase/50090"/>
+          <w:tag w:val="#Nav: SVA Regulation Increase/50027"/>
           <w:id w:val="2130197292"/>
           <w:placeholder>
             <w:docPart w:val="DefaultPlaceholder_-1854013440"/>
           </w:placeholder>
-          <w:dataBinding w:prefixMappings="xmlns:ns0='urn:microsoft-dynamics-nav/reports/SVA Regulation Increase/50090/'" w:xpath="/ns0:NavWordReportXmlPart[1]/ns0:SVA_Regulations[1]/ns0:RentPerNow[1]" w:storeItemID="{CE1490C0-C78B-47A6-9A4E-6366AC050A10}"/>
+          <w:dataBinding w:prefixMappings="xmlns:ns0='urn:microsoft-dynamics-nav/reports/SVA Regulation Increase/50027/'" w:xpath="/ns0:NavWordReportXmlPart[1]/ns0:SVA_Regulations[1]/ns0:RentPerNow[1]" w:storeItemID="{CC548238-5F73-4212-BDC8-61892837D9A9}"/>
           <w:text/>
         </w:sdtPr>
         <w:sdtEndPr/>
@@ -1055,12 +1077,12 @@
             <w:lang w:eastAsia="en-US"/>
           </w:rPr>
           <w:alias w:val="#Nav: /SVA_Regulations/RegulationYear"/>
-          <w:tag w:val="#Nav: SVA Regulation Increase/50090"/>
+          <w:tag w:val="#Nav: SVA Regulation Increase/50027"/>
           <w:id w:val="-1166169176"/>
           <w:placeholder>
             <w:docPart w:val="DefaultPlaceholder_-1854013440"/>
           </w:placeholder>
-          <w:dataBinding w:prefixMappings="xmlns:ns0='urn:microsoft-dynamics-nav/reports/SVA Regulation Increase/50090/'" w:xpath="/ns0:NavWordReportXmlPart[1]/ns0:SVA_Regulations[1]/ns0:RegulationYear[1]" w:storeItemID="{CE1490C0-C78B-47A6-9A4E-6366AC050A10}"/>
+          <w:dataBinding w:prefixMappings="xmlns:ns0='urn:microsoft-dynamics-nav/reports/SVA Regulation Increase/50027/'" w:xpath="/ns0:NavWordReportXmlPart[1]/ns0:SVA_Regulations[1]/ns0:RegulationYear[1]" w:storeItemID="{CC548238-5F73-4212-BDC8-61892837D9A9}"/>
           <w:text/>
         </w:sdtPr>
         <w:sdtEndPr/>
@@ -1097,12 +1119,12 @@
             <w:lang w:eastAsia="en-US"/>
           </w:rPr>
           <w:alias w:val="#Nav: /SVA_Regulations/RegulationPer"/>
-          <w:tag w:val="#Nav: SVA Regulation Increase/50090"/>
+          <w:tag w:val="#Nav: SVA Regulation Increase/50027"/>
           <w:id w:val="1306196971"/>
           <w:placeholder>
             <w:docPart w:val="DefaultPlaceholder_-1854013440"/>
           </w:placeholder>
-          <w:dataBinding w:prefixMappings="xmlns:ns0='urn:microsoft-dynamics-nav/reports/SVA Regulation Increase/50090/'" w:xpath="/ns0:NavWordReportXmlPart[1]/ns0:SVA_Regulations[1]/ns0:RegulationPer[1]" w:storeItemID="{CE1490C0-C78B-47A6-9A4E-6366AC050A10}"/>
+          <w:dataBinding w:prefixMappings="xmlns:ns0='urn:microsoft-dynamics-nav/reports/SVA Regulation Increase/50027/'" w:xpath="/ns0:NavWordReportXmlPart[1]/ns0:SVA_Regulations[1]/ns0:RegulationPer[1]" w:storeItemID="{CC548238-5F73-4212-BDC8-61892837D9A9}"/>
           <w:text/>
         </w:sdtPr>
         <w:sdtEndPr/>
@@ -1164,12 +1186,12 @@
             <w:lang w:eastAsia="en-US"/>
           </w:rPr>
           <w:alias w:val="#Nav: /SVA_Regulations/RentYearNew"/>
-          <w:tag w:val="#Nav: SVA Regulation Increase/50090"/>
+          <w:tag w:val="#Nav: SVA Regulation Increase/50027"/>
           <w:id w:val="-1677031339"/>
           <w:placeholder>
             <w:docPart w:val="DefaultPlaceholder_-1854013440"/>
           </w:placeholder>
-          <w:dataBinding w:prefixMappings="xmlns:ns0='urn:microsoft-dynamics-nav/reports/SVA Regulation Increase/50090/'" w:xpath="/ns0:NavWordReportXmlPart[1]/ns0:SVA_Regulations[1]/ns0:RentYearNew[1]" w:storeItemID="{CE1490C0-C78B-47A6-9A4E-6366AC050A10}"/>
+          <w:dataBinding w:prefixMappings="xmlns:ns0='urn:microsoft-dynamics-nav/reports/SVA Regulation Increase/50027/'" w:xpath="/ns0:NavWordReportXmlPart[1]/ns0:SVA_Regulations[1]/ns0:RentYearNew[1]" w:storeItemID="{CC548238-5F73-4212-BDC8-61892837D9A9}"/>
           <w:text/>
         </w:sdtPr>
         <w:sdtEndPr/>
@@ -1206,12 +1228,12 @@
             <w:lang w:eastAsia="en-US"/>
           </w:rPr>
           <w:alias w:val="#Nav: /SVA_Regulations/RentPerNew"/>
-          <w:tag w:val="#Nav: SVA Regulation Increase/50090"/>
+          <w:tag w:val="#Nav: SVA Regulation Increase/50027"/>
           <w:id w:val="-1031954381"/>
           <w:placeholder>
             <w:docPart w:val="DefaultPlaceholder_-1854013440"/>
           </w:placeholder>
-          <w:dataBinding w:prefixMappings="xmlns:ns0='urn:microsoft-dynamics-nav/reports/SVA Regulation Increase/50090/'" w:xpath="/ns0:NavWordReportXmlPart[1]/ns0:SVA_Regulations[1]/ns0:RentPerNew[1]" w:storeItemID="{CE1490C0-C78B-47A6-9A4E-6366AC050A10}"/>
+          <w:dataBinding w:prefixMappings="xmlns:ns0='urn:microsoft-dynamics-nav/reports/SVA Regulation Increase/50027/'" w:xpath="/ns0:NavWordReportXmlPart[1]/ns0:SVA_Regulations[1]/ns0:RentPerNew[1]" w:storeItemID="{CC548238-5F73-4212-BDC8-61892837D9A9}"/>
           <w:text/>
         </w:sdtPr>
         <w:sdtEndPr/>
@@ -1382,12 +1404,12 @@
             <w:lang w:eastAsia="en-US"/>
           </w:rPr>
           <w:alias w:val="#Nav: /SVA_Regulations/DepositNow"/>
-          <w:tag w:val="#Nav: SVA Regulation Increase/50090"/>
+          <w:tag w:val="#Nav: SVA Regulation Increase/50027"/>
           <w:id w:val="694273732"/>
           <w:placeholder>
             <w:docPart w:val="DefaultPlaceholder_-1854013440"/>
           </w:placeholder>
-          <w:dataBinding w:prefixMappings="xmlns:ns0='urn:microsoft-dynamics-nav/reports/SVA Regulation Increase/50090/'" w:xpath="/ns0:NavWordReportXmlPart[1]/ns0:SVA_Regulations[1]/ns0:DepositNow[1]" w:storeItemID="{CE1490C0-C78B-47A6-9A4E-6366AC050A10}"/>
+          <w:dataBinding w:prefixMappings="xmlns:ns0='urn:microsoft-dynamics-nav/reports/SVA Regulation Increase/50027/'" w:xpath="/ns0:NavWordReportXmlPart[1]/ns0:SVA_Regulations[1]/ns0:DepositNow[1]" w:storeItemID="{CC548238-5F73-4212-BDC8-61892837D9A9}"/>
           <w:text/>
         </w:sdtPr>
         <w:sdtEndPr/>
@@ -1464,12 +1486,12 @@
             <w:lang w:eastAsia="en-US"/>
           </w:rPr>
           <w:alias w:val="#Nav: /SVA_Regulations/RegulationDeposit"/>
-          <w:tag w:val="#Nav: SVA Regulation Increase/50090"/>
+          <w:tag w:val="#Nav: SVA Regulation Increase/50027"/>
           <w:id w:val="-12841164"/>
           <w:placeholder>
             <w:docPart w:val="DefaultPlaceholder_-1854013440"/>
           </w:placeholder>
-          <w:dataBinding w:prefixMappings="xmlns:ns0='urn:microsoft-dynamics-nav/reports/SVA Regulation Increase/50090/'" w:xpath="/ns0:NavWordReportXmlPart[1]/ns0:SVA_Regulations[1]/ns0:RegulationDeposit[1]" w:storeItemID="{CE1490C0-C78B-47A6-9A4E-6366AC050A10}"/>
+          <w:dataBinding w:prefixMappings="xmlns:ns0='urn:microsoft-dynamics-nav/reports/SVA Regulation Increase/50027/'" w:xpath="/ns0:NavWordReportXmlPart[1]/ns0:SVA_Regulations[1]/ns0:RegulationDeposit[1]" w:storeItemID="{CC548238-5F73-4212-BDC8-61892837D9A9}"/>
           <w:text/>
         </w:sdtPr>
         <w:sdtEndPr/>
@@ -1546,12 +1568,12 @@
             <w:lang w:eastAsia="en-US"/>
           </w:rPr>
           <w:alias w:val="#Nav: /SVA_Regulations/DepositNew"/>
-          <w:tag w:val="#Nav: SVA Regulation Increase/50090"/>
+          <w:tag w:val="#Nav: SVA Regulation Increase/50027"/>
           <w:id w:val="-1310238729"/>
           <w:placeholder>
             <w:docPart w:val="DefaultPlaceholder_-1854013440"/>
           </w:placeholder>
-          <w:dataBinding w:prefixMappings="xmlns:ns0='urn:microsoft-dynamics-nav/reports/SVA Regulation Increase/50090/'" w:xpath="/ns0:NavWordReportXmlPart[1]/ns0:SVA_Regulations[1]/ns0:DepositNew[1]" w:storeItemID="{CE1490C0-C78B-47A6-9A4E-6366AC050A10}"/>
+          <w:dataBinding w:prefixMappings="xmlns:ns0='urn:microsoft-dynamics-nav/reports/SVA Regulation Increase/50027/'" w:xpath="/ns0:NavWordReportXmlPart[1]/ns0:SVA_Regulations[1]/ns0:DepositNew[1]" w:storeItemID="{CC548238-5F73-4212-BDC8-61892837D9A9}"/>
           <w:text/>
         </w:sdtPr>
         <w:sdtEndPr/>
@@ -1714,13 +1736,16 @@
             <w:rFonts w:ascii="Arial" w:eastAsia="Times New Roman" w:hAnsi="Arial" w:cs="Arial"/>
             <w:lang w:eastAsia="en-US"/>
           </w:rPr>
+          <w:alias w:val="#Nav: /SVA_Regulations/PrepaidRentNow"/>
+          <w:tag w:val="#Nav: SVA Regulation Increase/50027"/>
           <w:id w:val="1289165342"/>
           <w:placeholder>
             <w:docPart w:val="DefaultPlaceholder_-1854013440"/>
           </w:placeholder>
-          <w:dataBinding w:prefixMappings="xmlns:ns0='urn:microsoft-dynamics-nav/reports/SVA Regulation Increase/50090/' " w:xpath="/ns0:NavWordReportXmlPart[1]/ns0:SVA_Regulations[1]/ns0:PrepaidRentNow[1]" w:storeItemID="{CE1490C0-C78B-47A6-9A4E-6366AC050A10}"/>
+          <w:dataBinding w:prefixMappings="xmlns:ns0='urn:microsoft-dynamics-nav/reports/SVA Regulation Increase/50027/'" w:xpath="/ns0:NavWordReportXmlPart[1]/ns0:SVA_Regulations[1]/ns0:PrepaidRentNow[1]" w:storeItemID="{CC548238-5F73-4212-BDC8-61892837D9A9}"/>
           <w:text/>
         </w:sdtPr>
+        <w:sdtEndPr/>
         <w:sdtContent>
           <w:proofErr w:type="spellStart"/>
           <w:r>
@@ -1807,13 +1832,16 @@
             <w:rFonts w:ascii="Arial" w:eastAsia="Times New Roman" w:hAnsi="Arial" w:cs="Arial"/>
             <w:lang w:eastAsia="en-US"/>
           </w:rPr>
+          <w:alias w:val="#Nav: /SVA_Regulations/RegulationPrepaidrent"/>
+          <w:tag w:val="#Nav: SVA Regulation Increase/50027"/>
           <w:id w:val="1304046239"/>
           <w:placeholder>
             <w:docPart w:val="DefaultPlaceholder_-1854013440"/>
           </w:placeholder>
-          <w:dataBinding w:prefixMappings="xmlns:ns0='urn:microsoft-dynamics-nav/reports/SVA Regulation Increase/50090/' " w:xpath="/ns0:NavWordReportXmlPart[1]/ns0:SVA_Regulations[1]/ns0:RegulationPrepaidrent[1]" w:storeItemID="{CE1490C0-C78B-47A6-9A4E-6366AC050A10}"/>
+          <w:dataBinding w:prefixMappings="xmlns:ns0='urn:microsoft-dynamics-nav/reports/SVA Regulation Increase/50027/'" w:xpath="/ns0:NavWordReportXmlPart[1]/ns0:SVA_Regulations[1]/ns0:RegulationPrepaidrent[1]" w:storeItemID="{CC548238-5F73-4212-BDC8-61892837D9A9}"/>
           <w:text/>
         </w:sdtPr>
+        <w:sdtEndPr/>
         <w:sdtContent>
           <w:proofErr w:type="spellStart"/>
           <w:r>
@@ -1864,16 +1892,7 @@
           <w:rFonts w:ascii="Arial" w:eastAsia="Times New Roman" w:hAnsi="Arial" w:cs="Arial"/>
           <w:lang w:eastAsia="en-US"/>
         </w:rPr>
-        <w:t xml:space="preserve">Forudbetalt </w:t>
-      </w:r>
-      <w:bookmarkStart w:id="0" w:name="_GoBack"/>
-      <w:bookmarkEnd w:id="0"/>
-      <w:r>
-        <w:rPr>
-          <w:rFonts w:ascii="Arial" w:eastAsia="Times New Roman" w:hAnsi="Arial" w:cs="Arial"/>
-          <w:lang w:eastAsia="en-US"/>
-        </w:rPr>
-        <w:t xml:space="preserve">leje </w:t>
+        <w:t xml:space="preserve">Forudbetalt leje </w:t>
       </w:r>
       <w:r>
         <w:rPr>
@@ -1909,13 +1928,16 @@
             <w:rFonts w:ascii="Arial" w:eastAsia="Times New Roman" w:hAnsi="Arial" w:cs="Arial"/>
             <w:lang w:eastAsia="en-US"/>
           </w:rPr>
+          <w:alias w:val="#Nav: /SVA_Regulations/PrepaidRentNew"/>
+          <w:tag w:val="#Nav: SVA Regulation Increase/50027"/>
           <w:id w:val="-880322940"/>
           <w:placeholder>
             <w:docPart w:val="DefaultPlaceholder_-1854013440"/>
           </w:placeholder>
-          <w:dataBinding w:prefixMappings="xmlns:ns0='urn:microsoft-dynamics-nav/reports/SVA Regulation Increase/50090/' " w:xpath="/ns0:NavWordReportXmlPart[1]/ns0:SVA_Regulations[1]/ns0:PrepaidRentNew[1]" w:storeItemID="{CE1490C0-C78B-47A6-9A4E-6366AC050A10}"/>
+          <w:dataBinding w:prefixMappings="xmlns:ns0='urn:microsoft-dynamics-nav/reports/SVA Regulation Increase/50027/'" w:xpath="/ns0:NavWordReportXmlPart[1]/ns0:SVA_Regulations[1]/ns0:PrepaidRentNew[1]" w:storeItemID="{CC548238-5F73-4212-BDC8-61892837D9A9}"/>
           <w:text/>
         </w:sdtPr>
+        <w:sdtEndPr/>
         <w:sdtContent>
           <w:proofErr w:type="spellStart"/>
           <w:r>
@@ -1925,14 +1947,6 @@
             </w:rPr>
             <w:t>PrepaidRentNew</w:t>
           </w:r>
-          <w:proofErr w:type="spellEnd"/>
-          <w:r>
-            <w:rPr>
-              <w:rFonts w:ascii="Arial" w:eastAsia="Times New Roman" w:hAnsi="Arial" w:cs="Arial"/>
-              <w:lang w:eastAsia="en-US"/>
-            </w:rPr>
-            <w:t xml:space="preserve"> </w:t>
-          </w:r>
         </w:sdtContent>
       </w:sdt>
       <w:r>
@@ -1940,7 +1954,15 @@
           <w:rFonts w:ascii="Arial" w:eastAsia="Times New Roman" w:hAnsi="Arial" w:cs="Arial"/>
           <w:lang w:eastAsia="en-US"/>
         </w:rPr>
-        <w:t>kr.</w:t>
+        <w:t>kr</w:t>
+      </w:r>
+      <w:proofErr w:type="spellEnd"/>
+      <w:r>
+        <w:rPr>
+          <w:rFonts w:ascii="Arial" w:eastAsia="Times New Roman" w:hAnsi="Arial" w:cs="Arial"/>
+          <w:lang w:eastAsia="en-US"/>
+        </w:rPr>
+        <w:t>.</w:t>
       </w:r>
     </w:p>
     <w:p>
@@ -2041,12 +2063,12 @@
           <w:rFonts w:ascii="Arial" w:hAnsi="Arial" w:cs="Arial"/>
         </w:rPr>
         <w:alias w:val="#Nav: /Company_Information/CName"/>
-        <w:tag w:val="#Nav: SVA Regulation Increase/50090"/>
+        <w:tag w:val="#Nav: SVA Regulation Increase/50027"/>
         <w:id w:val="-1168236712"/>
         <w:placeholder>
           <w:docPart w:val="DefaultPlaceholder_-1854013440"/>
         </w:placeholder>
-        <w:dataBinding w:prefixMappings="xmlns:ns0='urn:microsoft-dynamics-nav/reports/SVA Regulation Increase/50090/'" w:xpath="/ns0:NavWordReportXmlPart[1]/ns0:Company_Information[1]/ns0:CName[1]" w:storeItemID="{CE1490C0-C78B-47A6-9A4E-6366AC050A10}"/>
+        <w:dataBinding w:prefixMappings="xmlns:ns0='urn:microsoft-dynamics-nav/reports/SVA Regulation Increase/50027/'" w:xpath="/ns0:NavWordReportXmlPart[1]/ns0:Company_Information[1]/ns0:CName[1]" w:storeItemID="{CC548238-5F73-4212-BDC8-61892837D9A9}"/>
         <w:text/>
       </w:sdtPr>
       <w:sdtEndPr/>
@@ -2075,12 +2097,12 @@
           <w:rFonts w:ascii="Arial" w:hAnsi="Arial" w:cs="Arial"/>
         </w:rPr>
         <w:alias w:val="#Nav: /Company_Information/CAddress"/>
-        <w:tag w:val="#Nav: SVA Regulation Increase/50090"/>
+        <w:tag w:val="#Nav: SVA Regulation Increase/50027"/>
         <w:id w:val="-1175270647"/>
         <w:placeholder>
           <w:docPart w:val="DefaultPlaceholder_-1854013440"/>
         </w:placeholder>
-        <w:dataBinding w:prefixMappings="xmlns:ns0='urn:microsoft-dynamics-nav/reports/SVA Regulation Increase/50090/'" w:xpath="/ns0:NavWordReportXmlPart[1]/ns0:Company_Information[1]/ns0:CAddress[1]" w:storeItemID="{CE1490C0-C78B-47A6-9A4E-6366AC050A10}"/>
+        <w:dataBinding w:prefixMappings="xmlns:ns0='urn:microsoft-dynamics-nav/reports/SVA Regulation Increase/50027/'" w:xpath="/ns0:NavWordReportXmlPart[1]/ns0:Company_Information[1]/ns0:CAddress[1]" w:storeItemID="{CC548238-5F73-4212-BDC8-61892837D9A9}"/>
         <w:text/>
       </w:sdtPr>
       <w:sdtEndPr/>
@@ -2116,12 +2138,12 @@
             <w:rFonts w:ascii="Arial" w:hAnsi="Arial" w:cs="Arial"/>
           </w:rPr>
           <w:alias w:val="#Nav: /Company_Information/CPostCode"/>
-          <w:tag w:val="#Nav: SVA Regulation Increase/50090"/>
+          <w:tag w:val="#Nav: SVA Regulation Increase/50027"/>
           <w:id w:val="2064754430"/>
           <w:placeholder>
             <w:docPart w:val="DefaultPlaceholder_-1854013440"/>
           </w:placeholder>
-          <w:dataBinding w:prefixMappings="xmlns:ns0='urn:microsoft-dynamics-nav/reports/SVA Regulation Increase/50090/'" w:xpath="/ns0:NavWordReportXmlPart[1]/ns0:Company_Information[1]/ns0:CPostCode[1]" w:storeItemID="{CE1490C0-C78B-47A6-9A4E-6366AC050A10}"/>
+          <w:dataBinding w:prefixMappings="xmlns:ns0='urn:microsoft-dynamics-nav/reports/SVA Regulation Increase/50027/'" w:xpath="/ns0:NavWordReportXmlPart[1]/ns0:Company_Information[1]/ns0:CPostCode[1]" w:storeItemID="{CC548238-5F73-4212-BDC8-61892837D9A9}"/>
           <w:text/>
         </w:sdtPr>
         <w:sdtEndPr/>
@@ -2148,12 +2170,12 @@
             <w:rFonts w:ascii="Arial" w:hAnsi="Arial" w:cs="Arial"/>
           </w:rPr>
           <w:alias w:val="#Nav: /Company_Information/CCity"/>
-          <w:tag w:val="#Nav: SVA Regulation Increase/50090"/>
+          <w:tag w:val="#Nav: SVA Regulation Increase/50027"/>
           <w:id w:val="-1181041172"/>
           <w:placeholder>
             <w:docPart w:val="DefaultPlaceholder_-1854013440"/>
           </w:placeholder>
-          <w:dataBinding w:prefixMappings="xmlns:ns0='urn:microsoft-dynamics-nav/reports/SVA Regulation Increase/50090/'" w:xpath="/ns0:NavWordReportXmlPart[1]/ns0:Company_Information[1]/ns0:CCity[1]" w:storeItemID="{CE1490C0-C78B-47A6-9A4E-6366AC050A10}"/>
+          <w:dataBinding w:prefixMappings="xmlns:ns0='urn:microsoft-dynamics-nav/reports/SVA Regulation Increase/50027/'" w:xpath="/ns0:NavWordReportXmlPart[1]/ns0:Company_Information[1]/ns0:CCity[1]" w:storeItemID="{CC548238-5F73-4212-BDC8-61892837D9A9}"/>
           <w:text/>
         </w:sdtPr>
         <w:sdtEndPr/>
@@ -2305,6 +2327,7 @@
     <w:lsdException w:name="HTML Sample" w:semiHidden="1" w:unhideWhenUsed="1"/>
     <w:lsdException w:name="HTML Typewriter" w:semiHidden="1" w:unhideWhenUsed="1"/>
     <w:lsdException w:name="HTML Variable" w:semiHidden="1" w:unhideWhenUsed="1"/>
+    <w:lsdException w:name="Normal Table" w:semiHidden="1" w:unhideWhenUsed="1"/>
     <w:lsdException w:name="annotation subject" w:semiHidden="1" w:unhideWhenUsed="1"/>
     <w:lsdException w:name="No List" w:semiHidden="1" w:unhideWhenUsed="1"/>
     <w:lsdException w:name="Outline List 1" w:semiHidden="1" w:unhideWhenUsed="1"/>
@@ -2351,8 +2374,10 @@
     <w:lsdException w:name="Table Subtle 2" w:semiHidden="1" w:unhideWhenUsed="1"/>
     <w:lsdException w:name="Table Web 1" w:semiHidden="1" w:unhideWhenUsed="1"/>
     <w:lsdException w:name="Table Web 2" w:semiHidden="1" w:unhideWhenUsed="1"/>
+    <w:lsdException w:name="Table Web 3" w:semiHidden="1" w:unhideWhenUsed="1"/>
     <w:lsdException w:name="Balloon Text" w:semiHidden="1" w:unhideWhenUsed="1"/>
     <w:lsdException w:name="Table Grid" w:uiPriority="39"/>
+    <w:lsdException w:name="Table Theme" w:semiHidden="1" w:unhideWhenUsed="1"/>
     <w:lsdException w:name="Placeholder Text" w:semiHidden="1"/>
     <w:lsdException w:name="No Spacing" w:uiPriority="1" w:qFormat="1"/>
     <w:lsdException w:name="Light Shading" w:uiPriority="60"/>
@@ -2658,7 +2683,7 @@
     <w:charset w:val="00"/>
     <w:family w:val="swiss"/>
     <w:pitch w:val="variable"/>
-    <w:sig w:usb0="E0002EFF" w:usb1="C000247B" w:usb2="00000009" w:usb3="00000000" w:csb0="000001FF" w:csb1="00000000"/>
+    <w:sig w:usb0="E0002AFF" w:usb1="C000247B" w:usb2="00000009" w:usb3="00000000" w:csb0="000001FF" w:csb1="00000000"/>
   </w:font>
   <w:font w:name="Times New Roman">
     <w:panose1 w:val="02020603050405020304"/>
@@ -2672,7 +2697,7 @@
     <w:charset w:val="00"/>
     <w:family w:val="swiss"/>
     <w:pitch w:val="variable"/>
-    <w:sig w:usb0="E0002EFF" w:usb1="C000785B" w:usb2="00000009" w:usb3="00000000" w:csb0="000001FF" w:csb1="00000000"/>
+    <w:sig w:usb0="E0002EFF" w:usb1="C0007843" w:usb2="00000009" w:usb3="00000000" w:csb0="000001FF" w:csb1="00000000"/>
   </w:font>
   <w:font w:name="Calibri Light">
     <w:panose1 w:val="020F0302020204030204"/>
@@ -2710,6 +2735,7 @@
     <w:rsid w:val="00B43C6A"/>
     <w:rsid w:val="00C65D67"/>
     <w:rsid w:val="00D7081E"/>
+    <w:rsid w:val="00FA51A3"/>
     <w:rsid w:val="00FB003F"/>
   </w:rsids>
   <m:mathPr>
@@ -2856,6 +2882,7 @@
     <w:lsdException w:name="HTML Sample" w:semiHidden="1" w:unhideWhenUsed="1"/>
     <w:lsdException w:name="HTML Typewriter" w:semiHidden="1" w:unhideWhenUsed="1"/>
     <w:lsdException w:name="HTML Variable" w:semiHidden="1" w:unhideWhenUsed="1"/>
+    <w:lsdException w:name="Normal Table" w:semiHidden="1" w:unhideWhenUsed="1"/>
     <w:lsdException w:name="annotation subject" w:semiHidden="1" w:unhideWhenUsed="1"/>
     <w:lsdException w:name="No List" w:semiHidden="1" w:unhideWhenUsed="1"/>
     <w:lsdException w:name="Outline List 1" w:semiHidden="1" w:unhideWhenUsed="1"/>
@@ -2902,8 +2929,10 @@
     <w:lsdException w:name="Table Subtle 2" w:semiHidden="1" w:unhideWhenUsed="1"/>
     <w:lsdException w:name="Table Web 1" w:semiHidden="1" w:unhideWhenUsed="1"/>
     <w:lsdException w:name="Table Web 2" w:semiHidden="1" w:unhideWhenUsed="1"/>
+    <w:lsdException w:name="Table Web 3" w:semiHidden="1" w:unhideWhenUsed="1"/>
     <w:lsdException w:name="Balloon Text" w:semiHidden="1" w:unhideWhenUsed="1"/>
     <w:lsdException w:name="Table Grid" w:uiPriority="39"/>
+    <w:lsdException w:name="Table Theme" w:semiHidden="1" w:unhideWhenUsed="1"/>
     <w:lsdException w:name="Placeholder Text" w:semiHidden="1"/>
     <w:lsdException w:name="No Spacing" w:uiPriority="1" w:qFormat="1"/>
     <w:lsdException w:name="Light Shading" w:uiPriority="60"/>
@@ -3475,7 +3504,7 @@
 </a:theme>
 </file>
 
-<file path=customXml/item1.xml>��< ? x m l   v e r s i o n = " 1 . 0 "   e n c o d i n g = " u t f - 1 6 " ? > < N a v W o r d R e p o r t X m l P a r t   x m l n s = " u r n : m i c r o s o f t - d y n a m i c s - n a v / r e p o r t s / S V A   R e g u l a t i o n   I n c r e a s e / 5 0 0 9 0 / " > +<file path=customXml/item1.xml>��< ? x m l   v e r s i o n = " 1 . 0 "   e n c o d i n g = " u t f - 1 6 " ? > < N a v W o r d R e p o r t X m l P a r t   x m l n s = " u r n : m i c r o s o f t - d y n a m i c s - n a v / r e p o r t s / S V A   R e g u l a t i o n   I n c r e a s e / 5 0 0 2 7 / " >   
      < S V A _ R e g u l a t i o n s >   
@@ -3517,7 +3546,7 @@
  
          < O P o s t c o d e > O P o s t c o d e < / O P o s t c o d e >   
-         < P r e p a i d R e n t N e w > P r e p a i d R e n t N e w   < / P r e p a i d R e n t N e w > +         < P r e p a i d R e n t N e w > P r e p a i d R e n t N e w < / P r e p a i d R e n t N e w >   
          < P r e p a i d R e n t N o w > P r e p a i d R e n t N o w < / P r e p a i d R e n t N o w >   
@@ -3569,9 +3598,9 @@
 </file>
 
 <file path=customXml/itemProps1.xml><?xml version="1.0" encoding="utf-8"?>
-<ds:datastoreItem xmlns:ds="http://schemas.openxmlformats.org/officeDocument/2006/customXml" ds:itemID="{CE1490C0-C78B-47A6-9A4E-6366AC050A10}">
+<ds:datastoreItem xmlns:ds="http://schemas.openxmlformats.org/officeDocument/2006/customXml" ds:itemID="{CC548238-5F73-4212-BDC8-61892837D9A9}">
   <ds:schemaRefs>
-    <ds:schemaRef ds:uri="urn:microsoft-dynamics-nav/reports/SVA Regulation Increase/50090/"/>
+    <ds:schemaRef ds:uri="urn:microsoft-dynamics-nav/reports/SVA Regulation Increase/50027/"/>
   </ds:schemaRefs>
 </ds:datastoreItem>
 </file>
--- a/Layouts/SVA Regulation Increase.docx
+++ b/Layouts/SVA Regulation Increase.docx
@@ -15,14 +15,14 @@
         <w:spacing w:after="0" w:line="240" w:lineRule="auto"/>
         <w:textAlignment w:val="baseline"/>
         <w:rPr>
-          <w:rFonts w:ascii="Arial" w:eastAsia="Times New Roman" w:hAnsi="Arial" w:cs="Arial"/>
+          <w:rFonts w:ascii="Arial" w:hAnsi="Arial" w:eastAsia="Times New Roman" w:cs="Arial"/>
           <w:lang w:val="en-US" w:eastAsia="en-US"/>
         </w:rPr>
       </w:pPr>
       <w:sdt>
         <w:sdtPr>
           <w:rPr>
-            <w:rFonts w:ascii="Arial" w:eastAsia="Times New Roman" w:hAnsi="Arial" w:cs="Arial"/>
+            <w:rFonts w:ascii="Arial" w:hAnsi="Arial" w:eastAsia="Times New Roman" w:cs="Arial"/>
             <w:lang w:val="en-US" w:eastAsia="en-US"/>
           </w:rPr>
           <w:alias w:val="#Nav: /SVA_Regulations/OName1"/>
@@ -38,7 +38,7 @@
         <w:sdtContent>
           <w:r>
             <w:rPr>
-              <w:rFonts w:ascii="Arial" w:eastAsia="Times New Roman" w:hAnsi="Arial" w:cs="Arial"/>
+              <w:rFonts w:ascii="Arial" w:hAnsi="Arial" w:eastAsia="Times New Roman" w:cs="Arial"/>
               <w:lang w:val="en-US" w:eastAsia="en-US"/>
             </w:rPr>
             <w:t>OName1</w:t>
@@ -47,7 +47,7 @@
       </w:sdt>
       <w:r>
         <w:rPr>
-          <w:rFonts w:ascii="Arial" w:eastAsia="Times New Roman" w:hAnsi="Arial" w:cs="Arial"/>
+          <w:rFonts w:ascii="Arial" w:hAnsi="Arial" w:eastAsia="Times New Roman" w:cs="Arial"/>
           <w:lang w:val="en-US" w:eastAsia="en-US"/>
         </w:rPr>
         <w:tab/>
@@ -56,7 +56,7 @@
       <w:proofErr w:type="gramStart"/>
       <w:r>
         <w:rPr>
-          <w:rFonts w:ascii="Arial" w:eastAsia="Times New Roman" w:hAnsi="Arial" w:cs="Arial"/>
+          <w:rFonts w:ascii="Arial" w:hAnsi="Arial" w:eastAsia="Times New Roman" w:cs="Arial"/>
           <w:lang w:val="en-US" w:eastAsia="en-US"/>
         </w:rPr>
         <w:t>…..</w:t>
@@ -64,14 +64,14 @@
       <w:proofErr w:type="gramEnd"/>
       <w:r>
         <w:rPr>
-          <w:rFonts w:ascii="Arial" w:eastAsia="Times New Roman" w:hAnsi="Arial" w:cs="Arial"/>
+          <w:rFonts w:ascii="Arial" w:hAnsi="Arial" w:eastAsia="Times New Roman" w:cs="Arial"/>
           <w:lang w:val="en-US" w:eastAsia="en-US"/>
         </w:rPr>
         <w:t>:</w:t>
       </w:r>
       <w:r>
         <w:rPr>
-          <w:rFonts w:ascii="Arial" w:eastAsia="Times New Roman" w:hAnsi="Arial" w:cs="Arial"/>
+          <w:rFonts w:ascii="Arial" w:hAnsi="Arial" w:eastAsia="Times New Roman" w:cs="Arial"/>
           <w:lang w:val="en-US" w:eastAsia="en-US"/>
         </w:rPr>
         <w:tab/>
@@ -79,28 +79,28 @@
       </w:r>
       <w:r>
         <w:rPr>
-          <w:rFonts w:ascii="Arial" w:eastAsia="Times New Roman" w:hAnsi="Arial" w:cs="Arial"/>
+          <w:rFonts w:ascii="Arial" w:hAnsi="Arial" w:eastAsia="Times New Roman" w:cs="Arial"/>
           <w:lang w:eastAsia="en-US"/>
         </w:rPr>
         <w:fldChar w:fldCharType="begin"/>
       </w:r>
       <w:r>
         <w:rPr>
-          <w:rFonts w:ascii="Arial" w:eastAsia="Times New Roman" w:hAnsi="Arial" w:cs="Arial"/>
+          <w:rFonts w:ascii="Arial" w:hAnsi="Arial" w:eastAsia="Times New Roman" w:cs="Arial"/>
           <w:lang w:eastAsia="en-US"/>
         </w:rPr>
         <w:instrText xml:space="preserve"> TIME  \@ "d. MMMM yyyy" </w:instrText>
       </w:r>
       <w:r>
         <w:rPr>
-          <w:rFonts w:ascii="Arial" w:eastAsia="Times New Roman" w:hAnsi="Arial" w:cs="Arial"/>
+          <w:rFonts w:ascii="Arial" w:hAnsi="Arial" w:eastAsia="Times New Roman" w:cs="Arial"/>
           <w:lang w:eastAsia="en-US"/>
         </w:rPr>
         <w:fldChar w:fldCharType="separate"/>
       </w:r>
       <w:r>
         <w:rPr>
-          <w:rFonts w:ascii="Arial" w:eastAsia="Times New Roman" w:hAnsi="Arial" w:cs="Arial"/>
+          <w:rFonts w:ascii="Arial" w:hAnsi="Arial" w:eastAsia="Times New Roman" w:cs="Arial"/>
           <w:noProof/>
           <w:lang w:eastAsia="en-US"/>
         </w:rPr>
@@ -108,7 +108,7 @@
       </w:r>
       <w:r>
         <w:rPr>
-          <w:rFonts w:ascii="Arial" w:eastAsia="Times New Roman" w:hAnsi="Arial" w:cs="Arial"/>
+          <w:rFonts w:ascii="Arial" w:hAnsi="Arial" w:eastAsia="Times New Roman" w:cs="Arial"/>
           <w:lang w:eastAsia="en-US"/>
         </w:rPr>
         <w:fldChar w:fldCharType="end"/>
@@ -127,14 +127,14 @@
         <w:spacing w:after="0" w:line="240" w:lineRule="auto"/>
         <w:textAlignment w:val="baseline"/>
         <w:rPr>
-          <w:rFonts w:ascii="Arial" w:eastAsia="Times New Roman" w:hAnsi="Arial" w:cs="Arial"/>
+          <w:rFonts w:ascii="Arial" w:hAnsi="Arial" w:eastAsia="Times New Roman" w:cs="Arial"/>
           <w:lang w:val="en-US" w:eastAsia="en-US"/>
         </w:rPr>
       </w:pPr>
       <w:sdt>
         <w:sdtPr>
           <w:rPr>
-            <w:rFonts w:ascii="Arial" w:eastAsia="Times New Roman" w:hAnsi="Arial" w:cs="Arial"/>
+            <w:rFonts w:ascii="Arial" w:hAnsi="Arial" w:eastAsia="Times New Roman" w:cs="Arial"/>
             <w:lang w:val="en-US" w:eastAsia="en-US"/>
           </w:rPr>
           <w:alias w:val="#Nav: /SVA_Regulations/OName2"/>
@@ -150,7 +150,7 @@
         <w:sdtContent>
           <w:r>
             <w:rPr>
-              <w:rFonts w:ascii="Arial" w:eastAsia="Times New Roman" w:hAnsi="Arial" w:cs="Arial"/>
+              <w:rFonts w:ascii="Arial" w:hAnsi="Arial" w:eastAsia="Times New Roman" w:cs="Arial"/>
               <w:lang w:val="en-US" w:eastAsia="en-US"/>
             </w:rPr>
             <w:t>OName2</w:t>
@@ -159,7 +159,7 @@
       </w:sdt>
       <w:r>
         <w:rPr>
-          <w:rFonts w:ascii="Arial" w:eastAsia="Times New Roman" w:hAnsi="Arial" w:cs="Arial"/>
+          <w:rFonts w:ascii="Arial" w:hAnsi="Arial" w:eastAsia="Times New Roman" w:cs="Arial"/>
           <w:lang w:val="en-US" w:eastAsia="en-US"/>
         </w:rPr>
         <w:tab/>
@@ -167,7 +167,7 @@
       <w:proofErr w:type="spellStart"/>
       <w:r>
         <w:rPr>
-          <w:rFonts w:ascii="Arial" w:eastAsia="Times New Roman" w:hAnsi="Arial" w:cs="Arial"/>
+          <w:rFonts w:ascii="Arial" w:hAnsi="Arial" w:eastAsia="Times New Roman" w:cs="Arial"/>
           <w:lang w:val="en-US" w:eastAsia="en-US"/>
         </w:rPr>
         <w:t>Lejemål</w:t>
@@ -175,14 +175,14 @@
       <w:proofErr w:type="spellEnd"/>
       <w:r>
         <w:rPr>
-          <w:rFonts w:ascii="Arial" w:eastAsia="Times New Roman" w:hAnsi="Arial" w:cs="Arial"/>
+          <w:rFonts w:ascii="Arial" w:hAnsi="Arial" w:eastAsia="Times New Roman" w:cs="Arial"/>
           <w:lang w:val="en-US" w:eastAsia="en-US"/>
         </w:rPr>
         <w:t>.:</w:t>
       </w:r>
       <w:r>
         <w:rPr>
-          <w:rFonts w:ascii="Arial" w:eastAsia="Times New Roman" w:hAnsi="Arial" w:cs="Arial"/>
+          <w:rFonts w:ascii="Arial" w:hAnsi="Arial" w:eastAsia="Times New Roman" w:cs="Arial"/>
           <w:lang w:val="en-US" w:eastAsia="en-US"/>
         </w:rPr>
         <w:tab/>
@@ -191,7 +191,7 @@
       <w:sdt>
         <w:sdtPr>
           <w:rPr>
-            <w:rFonts w:ascii="Arial" w:eastAsia="Times New Roman" w:hAnsi="Arial" w:cs="Arial"/>
+            <w:rFonts w:ascii="Arial" w:hAnsi="Arial" w:eastAsia="Times New Roman" w:cs="Arial"/>
             <w:lang w:val="en-US" w:eastAsia="en-US"/>
           </w:rPr>
           <w:alias w:val="#Nav: /SVA_Regulations/TenancyNo"/>
@@ -208,7 +208,7 @@
           <w:proofErr w:type="spellStart"/>
           <w:r>
             <w:rPr>
-              <w:rFonts w:ascii="Arial" w:eastAsia="Times New Roman" w:hAnsi="Arial" w:cs="Arial"/>
+              <w:rFonts w:ascii="Arial" w:hAnsi="Arial" w:eastAsia="Times New Roman" w:cs="Arial"/>
               <w:lang w:val="en-US" w:eastAsia="en-US"/>
             </w:rPr>
             <w:t>TenancyNo</w:t>
@@ -230,14 +230,14 @@
         <w:spacing w:after="0" w:line="240" w:lineRule="auto"/>
         <w:textAlignment w:val="baseline"/>
         <w:rPr>
-          <w:rFonts w:ascii="Arial" w:eastAsia="Times New Roman" w:hAnsi="Arial" w:cs="Arial"/>
+          <w:rFonts w:ascii="Arial" w:hAnsi="Arial" w:eastAsia="Times New Roman" w:cs="Arial"/>
           <w:lang w:val="en-US" w:eastAsia="en-US"/>
         </w:rPr>
       </w:pPr>
       <w:sdt>
         <w:sdtPr>
           <w:rPr>
-            <w:rFonts w:ascii="Arial" w:eastAsia="Times New Roman" w:hAnsi="Arial" w:cs="Arial"/>
+            <w:rFonts w:ascii="Arial" w:hAnsi="Arial" w:eastAsia="Times New Roman" w:cs="Arial"/>
             <w:lang w:val="en-US" w:eastAsia="en-US"/>
           </w:rPr>
           <w:alias w:val="#Nav: /SVA_Regulations/OAddress"/>
@@ -254,7 +254,7 @@
           <w:proofErr w:type="spellStart"/>
           <w:r>
             <w:rPr>
-              <w:rFonts w:ascii="Arial" w:eastAsia="Times New Roman" w:hAnsi="Arial" w:cs="Arial"/>
+              <w:rFonts w:ascii="Arial" w:hAnsi="Arial" w:eastAsia="Times New Roman" w:cs="Arial"/>
               <w:lang w:val="en-US" w:eastAsia="en-US"/>
             </w:rPr>
             <w:t>OAddress</w:t>
@@ -264,7 +264,7 @@
       </w:sdt>
       <w:r>
         <w:rPr>
-          <w:rFonts w:ascii="Arial" w:eastAsia="Times New Roman" w:hAnsi="Arial" w:cs="Arial"/>
+          <w:rFonts w:ascii="Arial" w:hAnsi="Arial" w:eastAsia="Times New Roman" w:cs="Arial"/>
           <w:lang w:val="en-US" w:eastAsia="en-US"/>
         </w:rPr>
         <w:tab/>
@@ -272,7 +272,7 @@
       <w:proofErr w:type="spellStart"/>
       <w:r>
         <w:rPr>
-          <w:rFonts w:ascii="Arial" w:eastAsia="Times New Roman" w:hAnsi="Arial" w:cs="Arial"/>
+          <w:rFonts w:ascii="Arial" w:hAnsi="Arial" w:eastAsia="Times New Roman" w:cs="Arial"/>
           <w:lang w:val="en-US" w:eastAsia="en-US"/>
         </w:rPr>
         <w:t>Kontrakt</w:t>
@@ -280,14 +280,14 @@
       <w:proofErr w:type="spellEnd"/>
       <w:r>
         <w:rPr>
-          <w:rFonts w:ascii="Arial" w:eastAsia="Times New Roman" w:hAnsi="Arial" w:cs="Arial"/>
+          <w:rFonts w:ascii="Arial" w:hAnsi="Arial" w:eastAsia="Times New Roman" w:cs="Arial"/>
           <w:lang w:val="en-US" w:eastAsia="en-US"/>
         </w:rPr>
         <w:t>:</w:t>
       </w:r>
       <w:r>
         <w:rPr>
-          <w:rFonts w:ascii="Arial" w:eastAsia="Times New Roman" w:hAnsi="Arial" w:cs="Arial"/>
+          <w:rFonts w:ascii="Arial" w:hAnsi="Arial" w:eastAsia="Times New Roman" w:cs="Arial"/>
           <w:lang w:val="en-US" w:eastAsia="en-US"/>
         </w:rPr>
         <w:tab/>
@@ -296,7 +296,7 @@
       <w:sdt>
         <w:sdtPr>
           <w:rPr>
-            <w:rFonts w:ascii="Arial" w:eastAsia="Times New Roman" w:hAnsi="Arial" w:cs="Arial"/>
+            <w:rFonts w:ascii="Arial" w:hAnsi="Arial" w:eastAsia="Times New Roman" w:cs="Arial"/>
             <w:lang w:val="en-US" w:eastAsia="en-US"/>
           </w:rPr>
           <w:alias w:val="#Nav: /SVA_Regulations/Onumber"/>
@@ -313,7 +313,7 @@
           <w:proofErr w:type="spellStart"/>
           <w:r>
             <w:rPr>
-              <w:rFonts w:ascii="Arial" w:eastAsia="Times New Roman" w:hAnsi="Arial" w:cs="Arial"/>
+              <w:rFonts w:ascii="Arial" w:hAnsi="Arial" w:eastAsia="Times New Roman" w:cs="Arial"/>
               <w:lang w:val="en-US" w:eastAsia="en-US"/>
             </w:rPr>
             <w:t>Onumber</w:t>
@@ -335,14 +335,14 @@
         <w:spacing w:after="0" w:line="240" w:lineRule="auto"/>
         <w:textAlignment w:val="baseline"/>
         <w:rPr>
-          <w:rFonts w:ascii="Arial" w:eastAsia="Times New Roman" w:hAnsi="Arial" w:cs="Arial"/>
+          <w:rFonts w:ascii="Arial" w:hAnsi="Arial" w:eastAsia="Times New Roman" w:cs="Arial"/>
           <w:lang w:val="en-US" w:eastAsia="en-US"/>
         </w:rPr>
       </w:pPr>
       <w:sdt>
         <w:sdtPr>
           <w:rPr>
-            <w:rFonts w:ascii="Arial" w:eastAsia="Times New Roman" w:hAnsi="Arial" w:cs="Arial"/>
+            <w:rFonts w:ascii="Arial" w:hAnsi="Arial" w:eastAsia="Times New Roman" w:cs="Arial"/>
             <w:lang w:val="en-US" w:eastAsia="en-US"/>
           </w:rPr>
           <w:alias w:val="#Nav: /SVA_Regulations/OAddress2"/>
@@ -358,7 +358,7 @@
         <w:sdtContent>
           <w:r>
             <w:rPr>
-              <w:rFonts w:ascii="Arial" w:eastAsia="Times New Roman" w:hAnsi="Arial" w:cs="Arial"/>
+              <w:rFonts w:ascii="Arial" w:hAnsi="Arial" w:eastAsia="Times New Roman" w:cs="Arial"/>
               <w:lang w:val="en-US" w:eastAsia="en-US"/>
             </w:rPr>
             <w:t>OAddress2</w:t>
@@ -367,7 +367,7 @@
       </w:sdt>
       <w:r>
         <w:rPr>
-          <w:rFonts w:ascii="Arial" w:eastAsia="Times New Roman" w:hAnsi="Arial" w:cs="Arial"/>
+          <w:rFonts w:ascii="Arial" w:hAnsi="Arial" w:eastAsia="Times New Roman" w:cs="Arial"/>
           <w:lang w:val="en-US" w:eastAsia="en-US"/>
         </w:rPr>
         <w:tab/>
@@ -386,14 +386,14 @@
         <w:spacing w:after="0" w:line="240" w:lineRule="auto"/>
         <w:textAlignment w:val="baseline"/>
         <w:rPr>
-          <w:rFonts w:ascii="Arial" w:eastAsia="Times New Roman" w:hAnsi="Arial" w:cs="Arial"/>
+          <w:rFonts w:ascii="Arial" w:hAnsi="Arial" w:eastAsia="Times New Roman" w:cs="Arial"/>
           <w:lang w:val="en-US" w:eastAsia="en-US"/>
         </w:rPr>
       </w:pPr>
       <w:sdt>
         <w:sdtPr>
           <w:rPr>
-            <w:rFonts w:ascii="Arial" w:eastAsia="Times New Roman" w:hAnsi="Arial" w:cs="Arial"/>
+            <w:rFonts w:ascii="Arial" w:hAnsi="Arial" w:eastAsia="Times New Roman" w:cs="Arial"/>
             <w:lang w:val="en-US" w:eastAsia="en-US"/>
           </w:rPr>
           <w:alias w:val="#Nav: /SVA_Regulations/OPostcode"/>
@@ -410,7 +410,7 @@
           <w:proofErr w:type="spellStart"/>
           <w:r>
             <w:rPr>
-              <w:rFonts w:ascii="Arial" w:eastAsia="Times New Roman" w:hAnsi="Arial" w:cs="Arial"/>
+              <w:rFonts w:ascii="Arial" w:hAnsi="Arial" w:eastAsia="Times New Roman" w:cs="Arial"/>
               <w:lang w:val="en-US" w:eastAsia="en-US"/>
             </w:rPr>
             <w:t>OPostcode</w:t>
@@ -420,7 +420,7 @@
       </w:sdt>
       <w:r>
         <w:rPr>
-          <w:rFonts w:ascii="Arial" w:eastAsia="Times New Roman" w:hAnsi="Arial" w:cs="Arial"/>
+          <w:rFonts w:ascii="Arial" w:hAnsi="Arial" w:eastAsia="Times New Roman" w:cs="Arial"/>
           <w:lang w:val="en-US" w:eastAsia="en-US"/>
         </w:rPr>
         <w:t xml:space="preserve">  </w:t>
@@ -428,7 +428,7 @@
       <w:sdt>
         <w:sdtPr>
           <w:rPr>
-            <w:rFonts w:ascii="Arial" w:eastAsia="Times New Roman" w:hAnsi="Arial" w:cs="Arial"/>
+            <w:rFonts w:ascii="Arial" w:hAnsi="Arial" w:eastAsia="Times New Roman" w:cs="Arial"/>
             <w:lang w:val="en-US" w:eastAsia="en-US"/>
           </w:rPr>
           <w:alias w:val="#Nav: /SVA_Regulations/OCity"/>
@@ -445,7 +445,7 @@
           <w:proofErr w:type="spellStart"/>
           <w:r>
             <w:rPr>
-              <w:rFonts w:ascii="Arial" w:eastAsia="Times New Roman" w:hAnsi="Arial" w:cs="Arial"/>
+              <w:rFonts w:ascii="Arial" w:hAnsi="Arial" w:eastAsia="Times New Roman" w:cs="Arial"/>
               <w:lang w:val="en-US" w:eastAsia="en-US"/>
             </w:rPr>
             <w:t>OCity</w:t>
@@ -463,7 +463,7 @@
         <w:spacing w:after="0" w:line="240" w:lineRule="auto"/>
         <w:textAlignment w:val="baseline"/>
         <w:rPr>
-          <w:rFonts w:ascii="Arial" w:eastAsia="Times New Roman" w:hAnsi="Arial" w:cs="Arial"/>
+          <w:rFonts w:ascii="Arial" w:hAnsi="Arial" w:eastAsia="Times New Roman" w:cs="Arial"/>
           <w:lang w:val="en-US" w:eastAsia="en-US"/>
         </w:rPr>
       </w:pPr>
@@ -477,12 +477,12 @@
         <w:spacing w:after="0" w:line="240" w:lineRule="auto"/>
         <w:textAlignment w:val="baseline"/>
         <w:rPr>
-          <w:rFonts w:ascii="Arial" w:eastAsia="Times New Roman" w:hAnsi="Arial" w:cs="Arial"/>
+          <w:rFonts w:ascii="Arial" w:hAnsi="Arial" w:eastAsia="Times New Roman" w:cs="Arial"/>
           <w:b/>
           <w:lang w:val="en-US" w:eastAsia="en-US"/>
         </w:rPr>
       </w:pPr>
-      <w:bookmarkStart w:id="0" w:name="_GoBack"/>
+      <w:bookmarkStart w:name="_GoBack" w:id="0"/>
       <w:bookmarkEnd w:id="0"/>
     </w:p>
     <w:p>
@@ -494,7 +494,7 @@
         <w:spacing w:after="0" w:line="240" w:lineRule="auto"/>
         <w:textAlignment w:val="baseline"/>
         <w:rPr>
-          <w:rFonts w:ascii="Arial" w:eastAsia="Times New Roman" w:hAnsi="Arial" w:cs="Arial"/>
+          <w:rFonts w:ascii="Arial" w:hAnsi="Arial" w:eastAsia="Times New Roman" w:cs="Arial"/>
           <w:b/>
           <w:lang w:val="en-US" w:eastAsia="en-US"/>
         </w:rPr>
@@ -509,14 +509,14 @@
         <w:spacing w:after="0" w:line="240" w:lineRule="auto"/>
         <w:textAlignment w:val="baseline"/>
         <w:rPr>
-          <w:rFonts w:ascii="Arial" w:eastAsia="Times New Roman" w:hAnsi="Arial" w:cs="Arial"/>
+          <w:rFonts w:ascii="Arial" w:hAnsi="Arial" w:eastAsia="Times New Roman" w:cs="Arial"/>
           <w:b/>
           <w:lang w:eastAsia="en-US"/>
         </w:rPr>
       </w:pPr>
       <w:r>
         <w:rPr>
-          <w:rFonts w:ascii="Arial" w:eastAsia="Times New Roman" w:hAnsi="Arial" w:cs="Arial"/>
+          <w:rFonts w:ascii="Arial" w:hAnsi="Arial" w:eastAsia="Times New Roman" w:cs="Arial"/>
           <w:b/>
           <w:lang w:eastAsia="en-US"/>
         </w:rPr>
@@ -525,7 +525,7 @@
       <w:sdt>
         <w:sdtPr>
           <w:rPr>
-            <w:rFonts w:ascii="Arial" w:eastAsia="Times New Roman" w:hAnsi="Arial" w:cs="Arial"/>
+            <w:rFonts w:ascii="Arial" w:hAnsi="Arial" w:eastAsia="Times New Roman" w:cs="Arial"/>
             <w:b/>
             <w:lang w:eastAsia="en-US"/>
           </w:rPr>
@@ -542,7 +542,7 @@
         <w:sdtContent>
           <w:r>
             <w:rPr>
-              <w:rFonts w:ascii="Arial" w:eastAsia="Times New Roman" w:hAnsi="Arial" w:cs="Arial"/>
+              <w:rFonts w:ascii="Arial" w:hAnsi="Arial" w:eastAsia="Times New Roman" w:cs="Arial"/>
               <w:b/>
               <w:lang w:eastAsia="en-US"/>
             </w:rPr>
@@ -552,7 +552,7 @@
       </w:sdt>
       <w:r>
         <w:rPr>
-          <w:rFonts w:ascii="Arial" w:eastAsia="Times New Roman" w:hAnsi="Arial" w:cs="Arial"/>
+          <w:rFonts w:ascii="Arial" w:hAnsi="Arial" w:eastAsia="Times New Roman" w:cs="Arial"/>
           <w:b/>
           <w:lang w:eastAsia="en-US"/>
         </w:rPr>
@@ -561,7 +561,7 @@
       <w:sdt>
         <w:sdtPr>
           <w:rPr>
-            <w:rFonts w:ascii="Arial" w:eastAsia="Times New Roman" w:hAnsi="Arial" w:cs="Arial"/>
+            <w:rFonts w:ascii="Arial" w:hAnsi="Arial" w:eastAsia="Times New Roman" w:cs="Arial"/>
             <w:b/>
             <w:lang w:eastAsia="en-US"/>
           </w:rPr>
@@ -579,7 +579,7 @@
           <w:proofErr w:type="spellStart"/>
           <w:r>
             <w:rPr>
-              <w:rFonts w:ascii="Arial" w:eastAsia="Times New Roman" w:hAnsi="Arial" w:cs="Arial"/>
+              <w:rFonts w:ascii="Arial" w:hAnsi="Arial" w:eastAsia="Times New Roman" w:cs="Arial"/>
               <w:b/>
               <w:lang w:eastAsia="en-US"/>
             </w:rPr>
@@ -590,7 +590,7 @@
       </w:sdt>
       <w:r>
         <w:rPr>
-          <w:rFonts w:ascii="Arial" w:eastAsia="Times New Roman" w:hAnsi="Arial" w:cs="Arial"/>
+          <w:rFonts w:ascii="Arial" w:hAnsi="Arial" w:eastAsia="Times New Roman" w:cs="Arial"/>
           <w:b/>
           <w:lang w:eastAsia="en-US"/>
         </w:rPr>
@@ -599,7 +599,7 @@
       <w:sdt>
         <w:sdtPr>
           <w:rPr>
-            <w:rFonts w:ascii="Arial" w:eastAsia="Times New Roman" w:hAnsi="Arial" w:cs="Arial"/>
+            <w:rFonts w:ascii="Arial" w:hAnsi="Arial" w:eastAsia="Times New Roman" w:cs="Arial"/>
             <w:b/>
             <w:lang w:eastAsia="en-US"/>
           </w:rPr>
@@ -617,7 +617,7 @@
           <w:proofErr w:type="spellStart"/>
           <w:r>
             <w:rPr>
-              <w:rFonts w:ascii="Arial" w:eastAsia="Times New Roman" w:hAnsi="Arial" w:cs="Arial"/>
+              <w:rFonts w:ascii="Arial" w:hAnsi="Arial" w:eastAsia="Times New Roman" w:cs="Arial"/>
               <w:b/>
               <w:lang w:eastAsia="en-US"/>
             </w:rPr>
@@ -636,7 +636,7 @@
         <w:spacing w:after="0" w:line="240" w:lineRule="auto"/>
         <w:textAlignment w:val="baseline"/>
         <w:rPr>
-          <w:rFonts w:ascii="Arial" w:eastAsia="Times New Roman" w:hAnsi="Arial" w:cs="Arial"/>
+          <w:rFonts w:ascii="Arial" w:hAnsi="Arial" w:eastAsia="Times New Roman" w:cs="Arial"/>
           <w:b/>
           <w:lang w:eastAsia="en-US"/>
         </w:rPr>
@@ -651,34 +651,34 @@
         <w:spacing w:after="0" w:line="240" w:lineRule="auto"/>
         <w:textAlignment w:val="baseline"/>
         <w:rPr>
-          <w:rFonts w:ascii="Arial" w:eastAsia="Times New Roman" w:hAnsi="Arial" w:cs="Arial"/>
-          <w:lang w:eastAsia="en-US"/>
-        </w:rPr>
-      </w:pPr>
-      <w:r>
-        <w:rPr>
-          <w:rFonts w:ascii="Arial" w:eastAsia="Times New Roman" w:hAnsi="Arial" w:cs="Arial"/>
+          <w:rFonts w:ascii="Arial" w:hAnsi="Arial" w:eastAsia="Times New Roman" w:cs="Arial"/>
+          <w:lang w:eastAsia="en-US"/>
+        </w:rPr>
+      </w:pPr>
+      <w:r>
+        <w:rPr>
+          <w:rFonts w:ascii="Arial" w:hAnsi="Arial" w:eastAsia="Times New Roman" w:cs="Arial"/>
           <w:lang w:eastAsia="en-US"/>
         </w:rPr>
         <w:t>Med henvisning til bestemmelser i lejekontrakten</w:t>
       </w:r>
       <w:r>
         <w:rPr>
-          <w:rFonts w:ascii="Arial" w:eastAsia="Times New Roman" w:hAnsi="Arial" w:cs="Arial"/>
+          <w:rFonts w:ascii="Arial" w:hAnsi="Arial" w:eastAsia="Times New Roman" w:cs="Arial"/>
           <w:lang w:eastAsia="en-US"/>
         </w:rPr>
         <w:t>,</w:t>
       </w:r>
       <w:r>
         <w:rPr>
-          <w:rFonts w:ascii="Arial" w:eastAsia="Times New Roman" w:hAnsi="Arial" w:cs="Arial"/>
+          <w:rFonts w:ascii="Arial" w:hAnsi="Arial" w:eastAsia="Times New Roman" w:cs="Arial"/>
           <w:lang w:eastAsia="en-US"/>
         </w:rPr>
         <w:t xml:space="preserve"> varsles hermed lejeregulering</w:t>
       </w:r>
       <w:r>
         <w:rPr>
-          <w:rFonts w:ascii="Arial" w:eastAsia="Times New Roman" w:hAnsi="Arial" w:cs="Arial"/>
+          <w:rFonts w:ascii="Arial" w:hAnsi="Arial" w:eastAsia="Times New Roman" w:cs="Arial"/>
           <w:lang w:eastAsia="en-US"/>
         </w:rPr>
         <w:t xml:space="preserve">. </w:t>
@@ -696,27 +696,27 @@
         <w:spacing w:after="0" w:line="240" w:lineRule="auto"/>
         <w:textAlignment w:val="baseline"/>
         <w:rPr>
-          <w:rFonts w:ascii="Arial" w:eastAsia="Times New Roman" w:hAnsi="Arial" w:cs="Arial"/>
-          <w:lang w:eastAsia="en-US"/>
-        </w:rPr>
-      </w:pPr>
-    </w:p>
-    <w:p>
-      <w:pPr>
-        <w:overflowPunct w:val="0"/>
-        <w:autoSpaceDE w:val="0"/>
-        <w:autoSpaceDN w:val="0"/>
-        <w:adjustRightInd w:val="0"/>
-        <w:spacing w:after="0" w:line="240" w:lineRule="auto"/>
-        <w:textAlignment w:val="baseline"/>
-        <w:rPr>
-          <w:rFonts w:ascii="Arial" w:eastAsia="Times New Roman" w:hAnsi="Arial" w:cs="Arial"/>
-          <w:lang w:eastAsia="en-US"/>
-        </w:rPr>
-      </w:pPr>
-      <w:r>
-        <w:rPr>
-          <w:rFonts w:ascii="Arial" w:eastAsia="Times New Roman" w:hAnsi="Arial" w:cs="Arial"/>
+          <w:rFonts w:ascii="Arial" w:hAnsi="Arial" w:eastAsia="Times New Roman" w:cs="Arial"/>
+          <w:lang w:eastAsia="en-US"/>
+        </w:rPr>
+      </w:pPr>
+    </w:p>
+    <w:p>
+      <w:pPr>
+        <w:overflowPunct w:val="0"/>
+        <w:autoSpaceDE w:val="0"/>
+        <w:autoSpaceDN w:val="0"/>
+        <w:adjustRightInd w:val="0"/>
+        <w:spacing w:after="0" w:line="240" w:lineRule="auto"/>
+        <w:textAlignment w:val="baseline"/>
+        <w:rPr>
+          <w:rFonts w:ascii="Arial" w:hAnsi="Arial" w:eastAsia="Times New Roman" w:cs="Arial"/>
+          <w:lang w:eastAsia="en-US"/>
+        </w:rPr>
+      </w:pPr>
+      <w:r>
+        <w:rPr>
+          <w:rFonts w:ascii="Arial" w:hAnsi="Arial" w:eastAsia="Times New Roman" w:cs="Arial"/>
           <w:lang w:eastAsia="en-US"/>
         </w:rPr>
         <w:t xml:space="preserve">Stigningen i den årlige leje udgør </w:t>
@@ -724,7 +724,7 @@
       <w:sdt>
         <w:sdtPr>
           <w:rPr>
-            <w:rFonts w:ascii="Arial" w:eastAsia="Times New Roman" w:hAnsi="Arial" w:cs="Arial"/>
+            <w:rFonts w:ascii="Arial" w:hAnsi="Arial" w:eastAsia="Times New Roman" w:cs="Arial"/>
             <w:lang w:eastAsia="en-US"/>
           </w:rPr>
           <w:alias w:val="#Nav: /SVA_Regulations/ActualRegulation"/>
@@ -741,7 +741,7 @@
           <w:proofErr w:type="spellStart"/>
           <w:r>
             <w:rPr>
-              <w:rFonts w:ascii="Arial" w:eastAsia="Times New Roman" w:hAnsi="Arial" w:cs="Arial"/>
+              <w:rFonts w:ascii="Arial" w:hAnsi="Arial" w:eastAsia="Times New Roman" w:cs="Arial"/>
               <w:lang w:eastAsia="en-US"/>
             </w:rPr>
             <w:t>ActualRegulation</w:t>
@@ -751,7 +751,7 @@
       </w:sdt>
       <w:r>
         <w:rPr>
-          <w:rFonts w:ascii="Arial" w:eastAsia="Times New Roman" w:hAnsi="Arial" w:cs="Arial"/>
+          <w:rFonts w:ascii="Arial" w:hAnsi="Arial" w:eastAsia="Times New Roman" w:cs="Arial"/>
           <w:lang w:eastAsia="en-US"/>
         </w:rPr>
         <w:t>%</w:t>
@@ -766,7 +766,7 @@
         <w:spacing w:after="0" w:line="240" w:lineRule="auto"/>
         <w:textAlignment w:val="baseline"/>
         <w:rPr>
-          <w:rFonts w:ascii="Arial" w:eastAsia="Times New Roman" w:hAnsi="Arial" w:cs="Arial"/>
+          <w:rFonts w:ascii="Arial" w:hAnsi="Arial" w:eastAsia="Times New Roman" w:cs="Arial"/>
           <w:b/>
           <w:lang w:eastAsia="en-US"/>
         </w:rPr>
@@ -781,7 +781,7 @@
         <w:spacing w:after="0" w:line="240" w:lineRule="auto"/>
         <w:textAlignment w:val="baseline"/>
         <w:rPr>
-          <w:rFonts w:ascii="Arial" w:eastAsia="Times New Roman" w:hAnsi="Arial" w:cs="Arial"/>
+          <w:rFonts w:ascii="Arial" w:hAnsi="Arial" w:eastAsia="Times New Roman" w:cs="Arial"/>
           <w:b/>
           <w:lang w:eastAsia="en-US"/>
         </w:rPr>
@@ -796,7 +796,7 @@
         <w:spacing w:after="0" w:line="240" w:lineRule="auto"/>
         <w:textAlignment w:val="baseline"/>
         <w:rPr>
-          <w:rFonts w:ascii="Arial" w:eastAsia="Times New Roman" w:hAnsi="Arial" w:cs="Arial"/>
+          <w:rFonts w:ascii="Arial" w:hAnsi="Arial" w:eastAsia="Times New Roman" w:cs="Arial"/>
           <w:b/>
           <w:lang w:eastAsia="en-US"/>
         </w:rPr>
@@ -811,7 +811,7 @@
         <w:spacing w:after="0" w:line="240" w:lineRule="auto"/>
         <w:textAlignment w:val="baseline"/>
         <w:rPr>
-          <w:rFonts w:ascii="Arial" w:eastAsia="Times New Roman" w:hAnsi="Arial" w:cs="Arial"/>
+          <w:rFonts w:ascii="Arial" w:hAnsi="Arial" w:eastAsia="Times New Roman" w:cs="Arial"/>
           <w:b/>
           <w:lang w:eastAsia="en-US"/>
         </w:rPr>
@@ -826,14 +826,14 @@
         <w:spacing w:after="0" w:line="240" w:lineRule="auto"/>
         <w:textAlignment w:val="baseline"/>
         <w:rPr>
-          <w:rFonts w:ascii="Arial" w:eastAsia="Times New Roman" w:hAnsi="Arial" w:cs="Arial"/>
+          <w:rFonts w:ascii="Arial" w:hAnsi="Arial" w:eastAsia="Times New Roman" w:cs="Arial"/>
           <w:b/>
           <w:lang w:eastAsia="en-US"/>
         </w:rPr>
       </w:pPr>
       <w:r>
         <w:rPr>
-          <w:rFonts w:ascii="Arial" w:eastAsia="Times New Roman" w:hAnsi="Arial" w:cs="Arial"/>
+          <w:rFonts w:ascii="Arial" w:hAnsi="Arial" w:eastAsia="Times New Roman" w:cs="Arial"/>
           <w:b/>
           <w:lang w:eastAsia="en-US"/>
         </w:rPr>
@@ -842,7 +842,7 @@
       <w:sdt>
         <w:sdtPr>
           <w:rPr>
-            <w:rFonts w:ascii="Arial" w:eastAsia="Times New Roman" w:hAnsi="Arial" w:cs="Arial"/>
+            <w:rFonts w:ascii="Arial" w:hAnsi="Arial" w:eastAsia="Times New Roman" w:cs="Arial"/>
             <w:b/>
             <w:lang w:eastAsia="en-US"/>
           </w:rPr>
@@ -860,7 +860,7 @@
           <w:proofErr w:type="spellStart"/>
           <w:r>
             <w:rPr>
-              <w:rFonts w:ascii="Arial" w:eastAsia="Times New Roman" w:hAnsi="Arial" w:cs="Arial"/>
+              <w:rFonts w:ascii="Arial" w:hAnsi="Arial" w:eastAsia="Times New Roman" w:cs="Arial"/>
               <w:b/>
               <w:lang w:eastAsia="en-US"/>
             </w:rPr>
@@ -871,7 +871,7 @@
       </w:sdt>
       <w:r>
         <w:rPr>
-          <w:rFonts w:ascii="Arial" w:eastAsia="Times New Roman" w:hAnsi="Arial" w:cs="Arial"/>
+          <w:rFonts w:ascii="Arial" w:hAnsi="Arial" w:eastAsia="Times New Roman" w:cs="Arial"/>
           <w:b/>
           <w:lang w:eastAsia="en-US"/>
         </w:rPr>
@@ -887,7 +887,7 @@
         <w:spacing w:after="0" w:line="240" w:lineRule="auto"/>
         <w:textAlignment w:val="baseline"/>
         <w:rPr>
-          <w:rFonts w:ascii="Arial" w:eastAsia="Times New Roman" w:hAnsi="Arial" w:cs="Arial"/>
+          <w:rFonts w:ascii="Arial" w:hAnsi="Arial" w:eastAsia="Times New Roman" w:cs="Arial"/>
           <w:b/>
           <w:lang w:eastAsia="en-US"/>
         </w:rPr>
@@ -906,14 +906,14 @@
         <w:spacing w:after="0" w:line="240" w:lineRule="auto"/>
         <w:textAlignment w:val="baseline"/>
         <w:rPr>
-          <w:rFonts w:ascii="Arial" w:eastAsia="Times New Roman" w:hAnsi="Arial" w:cs="Arial"/>
+          <w:rFonts w:ascii="Arial" w:hAnsi="Arial" w:eastAsia="Times New Roman" w:cs="Arial"/>
           <w:b/>
           <w:lang w:eastAsia="en-US"/>
         </w:rPr>
       </w:pPr>
       <w:r>
         <w:rPr>
-          <w:rFonts w:ascii="Arial" w:eastAsia="Times New Roman" w:hAnsi="Arial" w:cs="Arial"/>
+          <w:rFonts w:ascii="Arial" w:hAnsi="Arial" w:eastAsia="Times New Roman" w:cs="Arial"/>
           <w:b/>
           <w:lang w:eastAsia="en-US"/>
         </w:rPr>
@@ -922,7 +922,7 @@
       </w:r>
       <w:r>
         <w:rPr>
-          <w:rFonts w:ascii="Arial" w:eastAsia="Times New Roman" w:hAnsi="Arial" w:cs="Arial"/>
+          <w:rFonts w:ascii="Arial" w:hAnsi="Arial" w:eastAsia="Times New Roman" w:cs="Arial"/>
           <w:b/>
           <w:lang w:eastAsia="en-US"/>
         </w:rPr>
@@ -943,20 +943,20 @@
         <w:spacing w:after="0" w:line="240" w:lineRule="auto"/>
         <w:textAlignment w:val="baseline"/>
         <w:rPr>
-          <w:rFonts w:ascii="Arial" w:eastAsia="Times New Roman" w:hAnsi="Arial" w:cs="Arial"/>
-          <w:lang w:eastAsia="en-US"/>
-        </w:rPr>
-      </w:pPr>
-      <w:r>
-        <w:rPr>
-          <w:rFonts w:ascii="Arial" w:eastAsia="Times New Roman" w:hAnsi="Arial" w:cs="Arial"/>
+          <w:rFonts w:ascii="Arial" w:hAnsi="Arial" w:eastAsia="Times New Roman" w:cs="Arial"/>
+          <w:lang w:eastAsia="en-US"/>
+        </w:rPr>
+      </w:pPr>
+      <w:r>
+        <w:rPr>
+          <w:rFonts w:ascii="Arial" w:hAnsi="Arial" w:eastAsia="Times New Roman" w:cs="Arial"/>
           <w:lang w:eastAsia="en-US"/>
         </w:rPr>
         <w:t>Nuværende beløb</w:t>
       </w:r>
       <w:r>
         <w:rPr>
-          <w:rFonts w:ascii="Arial" w:eastAsia="Times New Roman" w:hAnsi="Arial" w:cs="Arial"/>
+          <w:rFonts w:ascii="Arial" w:hAnsi="Arial" w:eastAsia="Times New Roman" w:cs="Arial"/>
           <w:lang w:eastAsia="en-US"/>
         </w:rPr>
         <w:tab/>
@@ -964,7 +964,7 @@
       <w:sdt>
         <w:sdtPr>
           <w:rPr>
-            <w:rFonts w:ascii="Arial" w:eastAsia="Times New Roman" w:hAnsi="Arial" w:cs="Arial"/>
+            <w:rFonts w:ascii="Arial" w:hAnsi="Arial" w:eastAsia="Times New Roman" w:cs="Arial"/>
             <w:lang w:eastAsia="en-US"/>
           </w:rPr>
           <w:alias w:val="#Nav: /SVA_Regulations/RentYearNow"/>
@@ -981,7 +981,7 @@
           <w:proofErr w:type="spellStart"/>
           <w:r>
             <w:rPr>
-              <w:rFonts w:ascii="Arial" w:eastAsia="Times New Roman" w:hAnsi="Arial" w:cs="Arial"/>
+              <w:rFonts w:ascii="Arial" w:hAnsi="Arial" w:eastAsia="Times New Roman" w:cs="Arial"/>
               <w:lang w:eastAsia="en-US"/>
             </w:rPr>
             <w:t>RentYearNow</w:t>
@@ -991,14 +991,14 @@
       </w:sdt>
       <w:r>
         <w:rPr>
-          <w:rFonts w:ascii="Arial" w:eastAsia="Times New Roman" w:hAnsi="Arial" w:cs="Arial"/>
+          <w:rFonts w:ascii="Arial" w:hAnsi="Arial" w:eastAsia="Times New Roman" w:cs="Arial"/>
           <w:lang w:eastAsia="en-US"/>
         </w:rPr>
         <w:t xml:space="preserve"> kr.</w:t>
       </w:r>
       <w:r>
         <w:rPr>
-          <w:rFonts w:ascii="Arial" w:eastAsia="Times New Roman" w:hAnsi="Arial" w:cs="Arial"/>
+          <w:rFonts w:ascii="Arial" w:hAnsi="Arial" w:eastAsia="Times New Roman" w:cs="Arial"/>
           <w:lang w:eastAsia="en-US"/>
         </w:rPr>
         <w:tab/>
@@ -1006,7 +1006,7 @@
       <w:sdt>
         <w:sdtPr>
           <w:rPr>
-            <w:rFonts w:ascii="Arial" w:eastAsia="Times New Roman" w:hAnsi="Arial" w:cs="Arial"/>
+            <w:rFonts w:ascii="Arial" w:hAnsi="Arial" w:eastAsia="Times New Roman" w:cs="Arial"/>
             <w:lang w:eastAsia="en-US"/>
           </w:rPr>
           <w:alias w:val="#Nav: /SVA_Regulations/RentPerNow"/>
@@ -1023,7 +1023,7 @@
           <w:proofErr w:type="spellStart"/>
           <w:r>
             <w:rPr>
-              <w:rFonts w:ascii="Arial" w:eastAsia="Times New Roman" w:hAnsi="Arial" w:cs="Arial"/>
+              <w:rFonts w:ascii="Arial" w:hAnsi="Arial" w:eastAsia="Times New Roman" w:cs="Arial"/>
               <w:lang w:eastAsia="en-US"/>
             </w:rPr>
             <w:t>RentPerNow</w:t>
@@ -1033,7 +1033,7 @@
       </w:sdt>
       <w:r>
         <w:rPr>
-          <w:rFonts w:ascii="Arial" w:eastAsia="Times New Roman" w:hAnsi="Arial" w:cs="Arial"/>
+          <w:rFonts w:ascii="Arial" w:hAnsi="Arial" w:eastAsia="Times New Roman" w:cs="Arial"/>
           <w:lang w:eastAsia="en-US"/>
         </w:rPr>
         <w:t xml:space="preserve"> kr.</w:t>
@@ -1052,20 +1052,20 @@
         <w:spacing w:after="0" w:line="240" w:lineRule="auto"/>
         <w:textAlignment w:val="baseline"/>
         <w:rPr>
-          <w:rFonts w:ascii="Arial" w:eastAsia="Times New Roman" w:hAnsi="Arial" w:cs="Arial"/>
-          <w:lang w:eastAsia="en-US"/>
-        </w:rPr>
-      </w:pPr>
-      <w:r>
-        <w:rPr>
-          <w:rFonts w:ascii="Arial" w:eastAsia="Times New Roman" w:hAnsi="Arial" w:cs="Arial"/>
+          <w:rFonts w:ascii="Arial" w:hAnsi="Arial" w:eastAsia="Times New Roman" w:cs="Arial"/>
+          <w:lang w:eastAsia="en-US"/>
+        </w:rPr>
+      </w:pPr>
+      <w:r>
+        <w:rPr>
+          <w:rFonts w:ascii="Arial" w:hAnsi="Arial" w:eastAsia="Times New Roman" w:cs="Arial"/>
           <w:lang w:eastAsia="en-US"/>
         </w:rPr>
         <w:t>Regulering</w:t>
       </w:r>
       <w:r>
         <w:rPr>
-          <w:rFonts w:ascii="Arial" w:eastAsia="Times New Roman" w:hAnsi="Arial" w:cs="Arial"/>
+          <w:rFonts w:ascii="Arial" w:hAnsi="Arial" w:eastAsia="Times New Roman" w:cs="Arial"/>
           <w:lang w:eastAsia="en-US"/>
         </w:rPr>
         <w:tab/>
@@ -1073,7 +1073,7 @@
       <w:sdt>
         <w:sdtPr>
           <w:rPr>
-            <w:rFonts w:ascii="Arial" w:eastAsia="Times New Roman" w:hAnsi="Arial" w:cs="Arial"/>
+            <w:rFonts w:ascii="Arial" w:hAnsi="Arial" w:eastAsia="Times New Roman" w:cs="Arial"/>
             <w:lang w:eastAsia="en-US"/>
           </w:rPr>
           <w:alias w:val="#Nav: /SVA_Regulations/RegulationYear"/>
@@ -1090,7 +1090,7 @@
           <w:proofErr w:type="spellStart"/>
           <w:r>
             <w:rPr>
-              <w:rFonts w:ascii="Arial" w:eastAsia="Times New Roman" w:hAnsi="Arial" w:cs="Arial"/>
+              <w:rFonts w:ascii="Arial" w:hAnsi="Arial" w:eastAsia="Times New Roman" w:cs="Arial"/>
               <w:lang w:eastAsia="en-US"/>
             </w:rPr>
             <w:t>RegulationYear</w:t>
@@ -1100,14 +1100,14 @@
       </w:sdt>
       <w:r>
         <w:rPr>
-          <w:rFonts w:ascii="Arial" w:eastAsia="Times New Roman" w:hAnsi="Arial" w:cs="Arial"/>
+          <w:rFonts w:ascii="Arial" w:hAnsi="Arial" w:eastAsia="Times New Roman" w:cs="Arial"/>
           <w:lang w:eastAsia="en-US"/>
         </w:rPr>
         <w:t xml:space="preserve"> kr.</w:t>
       </w:r>
       <w:r>
         <w:rPr>
-          <w:rFonts w:ascii="Arial" w:eastAsia="Times New Roman" w:hAnsi="Arial" w:cs="Arial"/>
+          <w:rFonts w:ascii="Arial" w:hAnsi="Arial" w:eastAsia="Times New Roman" w:cs="Arial"/>
           <w:lang w:eastAsia="en-US"/>
         </w:rPr>
         <w:tab/>
@@ -1115,7 +1115,7 @@
       <w:sdt>
         <w:sdtPr>
           <w:rPr>
-            <w:rFonts w:ascii="Arial" w:eastAsia="Times New Roman" w:hAnsi="Arial" w:cs="Arial"/>
+            <w:rFonts w:ascii="Arial" w:hAnsi="Arial" w:eastAsia="Times New Roman" w:cs="Arial"/>
             <w:lang w:eastAsia="en-US"/>
           </w:rPr>
           <w:alias w:val="#Nav: /SVA_Regulations/RegulationPer"/>
@@ -1132,7 +1132,7 @@
           <w:proofErr w:type="spellStart"/>
           <w:r>
             <w:rPr>
-              <w:rFonts w:ascii="Arial" w:eastAsia="Times New Roman" w:hAnsi="Arial" w:cs="Arial"/>
+              <w:rFonts w:ascii="Arial" w:hAnsi="Arial" w:eastAsia="Times New Roman" w:cs="Arial"/>
               <w:lang w:eastAsia="en-US"/>
             </w:rPr>
             <w:t>RegulationPer</w:t>
@@ -1142,7 +1142,7 @@
       </w:sdt>
       <w:r>
         <w:rPr>
-          <w:rFonts w:ascii="Arial" w:eastAsia="Times New Roman" w:hAnsi="Arial" w:cs="Arial"/>
+          <w:rFonts w:ascii="Arial" w:hAnsi="Arial" w:eastAsia="Times New Roman" w:cs="Arial"/>
           <w:lang w:eastAsia="en-US"/>
         </w:rPr>
         <w:t xml:space="preserve"> kr.</w:t>
@@ -1161,20 +1161,20 @@
         <w:spacing w:after="0" w:line="240" w:lineRule="auto"/>
         <w:textAlignment w:val="baseline"/>
         <w:rPr>
-          <w:rFonts w:ascii="Arial" w:eastAsia="Times New Roman" w:hAnsi="Arial" w:cs="Arial"/>
-          <w:lang w:eastAsia="en-US"/>
-        </w:rPr>
-      </w:pPr>
-      <w:r>
-        <w:rPr>
-          <w:rFonts w:ascii="Arial" w:eastAsia="Times New Roman" w:hAnsi="Arial" w:cs="Arial"/>
+          <w:rFonts w:ascii="Arial" w:hAnsi="Arial" w:eastAsia="Times New Roman" w:cs="Arial"/>
+          <w:lang w:eastAsia="en-US"/>
+        </w:rPr>
+      </w:pPr>
+      <w:r>
+        <w:rPr>
+          <w:rFonts w:ascii="Arial" w:hAnsi="Arial" w:eastAsia="Times New Roman" w:cs="Arial"/>
           <w:lang w:eastAsia="en-US"/>
         </w:rPr>
         <w:t>Fremtidigt beløb</w:t>
       </w:r>
       <w:r>
         <w:rPr>
-          <w:rFonts w:ascii="Arial" w:eastAsia="Times New Roman" w:hAnsi="Arial" w:cs="Arial"/>
+          <w:rFonts w:ascii="Arial" w:hAnsi="Arial" w:eastAsia="Times New Roman" w:cs="Arial"/>
           <w:lang w:eastAsia="en-US"/>
         </w:rPr>
         <w:tab/>
@@ -1182,7 +1182,7 @@
       <w:sdt>
         <w:sdtPr>
           <w:rPr>
-            <w:rFonts w:ascii="Arial" w:eastAsia="Times New Roman" w:hAnsi="Arial" w:cs="Arial"/>
+            <w:rFonts w:ascii="Arial" w:hAnsi="Arial" w:eastAsia="Times New Roman" w:cs="Arial"/>
             <w:lang w:eastAsia="en-US"/>
           </w:rPr>
           <w:alias w:val="#Nav: /SVA_Regulations/RentYearNew"/>
@@ -1199,7 +1199,7 @@
           <w:proofErr w:type="spellStart"/>
           <w:r>
             <w:rPr>
-              <w:rFonts w:ascii="Arial" w:eastAsia="Times New Roman" w:hAnsi="Arial" w:cs="Arial"/>
+              <w:rFonts w:ascii="Arial" w:hAnsi="Arial" w:eastAsia="Times New Roman" w:cs="Arial"/>
               <w:lang w:eastAsia="en-US"/>
             </w:rPr>
             <w:t>RentYearNew</w:t>
@@ -1209,14 +1209,14 @@
       </w:sdt>
       <w:r>
         <w:rPr>
-          <w:rFonts w:ascii="Arial" w:eastAsia="Times New Roman" w:hAnsi="Arial" w:cs="Arial"/>
+          <w:rFonts w:ascii="Arial" w:hAnsi="Arial" w:eastAsia="Times New Roman" w:cs="Arial"/>
           <w:lang w:eastAsia="en-US"/>
         </w:rPr>
         <w:t xml:space="preserve"> kr.</w:t>
       </w:r>
       <w:r>
         <w:rPr>
-          <w:rFonts w:ascii="Arial" w:eastAsia="Times New Roman" w:hAnsi="Arial" w:cs="Arial"/>
+          <w:rFonts w:ascii="Arial" w:hAnsi="Arial" w:eastAsia="Times New Roman" w:cs="Arial"/>
           <w:lang w:eastAsia="en-US"/>
         </w:rPr>
         <w:tab/>
@@ -1224,7 +1224,7 @@
       <w:sdt>
         <w:sdtPr>
           <w:rPr>
-            <w:rFonts w:ascii="Arial" w:eastAsia="Times New Roman" w:hAnsi="Arial" w:cs="Arial"/>
+            <w:rFonts w:ascii="Arial" w:hAnsi="Arial" w:eastAsia="Times New Roman" w:cs="Arial"/>
             <w:lang w:eastAsia="en-US"/>
           </w:rPr>
           <w:alias w:val="#Nav: /SVA_Regulations/RentPerNew"/>
@@ -1241,7 +1241,7 @@
           <w:proofErr w:type="spellStart"/>
           <w:r>
             <w:rPr>
-              <w:rFonts w:ascii="Arial" w:eastAsia="Times New Roman" w:hAnsi="Arial" w:cs="Arial"/>
+              <w:rFonts w:ascii="Arial" w:hAnsi="Arial" w:eastAsia="Times New Roman" w:cs="Arial"/>
               <w:lang w:eastAsia="en-US"/>
             </w:rPr>
             <w:t>RentPerNew</w:t>
@@ -1251,7 +1251,7 @@
       </w:sdt>
       <w:r>
         <w:rPr>
-          <w:rFonts w:ascii="Arial" w:eastAsia="Times New Roman" w:hAnsi="Arial" w:cs="Arial"/>
+          <w:rFonts w:ascii="Arial" w:hAnsi="Arial" w:eastAsia="Times New Roman" w:cs="Arial"/>
           <w:lang w:eastAsia="en-US"/>
         </w:rPr>
         <w:t xml:space="preserve"> kr.</w:t>
@@ -1271,14 +1271,14 @@
         <w:spacing w:after="0" w:line="240" w:lineRule="auto"/>
         <w:textAlignment w:val="baseline"/>
         <w:rPr>
-          <w:rFonts w:ascii="Arial" w:eastAsia="Times New Roman" w:hAnsi="Arial" w:cs="Arial"/>
+          <w:rFonts w:ascii="Arial" w:hAnsi="Arial" w:eastAsia="Times New Roman" w:cs="Arial"/>
           <w:b/>
           <w:lang w:eastAsia="en-US"/>
         </w:rPr>
       </w:pPr>
       <w:r>
         <w:rPr>
-          <w:rFonts w:ascii="Arial" w:eastAsia="Times New Roman" w:hAnsi="Arial" w:cs="Arial"/>
+          <w:rFonts w:ascii="Arial" w:hAnsi="Arial" w:eastAsia="Times New Roman" w:cs="Arial"/>
           <w:b/>
           <w:lang w:eastAsia="en-US"/>
         </w:rPr>
@@ -1301,7 +1301,7 @@
         <w:spacing w:after="0" w:line="240" w:lineRule="auto"/>
         <w:textAlignment w:val="baseline"/>
         <w:rPr>
-          <w:rFonts w:ascii="Arial" w:eastAsia="Times New Roman" w:hAnsi="Arial" w:cs="Arial"/>
+          <w:rFonts w:ascii="Arial" w:hAnsi="Arial" w:eastAsia="Times New Roman" w:cs="Arial"/>
           <w:lang w:eastAsia="en-US"/>
         </w:rPr>
       </w:pPr>
@@ -1320,13 +1320,13 @@
         <w:spacing w:after="0" w:line="240" w:lineRule="auto"/>
         <w:textAlignment w:val="baseline"/>
         <w:rPr>
-          <w:rFonts w:ascii="Arial" w:eastAsia="Times New Roman" w:hAnsi="Arial" w:cs="Arial"/>
-          <w:lang w:eastAsia="en-US"/>
-        </w:rPr>
-      </w:pPr>
-      <w:r>
-        <w:rPr>
-          <w:rFonts w:ascii="Arial" w:eastAsia="Times New Roman" w:hAnsi="Arial" w:cs="Arial"/>
+          <w:rFonts w:ascii="Arial" w:hAnsi="Arial" w:eastAsia="Times New Roman" w:cs="Arial"/>
+          <w:lang w:eastAsia="en-US"/>
+        </w:rPr>
+      </w:pPr>
+      <w:r>
+        <w:rPr>
+          <w:rFonts w:ascii="Arial" w:hAnsi="Arial" w:eastAsia="Times New Roman" w:cs="Arial"/>
           <w:lang w:eastAsia="en-US"/>
         </w:rPr>
         <w:t>I forbindelse med forhøjelsen reguleres depositum således:</w:t>
@@ -1346,7 +1346,7 @@
         <w:spacing w:after="0" w:line="240" w:lineRule="auto"/>
         <w:textAlignment w:val="baseline"/>
         <w:rPr>
-          <w:rFonts w:ascii="Arial" w:eastAsia="Times New Roman" w:hAnsi="Arial" w:cs="Arial"/>
+          <w:rFonts w:ascii="Arial" w:hAnsi="Arial" w:eastAsia="Times New Roman" w:cs="Arial"/>
           <w:lang w:eastAsia="en-US"/>
         </w:rPr>
       </w:pPr>
@@ -1365,34 +1365,34 @@
         <w:spacing w:after="0" w:line="240" w:lineRule="auto"/>
         <w:textAlignment w:val="baseline"/>
         <w:rPr>
-          <w:rFonts w:ascii="Arial" w:eastAsia="Times New Roman" w:hAnsi="Arial" w:cs="Arial"/>
-          <w:lang w:eastAsia="en-US"/>
-        </w:rPr>
-      </w:pPr>
-      <w:r>
-        <w:rPr>
-          <w:rFonts w:ascii="Arial" w:eastAsia="Times New Roman" w:hAnsi="Arial" w:cs="Arial"/>
+          <w:rFonts w:ascii="Arial" w:hAnsi="Arial" w:eastAsia="Times New Roman" w:cs="Arial"/>
+          <w:lang w:eastAsia="en-US"/>
+        </w:rPr>
+      </w:pPr>
+      <w:r>
+        <w:rPr>
+          <w:rFonts w:ascii="Arial" w:hAnsi="Arial" w:eastAsia="Times New Roman" w:cs="Arial"/>
           <w:lang w:eastAsia="en-US"/>
         </w:rPr>
         <w:t>Nuværende depositum</w:t>
       </w:r>
       <w:r>
         <w:rPr>
-          <w:rFonts w:ascii="Arial" w:eastAsia="Times New Roman" w:hAnsi="Arial" w:cs="Arial"/>
+          <w:rFonts w:ascii="Arial" w:hAnsi="Arial" w:eastAsia="Times New Roman" w:cs="Arial"/>
           <w:lang w:eastAsia="en-US"/>
         </w:rPr>
         <w:tab/>
       </w:r>
       <w:r>
         <w:rPr>
-          <w:rFonts w:ascii="Arial" w:eastAsia="Times New Roman" w:hAnsi="Arial" w:cs="Arial"/>
+          <w:rFonts w:ascii="Arial" w:hAnsi="Arial" w:eastAsia="Times New Roman" w:cs="Arial"/>
           <w:lang w:eastAsia="en-US"/>
         </w:rPr>
         <w:tab/>
       </w:r>
       <w:r>
         <w:rPr>
-          <w:rFonts w:ascii="Arial" w:eastAsia="Times New Roman" w:hAnsi="Arial" w:cs="Arial"/>
+          <w:rFonts w:ascii="Arial" w:hAnsi="Arial" w:eastAsia="Times New Roman" w:cs="Arial"/>
           <w:lang w:eastAsia="en-US"/>
         </w:rPr>
         <w:tab/>
@@ -1400,7 +1400,7 @@
       <w:sdt>
         <w:sdtPr>
           <w:rPr>
-            <w:rFonts w:ascii="Arial" w:eastAsia="Times New Roman" w:hAnsi="Arial" w:cs="Arial"/>
+            <w:rFonts w:ascii="Arial" w:hAnsi="Arial" w:eastAsia="Times New Roman" w:cs="Arial"/>
             <w:lang w:eastAsia="en-US"/>
           </w:rPr>
           <w:alias w:val="#Nav: /SVA_Regulations/DepositNow"/>
@@ -1417,7 +1417,7 @@
           <w:proofErr w:type="spellStart"/>
           <w:r>
             <w:rPr>
-              <w:rFonts w:ascii="Arial" w:eastAsia="Times New Roman" w:hAnsi="Arial" w:cs="Arial"/>
+              <w:rFonts w:ascii="Arial" w:hAnsi="Arial" w:eastAsia="Times New Roman" w:cs="Arial"/>
               <w:lang w:eastAsia="en-US"/>
             </w:rPr>
             <w:t>DepositNow</w:t>
@@ -1427,7 +1427,7 @@
       </w:sdt>
       <w:r>
         <w:rPr>
-          <w:rFonts w:ascii="Arial" w:eastAsia="Times New Roman" w:hAnsi="Arial" w:cs="Arial"/>
+          <w:rFonts w:ascii="Arial" w:hAnsi="Arial" w:eastAsia="Times New Roman" w:cs="Arial"/>
           <w:lang w:eastAsia="en-US"/>
         </w:rPr>
         <w:t xml:space="preserve"> kr.</w:t>
@@ -1447,34 +1447,34 @@
         <w:spacing w:after="0" w:line="240" w:lineRule="auto"/>
         <w:textAlignment w:val="baseline"/>
         <w:rPr>
-          <w:rFonts w:ascii="Arial" w:eastAsia="Times New Roman" w:hAnsi="Arial" w:cs="Arial"/>
-          <w:lang w:eastAsia="en-US"/>
-        </w:rPr>
-      </w:pPr>
-      <w:r>
-        <w:rPr>
-          <w:rFonts w:ascii="Arial" w:eastAsia="Times New Roman" w:hAnsi="Arial" w:cs="Arial"/>
+          <w:rFonts w:ascii="Arial" w:hAnsi="Arial" w:eastAsia="Times New Roman" w:cs="Arial"/>
+          <w:lang w:eastAsia="en-US"/>
+        </w:rPr>
+      </w:pPr>
+      <w:r>
+        <w:rPr>
+          <w:rFonts w:ascii="Arial" w:hAnsi="Arial" w:eastAsia="Times New Roman" w:cs="Arial"/>
           <w:lang w:eastAsia="en-US"/>
         </w:rPr>
         <w:t>Regulering der opkræves</w:t>
       </w:r>
       <w:r>
         <w:rPr>
-          <w:rFonts w:ascii="Arial" w:eastAsia="Times New Roman" w:hAnsi="Arial" w:cs="Arial"/>
+          <w:rFonts w:ascii="Arial" w:hAnsi="Arial" w:eastAsia="Times New Roman" w:cs="Arial"/>
           <w:lang w:eastAsia="en-US"/>
         </w:rPr>
         <w:tab/>
       </w:r>
       <w:r>
         <w:rPr>
-          <w:rFonts w:ascii="Arial" w:eastAsia="Times New Roman" w:hAnsi="Arial" w:cs="Arial"/>
+          <w:rFonts w:ascii="Arial" w:hAnsi="Arial" w:eastAsia="Times New Roman" w:cs="Arial"/>
           <w:lang w:eastAsia="en-US"/>
         </w:rPr>
         <w:tab/>
       </w:r>
       <w:r>
         <w:rPr>
-          <w:rFonts w:ascii="Arial" w:eastAsia="Times New Roman" w:hAnsi="Arial" w:cs="Arial"/>
+          <w:rFonts w:ascii="Arial" w:hAnsi="Arial" w:eastAsia="Times New Roman" w:cs="Arial"/>
           <w:lang w:eastAsia="en-US"/>
         </w:rPr>
         <w:tab/>
@@ -1482,7 +1482,7 @@
       <w:sdt>
         <w:sdtPr>
           <w:rPr>
-            <w:rFonts w:ascii="Arial" w:eastAsia="Times New Roman" w:hAnsi="Arial" w:cs="Arial"/>
+            <w:rFonts w:ascii="Arial" w:hAnsi="Arial" w:eastAsia="Times New Roman" w:cs="Arial"/>
             <w:lang w:eastAsia="en-US"/>
           </w:rPr>
           <w:alias w:val="#Nav: /SVA_Regulations/RegulationDeposit"/>
@@ -1499,7 +1499,7 @@
           <w:proofErr w:type="spellStart"/>
           <w:r>
             <w:rPr>
-              <w:rFonts w:ascii="Arial" w:eastAsia="Times New Roman" w:hAnsi="Arial" w:cs="Arial"/>
+              <w:rFonts w:ascii="Arial" w:hAnsi="Arial" w:eastAsia="Times New Roman" w:cs="Arial"/>
               <w:lang w:eastAsia="en-US"/>
             </w:rPr>
             <w:t>RegulationDeposit</w:t>
@@ -1509,7 +1509,7 @@
       </w:sdt>
       <w:r>
         <w:rPr>
-          <w:rFonts w:ascii="Arial" w:eastAsia="Times New Roman" w:hAnsi="Arial" w:cs="Arial"/>
+          <w:rFonts w:ascii="Arial" w:hAnsi="Arial" w:eastAsia="Times New Roman" w:cs="Arial"/>
           <w:lang w:eastAsia="en-US"/>
         </w:rPr>
         <w:t xml:space="preserve"> kr. </w:t>
@@ -1529,34 +1529,34 @@
         <w:spacing w:after="0" w:line="240" w:lineRule="auto"/>
         <w:textAlignment w:val="baseline"/>
         <w:rPr>
-          <w:rFonts w:ascii="Arial" w:eastAsia="Times New Roman" w:hAnsi="Arial" w:cs="Arial"/>
-          <w:lang w:eastAsia="en-US"/>
-        </w:rPr>
-      </w:pPr>
-      <w:r>
-        <w:rPr>
-          <w:rFonts w:ascii="Arial" w:eastAsia="Times New Roman" w:hAnsi="Arial" w:cs="Arial"/>
+          <w:rFonts w:ascii="Arial" w:hAnsi="Arial" w:eastAsia="Times New Roman" w:cs="Arial"/>
+          <w:lang w:eastAsia="en-US"/>
+        </w:rPr>
+      </w:pPr>
+      <w:r>
+        <w:rPr>
+          <w:rFonts w:ascii="Arial" w:hAnsi="Arial" w:eastAsia="Times New Roman" w:cs="Arial"/>
           <w:lang w:eastAsia="en-US"/>
         </w:rPr>
         <w:t>Depositum i alt</w:t>
       </w:r>
       <w:r>
         <w:rPr>
-          <w:rFonts w:ascii="Arial" w:eastAsia="Times New Roman" w:hAnsi="Arial" w:cs="Arial"/>
+          <w:rFonts w:ascii="Arial" w:hAnsi="Arial" w:eastAsia="Times New Roman" w:cs="Arial"/>
           <w:lang w:eastAsia="en-US"/>
         </w:rPr>
         <w:tab/>
       </w:r>
       <w:r>
         <w:rPr>
-          <w:rFonts w:ascii="Arial" w:eastAsia="Times New Roman" w:hAnsi="Arial" w:cs="Arial"/>
+          <w:rFonts w:ascii="Arial" w:hAnsi="Arial" w:eastAsia="Times New Roman" w:cs="Arial"/>
           <w:lang w:eastAsia="en-US"/>
         </w:rPr>
         <w:tab/>
       </w:r>
       <w:r>
         <w:rPr>
-          <w:rFonts w:ascii="Arial" w:eastAsia="Times New Roman" w:hAnsi="Arial" w:cs="Arial"/>
+          <w:rFonts w:ascii="Arial" w:hAnsi="Arial" w:eastAsia="Times New Roman" w:cs="Arial"/>
           <w:lang w:eastAsia="en-US"/>
         </w:rPr>
         <w:tab/>
@@ -1564,7 +1564,7 @@
       <w:sdt>
         <w:sdtPr>
           <w:rPr>
-            <w:rFonts w:ascii="Arial" w:eastAsia="Times New Roman" w:hAnsi="Arial" w:cs="Arial"/>
+            <w:rFonts w:ascii="Arial" w:hAnsi="Arial" w:eastAsia="Times New Roman" w:cs="Arial"/>
             <w:lang w:eastAsia="en-US"/>
           </w:rPr>
           <w:alias w:val="#Nav: /SVA_Regulations/DepositNew"/>
@@ -1581,7 +1581,7 @@
           <w:proofErr w:type="spellStart"/>
           <w:r>
             <w:rPr>
-              <w:rFonts w:ascii="Arial" w:eastAsia="Times New Roman" w:hAnsi="Arial" w:cs="Arial"/>
+              <w:rFonts w:ascii="Arial" w:hAnsi="Arial" w:eastAsia="Times New Roman" w:cs="Arial"/>
               <w:lang w:eastAsia="en-US"/>
             </w:rPr>
             <w:t>DepositNew</w:t>
@@ -1591,7 +1591,7 @@
       </w:sdt>
       <w:r>
         <w:rPr>
-          <w:rFonts w:ascii="Arial" w:eastAsia="Times New Roman" w:hAnsi="Arial" w:cs="Arial"/>
+          <w:rFonts w:ascii="Arial" w:hAnsi="Arial" w:eastAsia="Times New Roman" w:cs="Arial"/>
           <w:lang w:eastAsia="en-US"/>
         </w:rPr>
         <w:t xml:space="preserve"> kr.</w:t>
@@ -1606,13 +1606,13 @@
         <w:spacing w:after="0" w:line="240" w:lineRule="auto"/>
         <w:textAlignment w:val="baseline"/>
         <w:rPr>
-          <w:rFonts w:ascii="Arial" w:eastAsia="Times New Roman" w:hAnsi="Arial" w:cs="Arial"/>
-          <w:lang w:eastAsia="en-US"/>
-        </w:rPr>
-      </w:pPr>
-      <w:r>
-        <w:rPr>
-          <w:rFonts w:ascii="Arial" w:eastAsia="Times New Roman" w:hAnsi="Arial" w:cs="Arial"/>
+          <w:rFonts w:ascii="Arial" w:hAnsi="Arial" w:eastAsia="Times New Roman" w:cs="Arial"/>
+          <w:lang w:eastAsia="en-US"/>
+        </w:rPr>
+      </w:pPr>
+      <w:r>
+        <w:rPr>
+          <w:rFonts w:ascii="Arial" w:hAnsi="Arial" w:eastAsia="Times New Roman" w:cs="Arial"/>
           <w:lang w:eastAsia="en-US"/>
         </w:rPr>
         <w:tab/>
@@ -1632,27 +1632,27 @@
         <w:spacing w:after="0" w:line="240" w:lineRule="auto"/>
         <w:textAlignment w:val="baseline"/>
         <w:rPr>
-          <w:rFonts w:ascii="Arial" w:eastAsia="Times New Roman" w:hAnsi="Arial" w:cs="Arial"/>
-          <w:lang w:eastAsia="en-US"/>
-        </w:rPr>
-      </w:pPr>
-      <w:r>
-        <w:rPr>
-          <w:rFonts w:ascii="Arial" w:eastAsia="Times New Roman" w:hAnsi="Arial" w:cs="Arial"/>
+          <w:rFonts w:ascii="Arial" w:hAnsi="Arial" w:eastAsia="Times New Roman" w:cs="Arial"/>
+          <w:lang w:eastAsia="en-US"/>
+        </w:rPr>
+      </w:pPr>
+      <w:r>
+        <w:rPr>
+          <w:rFonts w:ascii="Arial" w:hAnsi="Arial" w:eastAsia="Times New Roman" w:cs="Arial"/>
           <w:lang w:eastAsia="en-US"/>
         </w:rPr>
         <w:t xml:space="preserve">I forbindelse med forhøjelsen reguleres </w:t>
       </w:r>
       <w:r>
         <w:rPr>
-          <w:rFonts w:ascii="Arial" w:eastAsia="Times New Roman" w:hAnsi="Arial" w:cs="Arial"/>
+          <w:rFonts w:ascii="Arial" w:hAnsi="Arial" w:eastAsia="Times New Roman" w:cs="Arial"/>
           <w:lang w:eastAsia="en-US"/>
         </w:rPr>
         <w:t>forudbetalt leje</w:t>
       </w:r>
       <w:r>
         <w:rPr>
-          <w:rFonts w:ascii="Arial" w:eastAsia="Times New Roman" w:hAnsi="Arial" w:cs="Arial"/>
+          <w:rFonts w:ascii="Arial" w:hAnsi="Arial" w:eastAsia="Times New Roman" w:cs="Arial"/>
           <w:lang w:eastAsia="en-US"/>
         </w:rPr>
         <w:t xml:space="preserve"> således:</w:t>
@@ -1672,7 +1672,7 @@
         <w:spacing w:after="0" w:line="240" w:lineRule="auto"/>
         <w:textAlignment w:val="baseline"/>
         <w:rPr>
-          <w:rFonts w:ascii="Arial" w:eastAsia="Times New Roman" w:hAnsi="Arial" w:cs="Arial"/>
+          <w:rFonts w:ascii="Arial" w:hAnsi="Arial" w:eastAsia="Times New Roman" w:cs="Arial"/>
           <w:lang w:eastAsia="en-US"/>
         </w:rPr>
       </w:pPr>
@@ -1691,41 +1691,41 @@
         <w:spacing w:after="0" w:line="240" w:lineRule="auto"/>
         <w:textAlignment w:val="baseline"/>
         <w:rPr>
-          <w:rFonts w:ascii="Arial" w:eastAsia="Times New Roman" w:hAnsi="Arial" w:cs="Arial"/>
-          <w:lang w:eastAsia="en-US"/>
-        </w:rPr>
-      </w:pPr>
-      <w:r>
-        <w:rPr>
-          <w:rFonts w:ascii="Arial" w:eastAsia="Times New Roman" w:hAnsi="Arial" w:cs="Arial"/>
+          <w:rFonts w:ascii="Arial" w:hAnsi="Arial" w:eastAsia="Times New Roman" w:cs="Arial"/>
+          <w:lang w:eastAsia="en-US"/>
+        </w:rPr>
+      </w:pPr>
+      <w:r>
+        <w:rPr>
+          <w:rFonts w:ascii="Arial" w:hAnsi="Arial" w:eastAsia="Times New Roman" w:cs="Arial"/>
           <w:lang w:eastAsia="en-US"/>
         </w:rPr>
         <w:t xml:space="preserve">Nuværende </w:t>
       </w:r>
       <w:r>
         <w:rPr>
-          <w:rFonts w:ascii="Arial" w:eastAsia="Times New Roman" w:hAnsi="Arial" w:cs="Arial"/>
+          <w:rFonts w:ascii="Arial" w:hAnsi="Arial" w:eastAsia="Times New Roman" w:cs="Arial"/>
           <w:lang w:eastAsia="en-US"/>
         </w:rPr>
         <w:t>forudbetalt leje</w:t>
       </w:r>
       <w:r>
         <w:rPr>
-          <w:rFonts w:ascii="Arial" w:eastAsia="Times New Roman" w:hAnsi="Arial" w:cs="Arial"/>
+          <w:rFonts w:ascii="Arial" w:hAnsi="Arial" w:eastAsia="Times New Roman" w:cs="Arial"/>
           <w:lang w:eastAsia="en-US"/>
         </w:rPr>
         <w:tab/>
       </w:r>
       <w:r>
         <w:rPr>
-          <w:rFonts w:ascii="Arial" w:eastAsia="Times New Roman" w:hAnsi="Arial" w:cs="Arial"/>
+          <w:rFonts w:ascii="Arial" w:hAnsi="Arial" w:eastAsia="Times New Roman" w:cs="Arial"/>
           <w:lang w:eastAsia="en-US"/>
         </w:rPr>
         <w:tab/>
       </w:r>
       <w:r>
         <w:rPr>
-          <w:rFonts w:ascii="Arial" w:eastAsia="Times New Roman" w:hAnsi="Arial" w:cs="Arial"/>
+          <w:rFonts w:ascii="Arial" w:hAnsi="Arial" w:eastAsia="Times New Roman" w:cs="Arial"/>
           <w:lang w:eastAsia="en-US"/>
         </w:rPr>
         <w:tab/>
@@ -1733,7 +1733,7 @@
       <w:sdt>
         <w:sdtPr>
           <w:rPr>
-            <w:rFonts w:ascii="Arial" w:eastAsia="Times New Roman" w:hAnsi="Arial" w:cs="Arial"/>
+            <w:rFonts w:ascii="Arial" w:hAnsi="Arial" w:eastAsia="Times New Roman" w:cs="Arial"/>
             <w:lang w:eastAsia="en-US"/>
           </w:rPr>
           <w:alias w:val="#Nav: /SVA_Regulations/PrepaidRentNow"/>
@@ -1750,7 +1750,7 @@
           <w:proofErr w:type="spellStart"/>
           <w:r>
             <w:rPr>
-              <w:rFonts w:ascii="Arial" w:eastAsia="Times New Roman" w:hAnsi="Arial" w:cs="Arial"/>
+              <w:rFonts w:ascii="Arial" w:hAnsi="Arial" w:eastAsia="Times New Roman" w:cs="Arial"/>
               <w:lang w:eastAsia="en-US"/>
             </w:rPr>
             <w:t>PrepaidRentNow</w:t>
@@ -1760,14 +1760,14 @@
       </w:sdt>
       <w:r>
         <w:rPr>
-          <w:rFonts w:ascii="Arial" w:eastAsia="Times New Roman" w:hAnsi="Arial" w:cs="Arial"/>
+          <w:rFonts w:ascii="Arial" w:hAnsi="Arial" w:eastAsia="Times New Roman" w:cs="Arial"/>
           <w:lang w:eastAsia="en-US"/>
         </w:rPr>
         <w:t xml:space="preserve"> </w:t>
       </w:r>
       <w:r>
         <w:rPr>
-          <w:rFonts w:ascii="Arial" w:eastAsia="Times New Roman" w:hAnsi="Arial" w:cs="Arial"/>
+          <w:rFonts w:ascii="Arial" w:hAnsi="Arial" w:eastAsia="Times New Roman" w:cs="Arial"/>
           <w:lang w:eastAsia="en-US"/>
         </w:rPr>
         <w:t>kr.</w:t>
@@ -1787,41 +1787,41 @@
         <w:spacing w:after="0" w:line="240" w:lineRule="auto"/>
         <w:textAlignment w:val="baseline"/>
         <w:rPr>
-          <w:rFonts w:ascii="Arial" w:eastAsia="Times New Roman" w:hAnsi="Arial" w:cs="Arial"/>
-          <w:lang w:eastAsia="en-US"/>
-        </w:rPr>
-      </w:pPr>
-      <w:r>
-        <w:rPr>
-          <w:rFonts w:ascii="Arial" w:eastAsia="Times New Roman" w:hAnsi="Arial" w:cs="Arial"/>
+          <w:rFonts w:ascii="Arial" w:hAnsi="Arial" w:eastAsia="Times New Roman" w:cs="Arial"/>
+          <w:lang w:eastAsia="en-US"/>
+        </w:rPr>
+      </w:pPr>
+      <w:r>
+        <w:rPr>
+          <w:rFonts w:ascii="Arial" w:hAnsi="Arial" w:eastAsia="Times New Roman" w:cs="Arial"/>
           <w:lang w:eastAsia="en-US"/>
         </w:rPr>
         <w:t>Regulering der opkræ</w:t>
       </w:r>
       <w:r>
         <w:rPr>
-          <w:rFonts w:ascii="Arial" w:eastAsia="Times New Roman" w:hAnsi="Arial" w:cs="Arial"/>
+          <w:rFonts w:ascii="Arial" w:hAnsi="Arial" w:eastAsia="Times New Roman" w:cs="Arial"/>
           <w:lang w:eastAsia="en-US"/>
         </w:rPr>
         <w:t>ves</w:t>
       </w:r>
       <w:r>
         <w:rPr>
-          <w:rFonts w:ascii="Arial" w:eastAsia="Times New Roman" w:hAnsi="Arial" w:cs="Arial"/>
+          <w:rFonts w:ascii="Arial" w:hAnsi="Arial" w:eastAsia="Times New Roman" w:cs="Arial"/>
           <w:lang w:eastAsia="en-US"/>
         </w:rPr>
         <w:tab/>
       </w:r>
       <w:r>
         <w:rPr>
-          <w:rFonts w:ascii="Arial" w:eastAsia="Times New Roman" w:hAnsi="Arial" w:cs="Arial"/>
+          <w:rFonts w:ascii="Arial" w:hAnsi="Arial" w:eastAsia="Times New Roman" w:cs="Arial"/>
           <w:lang w:eastAsia="en-US"/>
         </w:rPr>
         <w:tab/>
       </w:r>
       <w:r>
         <w:rPr>
-          <w:rFonts w:ascii="Arial" w:eastAsia="Times New Roman" w:hAnsi="Arial" w:cs="Arial"/>
+          <w:rFonts w:ascii="Arial" w:hAnsi="Arial" w:eastAsia="Times New Roman" w:cs="Arial"/>
           <w:lang w:eastAsia="en-US"/>
         </w:rPr>
         <w:tab/>
@@ -1829,7 +1829,7 @@
       <w:sdt>
         <w:sdtPr>
           <w:rPr>
-            <w:rFonts w:ascii="Arial" w:eastAsia="Times New Roman" w:hAnsi="Arial" w:cs="Arial"/>
+            <w:rFonts w:ascii="Arial" w:hAnsi="Arial" w:eastAsia="Times New Roman" w:cs="Arial"/>
             <w:lang w:eastAsia="en-US"/>
           </w:rPr>
           <w:alias w:val="#Nav: /SVA_Regulations/RegulationPrepaidrent"/>
@@ -1846,7 +1846,7 @@
           <w:proofErr w:type="spellStart"/>
           <w:r>
             <w:rPr>
-              <w:rFonts w:ascii="Arial" w:eastAsia="Times New Roman" w:hAnsi="Arial" w:cs="Arial"/>
+              <w:rFonts w:ascii="Arial" w:hAnsi="Arial" w:eastAsia="Times New Roman" w:cs="Arial"/>
               <w:lang w:eastAsia="en-US"/>
             </w:rPr>
             <w:t>RegulationPrepaidrent</w:t>
@@ -1856,14 +1856,14 @@
       </w:sdt>
       <w:r>
         <w:rPr>
-          <w:rFonts w:ascii="Arial" w:eastAsia="Times New Roman" w:hAnsi="Arial" w:cs="Arial"/>
+          <w:rFonts w:ascii="Arial" w:hAnsi="Arial" w:eastAsia="Times New Roman" w:cs="Arial"/>
           <w:lang w:eastAsia="en-US"/>
         </w:rPr>
         <w:t xml:space="preserve"> </w:t>
       </w:r>
       <w:r>
         <w:rPr>
-          <w:rFonts w:ascii="Arial" w:eastAsia="Times New Roman" w:hAnsi="Arial" w:cs="Arial"/>
+          <w:rFonts w:ascii="Arial" w:hAnsi="Arial" w:eastAsia="Times New Roman" w:cs="Arial"/>
           <w:lang w:eastAsia="en-US"/>
         </w:rPr>
         <w:t xml:space="preserve">kr. </w:t>
@@ -1883,41 +1883,41 @@
         <w:spacing w:after="0" w:line="240" w:lineRule="auto"/>
         <w:textAlignment w:val="baseline"/>
         <w:rPr>
-          <w:rFonts w:ascii="Arial" w:eastAsia="Times New Roman" w:hAnsi="Arial" w:cs="Arial"/>
-          <w:lang w:eastAsia="en-US"/>
-        </w:rPr>
-      </w:pPr>
-      <w:r>
-        <w:rPr>
-          <w:rFonts w:ascii="Arial" w:eastAsia="Times New Roman" w:hAnsi="Arial" w:cs="Arial"/>
+          <w:rFonts w:ascii="Arial" w:hAnsi="Arial" w:eastAsia="Times New Roman" w:cs="Arial"/>
+          <w:lang w:eastAsia="en-US"/>
+        </w:rPr>
+      </w:pPr>
+      <w:r>
+        <w:rPr>
+          <w:rFonts w:ascii="Arial" w:hAnsi="Arial" w:eastAsia="Times New Roman" w:cs="Arial"/>
           <w:lang w:eastAsia="en-US"/>
         </w:rPr>
         <w:t xml:space="preserve">Forudbetalt leje </w:t>
       </w:r>
       <w:r>
         <w:rPr>
-          <w:rFonts w:ascii="Arial" w:eastAsia="Times New Roman" w:hAnsi="Arial" w:cs="Arial"/>
+          <w:rFonts w:ascii="Arial" w:hAnsi="Arial" w:eastAsia="Times New Roman" w:cs="Arial"/>
           <w:lang w:eastAsia="en-US"/>
         </w:rPr>
         <w:t>i alt</w:t>
       </w:r>
       <w:r>
         <w:rPr>
-          <w:rFonts w:ascii="Arial" w:eastAsia="Times New Roman" w:hAnsi="Arial" w:cs="Arial"/>
+          <w:rFonts w:ascii="Arial" w:hAnsi="Arial" w:eastAsia="Times New Roman" w:cs="Arial"/>
           <w:lang w:eastAsia="en-US"/>
         </w:rPr>
         <w:tab/>
       </w:r>
       <w:r>
         <w:rPr>
-          <w:rFonts w:ascii="Arial" w:eastAsia="Times New Roman" w:hAnsi="Arial" w:cs="Arial"/>
+          <w:rFonts w:ascii="Arial" w:hAnsi="Arial" w:eastAsia="Times New Roman" w:cs="Arial"/>
           <w:lang w:eastAsia="en-US"/>
         </w:rPr>
         <w:tab/>
       </w:r>
       <w:r>
         <w:rPr>
-          <w:rFonts w:ascii="Arial" w:eastAsia="Times New Roman" w:hAnsi="Arial" w:cs="Arial"/>
+          <w:rFonts w:ascii="Arial" w:hAnsi="Arial" w:eastAsia="Times New Roman" w:cs="Arial"/>
           <w:lang w:eastAsia="en-US"/>
         </w:rPr>
         <w:tab/>
@@ -1925,7 +1925,7 @@
       <w:sdt>
         <w:sdtPr>
           <w:rPr>
-            <w:rFonts w:ascii="Arial" w:eastAsia="Times New Roman" w:hAnsi="Arial" w:cs="Arial"/>
+            <w:rFonts w:ascii="Arial" w:hAnsi="Arial" w:eastAsia="Times New Roman" w:cs="Arial"/>
             <w:lang w:eastAsia="en-US"/>
           </w:rPr>
           <w:alias w:val="#Nav: /SVA_Regulations/PrepaidRentNew"/>
@@ -1942,7 +1942,7 @@
           <w:proofErr w:type="spellStart"/>
           <w:r>
             <w:rPr>
-              <w:rFonts w:ascii="Arial" w:eastAsia="Times New Roman" w:hAnsi="Arial" w:cs="Arial"/>
+              <w:rFonts w:ascii="Arial" w:hAnsi="Arial" w:eastAsia="Times New Roman" w:cs="Arial"/>
               <w:lang w:eastAsia="en-US"/>
             </w:rPr>
             <w:t>PrepaidRentNew</w:t>
@@ -1951,7 +1951,7 @@
       </w:sdt>
       <w:r>
         <w:rPr>
-          <w:rFonts w:ascii="Arial" w:eastAsia="Times New Roman" w:hAnsi="Arial" w:cs="Arial"/>
+          <w:rFonts w:ascii="Arial" w:hAnsi="Arial" w:eastAsia="Times New Roman" w:cs="Arial"/>
           <w:lang w:eastAsia="en-US"/>
         </w:rPr>
         <w:t>kr</w:t>
@@ -1959,7 +1959,7 @@
       <w:proofErr w:type="spellEnd"/>
       <w:r>
         <w:rPr>
-          <w:rFonts w:ascii="Arial" w:eastAsia="Times New Roman" w:hAnsi="Arial" w:cs="Arial"/>
+          <w:rFonts w:ascii="Arial" w:hAnsi="Arial" w:eastAsia="Times New Roman" w:cs="Arial"/>
           <w:lang w:eastAsia="en-US"/>
         </w:rPr>
         <w:t>.</w:t>
@@ -1974,13 +1974,13 @@
         <w:spacing w:after="0" w:line="240" w:lineRule="auto"/>
         <w:textAlignment w:val="baseline"/>
         <w:rPr>
-          <w:rFonts w:ascii="Arial" w:eastAsia="Times New Roman" w:hAnsi="Arial" w:cs="Arial"/>
-          <w:lang w:eastAsia="en-US"/>
-        </w:rPr>
-      </w:pPr>
-      <w:r>
-        <w:rPr>
-          <w:rFonts w:ascii="Arial" w:eastAsia="Times New Roman" w:hAnsi="Arial" w:cs="Arial"/>
+          <w:rFonts w:ascii="Arial" w:hAnsi="Arial" w:eastAsia="Times New Roman" w:cs="Arial"/>
+          <w:lang w:eastAsia="en-US"/>
+        </w:rPr>
+      </w:pPr>
+      <w:r>
+        <w:rPr>
+          <w:rFonts w:ascii="Arial" w:hAnsi="Arial" w:eastAsia="Times New Roman" w:cs="Arial"/>
           <w:lang w:eastAsia="en-US"/>
         </w:rPr>
         <w:tab/>
@@ -2000,7 +2000,7 @@
         <w:spacing w:after="0" w:line="240" w:lineRule="auto"/>
         <w:textAlignment w:val="baseline"/>
         <w:rPr>
-          <w:rFonts w:ascii="Arial" w:eastAsia="Times New Roman" w:hAnsi="Arial" w:cs="Arial"/>
+          <w:rFonts w:ascii="Arial" w:hAnsi="Arial" w:eastAsia="Times New Roman" w:cs="Arial"/>
           <w:lang w:eastAsia="en-US"/>
         </w:rPr>
       </w:pPr>
@@ -2019,7 +2019,7 @@
         <w:spacing w:after="0" w:line="240" w:lineRule="auto"/>
         <w:textAlignment w:val="baseline"/>
         <w:rPr>
-          <w:rFonts w:ascii="Arial" w:eastAsia="Times New Roman" w:hAnsi="Arial" w:cs="Arial"/>
+          <w:rFonts w:ascii="Arial" w:hAnsi="Arial" w:eastAsia="Times New Roman" w:cs="Arial"/>
           <w:lang w:eastAsia="en-US"/>
         </w:rPr>
       </w:pPr>
@@ -2038,13 +2038,13 @@
         <w:spacing w:after="0" w:line="240" w:lineRule="auto"/>
         <w:textAlignment w:val="baseline"/>
         <w:rPr>
-          <w:rFonts w:ascii="Arial" w:eastAsia="Times New Roman" w:hAnsi="Arial" w:cs="Arial"/>
-          <w:lang w:eastAsia="en-US"/>
-        </w:rPr>
-      </w:pPr>
-      <w:r>
-        <w:rPr>
-          <w:rFonts w:ascii="Arial" w:eastAsia="Times New Roman" w:hAnsi="Arial" w:cs="Arial"/>
+          <w:rFonts w:ascii="Arial" w:hAnsi="Arial" w:eastAsia="Times New Roman" w:cs="Arial"/>
+          <w:lang w:eastAsia="en-US"/>
+        </w:rPr>
+      </w:pPr>
+      <w:r>
+        <w:rPr>
+          <w:rFonts w:ascii="Arial" w:hAnsi="Arial" w:eastAsia="Times New Roman" w:cs="Arial"/>
           <w:lang w:eastAsia="en-US"/>
         </w:rPr>
         <w:t>Med venlig hilsen</w:t>
@@ -3504,7 +3504,9 @@
 </a:theme>
 </file>
 
-<file path=customXml/item1.xml>��< ? x m l   v e r s i o n = " 1 . 0 "   e n c o d i n g = " u t f - 1 6 " ? > < N a v W o r d R e p o r t X m l P a r t   x m l n s = " u r n : m i c r o s o f t - d y n a m i c s - n a v / r e p o r t s / S V A   R e g u l a t i o n   I n c r e a s e / 5 0 0 2 7 / " > +<file path=customXML/item2.xml>��< ? x m l   v e r s i o n = " 1 . 0 "   e n c o d i n g = " u t f - 1 6 " ? > + 
+ < N a v W o r d R e p o r t X m l P a r t   x m l n s = " u r n : m i c r o s o f t - d y n a m i c s - n a v / r e p o r t s / S V A   R e g u l a t i o n   I n c r e a s e / 5 0 0 2 7 / " >   
      < S V A _ R e g u l a t i o n s >   
@@ -3595,12 +3597,4 @@
      < / C o m p a n y _ I n f o r m a t i o n >   
  < / N a v W o r d R e p o r t X m l P a r t > 
-</file>
-
-<file path=customXml/itemProps1.xml><?xml version="1.0" encoding="utf-8"?>
-<ds:datastoreItem xmlns:ds="http://schemas.openxmlformats.org/officeDocument/2006/customXml" ds:itemID="{CC548238-5F73-4212-BDC8-61892837D9A9}">
-  <ds:schemaRefs>
-    <ds:schemaRef ds:uri="urn:microsoft-dynamics-nav/reports/SVA Regulation Increase/50027/"/>
-  </ds:schemaRefs>
-</ds:datastoreItem>
 </file>
--- a/Layouts/SVA Regulation Increase.docx
+++ b/Layouts/SVA Regulation Increase.docx
@@ -1,6 +1,6 @@
 
 <file path=word/document.xml><?xml version="1.0" encoding="utf-8"?>
-<w:document xmlns:wpc="http://schemas.microsoft.com/office/word/2010/wordprocessingCanvas" xmlns:cx="http://schemas.microsoft.com/office/drawing/2014/chartex" xmlns:cx1="http://schemas.microsoft.com/office/drawing/2015/9/8/chartex" xmlns:cx2="http://schemas.microsoft.com/office/drawing/2015/10/21/chartex" xmlns:cx3="http://schemas.microsoft.com/office/drawing/2016/5/9/chartex" xmlns:cx4="http://schemas.microsoft.com/office/drawing/2016/5/10/chartex" xmlns:cx5="http://schemas.microsoft.com/office/drawing/2016/5/11/chartex" xmlns:cx6="http://schemas.microsoft.com/office/drawing/2016/5/12/chartex" xmlns:cx7="http://schemas.microsoft.com/office/drawing/2016/5/13/chartex" xmlns:cx8="http://schemas.microsoft.com/office/drawing/2016/5/14/chartex" xmlns:mc="http://schemas.openxmlformats.org/markup-compatibility/2006" xmlns:aink="http://schemas.microsoft.com/office/drawing/2016/ink" xmlns:am3d="http://schemas.microsoft.com/office/drawing/2017/model3d" xmlns:o="urn:schemas-microsoft-com:office:office" xmlns:r="http://schemas.openxmlformats.org/officeDocument/2006/relationships" xmlns:m="http://schemas.openxmlformats.org/officeDocument/2006/math" xmlns:v="urn:schemas-microsoft-com:vml" xmlns:wp14="http://schemas.microsoft.com/office/word/2010/wordprocessingDrawing" xmlns:wp="http://schemas.openxmlformats.org/drawingml/2006/wordprocessingDrawing" xmlns:w10="urn:schemas-microsoft-com:office:word" xmlns:w="http://schemas.openxmlformats.org/wordprocessingml/2006/main" xmlns:w14="http://schemas.microsoft.com/office/word/2010/wordml" xmlns:w15="http://schemas.microsoft.com/office/word/2012/wordml" xmlns:w16cid="http://schemas.microsoft.com/office/word/2016/wordml/cid" xmlns:w16se="http://schemas.microsoft.com/office/word/2015/wordml/symex" xmlns:wpg="http://schemas.microsoft.com/office/word/2010/wordprocessingGroup" xmlns:wpi="http://schemas.microsoft.com/office/word/2010/wordprocessingInk" xmlns:wne="http://schemas.microsoft.com/office/word/2006/wordml" xmlns:wps="http://schemas.microsoft.com/office/word/2010/wordprocessingShape" mc:Ignorable="w14 w15 w16se w16cid wp14">
+<w:document xmlns:wpc="http://schemas.microsoft.com/office/word/2010/wordprocessingCanvas" xmlns:cx="http://schemas.microsoft.com/office/drawing/2014/chartex" xmlns:cx1="http://schemas.microsoft.com/office/drawing/2015/9/8/chartex" xmlns:cx2="http://schemas.microsoft.com/office/drawing/2015/10/21/chartex" xmlns:cx3="http://schemas.microsoft.com/office/drawing/2016/5/9/chartex" xmlns:cx4="http://schemas.microsoft.com/office/drawing/2016/5/10/chartex" xmlns:cx5="http://schemas.microsoft.com/office/drawing/2016/5/11/chartex" xmlns:cx6="http://schemas.microsoft.com/office/drawing/2016/5/12/chartex" xmlns:cx7="http://schemas.microsoft.com/office/drawing/2016/5/13/chartex" xmlns:cx8="http://schemas.microsoft.com/office/drawing/2016/5/14/chartex" xmlns:mc="http://schemas.openxmlformats.org/markup-compatibility/2006" xmlns:aink="http://schemas.microsoft.com/office/drawing/2016/ink" xmlns:am3d="http://schemas.microsoft.com/office/drawing/2017/model3d" xmlns:o="urn:schemas-microsoft-com:office:office" xmlns:r="http://schemas.openxmlformats.org/officeDocument/2006/relationships" xmlns:m="http://schemas.openxmlformats.org/officeDocument/2006/math" xmlns:v="urn:schemas-microsoft-com:vml" xmlns:wp14="http://schemas.microsoft.com/office/word/2010/wordprocessingDrawing" xmlns:wp="http://schemas.openxmlformats.org/drawingml/2006/wordprocessingDrawing" xmlns:w10="urn:schemas-microsoft-com:office:word" xmlns:w="http://schemas.openxmlformats.org/wordprocessingml/2006/main" xmlns:w14="http://schemas.microsoft.com/office/word/2010/wordml" xmlns:w15="http://schemas.microsoft.com/office/word/2012/wordml" xmlns:w16cex="http://schemas.microsoft.com/office/word/2018/wordml/cex" xmlns:w16cid="http://schemas.microsoft.com/office/word/2016/wordml/cid" xmlns:w16="http://schemas.microsoft.com/office/word/2018/wordml" xmlns:w16se="http://schemas.microsoft.com/office/word/2015/wordml/symex" xmlns:wpg="http://schemas.microsoft.com/office/word/2010/wordprocessingGroup" xmlns:wpi="http://schemas.microsoft.com/office/word/2010/wordprocessingInk" xmlns:wne="http://schemas.microsoft.com/office/word/2006/wordml" xmlns:wps="http://schemas.microsoft.com/office/word/2010/wordprocessingShape" mc:Ignorable="w14 w15 w16se w16cid w16 w16cex wp14">
   <w:body>
     <w:p>
       <w:pPr>
@@ -26,12 +26,12 @@
             <w:lang w:val="en-US" w:eastAsia="en-US"/>
           </w:rPr>
           <w:alias w:val="#Nav: /SVA_Regulations/OName1"/>
-          <w:tag w:val="#Nav: SVA Regulation Increase/50027"/>
+          <w:tag w:val="#Nav: SVA_Regulation_Increase/50027"/>
           <w:id w:val="1110008705"/>
           <w:placeholder>
             <w:docPart w:val="DefaultPlaceholder_-1854013440"/>
           </w:placeholder>
-          <w:dataBinding w:prefixMappings="xmlns:ns0='urn:microsoft-dynamics-nav/reports/SVA Regulation Increase/50027/'" w:xpath="/ns0:NavWordReportXmlPart[1]/ns0:SVA_Regulations[1]/ns0:OName1[1]" w:storeItemID="{CC548238-5F73-4212-BDC8-61892837D9A9}"/>
+          <w:dataBinding w:prefixMappings="xmlns:ns0='urn:microsoft-dynamics-nav/reports/SVA_Regulation_Increase/50027/'" w:xpath="/ns0:NavWordReportXmlPart[1]/ns0:SVA_Regulations[1]/ns0:OName1[1]" w:storeItemID="{302AB555-5EF5-42BF-825B-20EBAA57C5F3}"/>
           <w:text/>
         </w:sdtPr>
         <w:sdtEndPr/>
@@ -51,29 +51,13 @@
           <w:lang w:val="en-US" w:eastAsia="en-US"/>
         </w:rPr>
         <w:tab/>
-        <w:t>Dato</w:t>
-      </w:r>
-      <w:proofErr w:type="gramStart"/>
+        <w:t>Dato…..:</w:t>
+      </w:r>
       <w:r>
         <w:rPr>
           <w:rFonts w:ascii="Arial" w:hAnsi="Arial" w:eastAsia="Times New Roman" w:cs="Arial"/>
           <w:lang w:val="en-US" w:eastAsia="en-US"/>
         </w:rPr>
-        <w:t>…..</w:t>
-      </w:r>
-      <w:proofErr w:type="gramEnd"/>
-      <w:r>
-        <w:rPr>
-          <w:rFonts w:ascii="Arial" w:hAnsi="Arial" w:eastAsia="Times New Roman" w:cs="Arial"/>
-          <w:lang w:val="en-US" w:eastAsia="en-US"/>
-        </w:rPr>
-        <w:t>:</w:t>
-      </w:r>
-      <w:r>
-        <w:rPr>
-          <w:rFonts w:ascii="Arial" w:hAnsi="Arial" w:eastAsia="Times New Roman" w:cs="Arial"/>
-          <w:lang w:val="en-US" w:eastAsia="en-US"/>
-        </w:rPr>
         <w:tab/>
         <w:t xml:space="preserve"> </w:t>
       </w:r>
@@ -104,7 +88,7 @@
           <w:noProof/>
           <w:lang w:eastAsia="en-US"/>
         </w:rPr>
-        <w:t>10. december 2019</w:t>
+        <w:t>16. november 2020</w:t>
       </w:r>
       <w:r>
         <w:rPr>
@@ -138,12 +122,12 @@
             <w:lang w:val="en-US" w:eastAsia="en-US"/>
           </w:rPr>
           <w:alias w:val="#Nav: /SVA_Regulations/OName2"/>
-          <w:tag w:val="#Nav: SVA Regulation Increase/50027"/>
+          <w:tag w:val="#Nav: SVA_Regulation_Increase/50027"/>
           <w:id w:val="-1591691422"/>
           <w:placeholder>
             <w:docPart w:val="DefaultPlaceholder_-1854013440"/>
           </w:placeholder>
-          <w:dataBinding w:prefixMappings="xmlns:ns0='urn:microsoft-dynamics-nav/reports/SVA Regulation Increase/50027/'" w:xpath="/ns0:NavWordReportXmlPart[1]/ns0:SVA_Regulations[1]/ns0:OName2[1]" w:storeItemID="{CC548238-5F73-4212-BDC8-61892837D9A9}"/>
+          <w:dataBinding w:prefixMappings="xmlns:ns0='urn:microsoft-dynamics-nav/reports/SVA_Regulation_Increase/50027/'" w:xpath="/ns0:NavWordReportXmlPart[1]/ns0:SVA_Regulations[1]/ns0:OName2[1]" w:storeItemID="{302AB555-5EF5-42BF-825B-20EBAA57C5F3}"/>
           <w:text/>
         </w:sdtPr>
         <w:sdtEndPr/>
@@ -163,22 +147,7 @@
           <w:lang w:val="en-US" w:eastAsia="en-US"/>
         </w:rPr>
         <w:tab/>
-      </w:r>
-      <w:proofErr w:type="spellStart"/>
-      <w:r>
-        <w:rPr>
-          <w:rFonts w:ascii="Arial" w:hAnsi="Arial" w:eastAsia="Times New Roman" w:cs="Arial"/>
-          <w:lang w:val="en-US" w:eastAsia="en-US"/>
-        </w:rPr>
-        <w:t>Lejemål</w:t>
-      </w:r>
-      <w:proofErr w:type="spellEnd"/>
-      <w:r>
-        <w:rPr>
-          <w:rFonts w:ascii="Arial" w:hAnsi="Arial" w:eastAsia="Times New Roman" w:cs="Arial"/>
-          <w:lang w:val="en-US" w:eastAsia="en-US"/>
-        </w:rPr>
-        <w:t>.:</w:t>
+        <w:t>Lejemål.:</w:t>
       </w:r>
       <w:r>
         <w:rPr>
@@ -195,17 +164,16 @@
             <w:lang w:val="en-US" w:eastAsia="en-US"/>
           </w:rPr>
           <w:alias w:val="#Nav: /SVA_Regulations/TenancyNo"/>
-          <w:tag w:val="#Nav: SVA Regulation Increase/50027"/>
+          <w:tag w:val="#Nav: SVA_Regulation_Increase/50027"/>
           <w:id w:val="800663584"/>
           <w:placeholder>
             <w:docPart w:val="DefaultPlaceholder_-1854013440"/>
           </w:placeholder>
-          <w:dataBinding w:prefixMappings="xmlns:ns0='urn:microsoft-dynamics-nav/reports/SVA Regulation Increase/50027/'" w:xpath="/ns0:NavWordReportXmlPart[1]/ns0:SVA_Regulations[1]/ns0:TenancyNo[1]" w:storeItemID="{CC548238-5F73-4212-BDC8-61892837D9A9}"/>
+          <w:dataBinding w:prefixMappings="xmlns:ns0='urn:microsoft-dynamics-nav/reports/SVA_Regulation_Increase/50027/'" w:xpath="/ns0:NavWordReportXmlPart[1]/ns0:SVA_Regulations[1]/ns0:TenancyNo[1]" w:storeItemID="{302AB555-5EF5-42BF-825B-20EBAA57C5F3}"/>
           <w:text/>
         </w:sdtPr>
         <w:sdtEndPr/>
         <w:sdtContent>
-          <w:proofErr w:type="spellStart"/>
           <w:r>
             <w:rPr>
               <w:rFonts w:ascii="Arial" w:hAnsi="Arial" w:eastAsia="Times New Roman" w:cs="Arial"/>
@@ -213,7 +181,6 @@
             </w:rPr>
             <w:t>TenancyNo</w:t>
           </w:r>
-          <w:proofErr w:type="spellEnd"/>
         </w:sdtContent>
       </w:sdt>
     </w:p>
@@ -241,17 +208,16 @@
             <w:lang w:val="en-US" w:eastAsia="en-US"/>
           </w:rPr>
           <w:alias w:val="#Nav: /SVA_Regulations/OAddress"/>
-          <w:tag w:val="#Nav: SVA Regulation Increase/50027"/>
+          <w:tag w:val="#Nav: SVA_Regulation_Increase/50027"/>
           <w:id w:val="-1602953364"/>
           <w:placeholder>
             <w:docPart w:val="DefaultPlaceholder_-1854013440"/>
           </w:placeholder>
-          <w:dataBinding w:prefixMappings="xmlns:ns0='urn:microsoft-dynamics-nav/reports/SVA Regulation Increase/50027/'" w:xpath="/ns0:NavWordReportXmlPart[1]/ns0:SVA_Regulations[1]/ns0:OAddress[1]" w:storeItemID="{CC548238-5F73-4212-BDC8-61892837D9A9}"/>
+          <w:dataBinding w:prefixMappings="xmlns:ns0='urn:microsoft-dynamics-nav/reports/SVA_Regulation_Increase/50027/'" w:xpath="/ns0:NavWordReportXmlPart[1]/ns0:SVA_Regulations[1]/ns0:OAddress[1]" w:storeItemID="{302AB555-5EF5-42BF-825B-20EBAA57C5F3}"/>
           <w:text/>
         </w:sdtPr>
         <w:sdtEndPr/>
         <w:sdtContent>
-          <w:proofErr w:type="spellStart"/>
           <w:r>
             <w:rPr>
               <w:rFonts w:ascii="Arial" w:hAnsi="Arial" w:eastAsia="Times New Roman" w:cs="Arial"/>
@@ -259,7 +225,6 @@
             </w:rPr>
             <w:t>OAddress</w:t>
           </w:r>
-          <w:proofErr w:type="spellEnd"/>
         </w:sdtContent>
       </w:sdt>
       <w:r>
@@ -268,22 +233,7 @@
           <w:lang w:val="en-US" w:eastAsia="en-US"/>
         </w:rPr>
         <w:tab/>
-      </w:r>
-      <w:proofErr w:type="spellStart"/>
-      <w:r>
-        <w:rPr>
-          <w:rFonts w:ascii="Arial" w:hAnsi="Arial" w:eastAsia="Times New Roman" w:cs="Arial"/>
-          <w:lang w:val="en-US" w:eastAsia="en-US"/>
-        </w:rPr>
-        <w:t>Kontrakt</w:t>
-      </w:r>
-      <w:proofErr w:type="spellEnd"/>
-      <w:r>
-        <w:rPr>
-          <w:rFonts w:ascii="Arial" w:hAnsi="Arial" w:eastAsia="Times New Roman" w:cs="Arial"/>
-          <w:lang w:val="en-US" w:eastAsia="en-US"/>
-        </w:rPr>
-        <w:t>:</w:t>
+        <w:t>Kontrakt:</w:t>
       </w:r>
       <w:r>
         <w:rPr>
@@ -300,17 +250,16 @@
             <w:lang w:val="en-US" w:eastAsia="en-US"/>
           </w:rPr>
           <w:alias w:val="#Nav: /SVA_Regulations/Onumber"/>
-          <w:tag w:val="#Nav: SVA Regulation Increase/50027"/>
+          <w:tag w:val="#Nav: SVA_Regulation_Increase/50027"/>
           <w:id w:val="1540633193"/>
           <w:placeholder>
             <w:docPart w:val="DefaultPlaceholder_-1854013440"/>
           </w:placeholder>
-          <w:dataBinding w:prefixMappings="xmlns:ns0='urn:microsoft-dynamics-nav/reports/SVA Regulation Increase/50027/'" w:xpath="/ns0:NavWordReportXmlPart[1]/ns0:SVA_Regulations[1]/ns0:Onumber[1]" w:storeItemID="{CC548238-5F73-4212-BDC8-61892837D9A9}"/>
+          <w:dataBinding w:prefixMappings="xmlns:ns0='urn:microsoft-dynamics-nav/reports/SVA_Regulation_Increase/50027/'" w:xpath="/ns0:NavWordReportXmlPart[1]/ns0:SVA_Regulations[1]/ns0:Onumber[1]" w:storeItemID="{302AB555-5EF5-42BF-825B-20EBAA57C5F3}"/>
           <w:text/>
         </w:sdtPr>
         <w:sdtEndPr/>
         <w:sdtContent>
-          <w:proofErr w:type="spellStart"/>
           <w:r>
             <w:rPr>
               <w:rFonts w:ascii="Arial" w:hAnsi="Arial" w:eastAsia="Times New Roman" w:cs="Arial"/>
@@ -318,7 +267,6 @@
             </w:rPr>
             <w:t>Onumber</w:t>
           </w:r>
-          <w:proofErr w:type="spellEnd"/>
         </w:sdtContent>
       </w:sdt>
     </w:p>
@@ -346,12 +294,12 @@
             <w:lang w:val="en-US" w:eastAsia="en-US"/>
           </w:rPr>
           <w:alias w:val="#Nav: /SVA_Regulations/OAddress2"/>
-          <w:tag w:val="#Nav: SVA Regulation Increase/50027"/>
+          <w:tag w:val="#Nav: SVA_Regulation_Increase/50027"/>
           <w:id w:val="-1920631588"/>
           <w:placeholder>
             <w:docPart w:val="DefaultPlaceholder_-1854013440"/>
           </w:placeholder>
-          <w:dataBinding w:prefixMappings="xmlns:ns0='urn:microsoft-dynamics-nav/reports/SVA Regulation Increase/50027/'" w:xpath="/ns0:NavWordReportXmlPart[1]/ns0:SVA_Regulations[1]/ns0:OAddress2[1]" w:storeItemID="{CC548238-5F73-4212-BDC8-61892837D9A9}"/>
+          <w:dataBinding w:prefixMappings="xmlns:ns0='urn:microsoft-dynamics-nav/reports/SVA_Regulation_Increase/50027/'" w:xpath="/ns0:NavWordReportXmlPart[1]/ns0:SVA_Regulations[1]/ns0:OAddress2[1]" w:storeItemID="{302AB555-5EF5-42BF-825B-20EBAA57C5F3}"/>
           <w:text/>
         </w:sdtPr>
         <w:sdtEndPr/>
@@ -397,17 +345,16 @@
             <w:lang w:val="en-US" w:eastAsia="en-US"/>
           </w:rPr>
           <w:alias w:val="#Nav: /SVA_Regulations/OPostcode"/>
-          <w:tag w:val="#Nav: SVA Regulation Increase/50027"/>
+          <w:tag w:val="#Nav: SVA_Regulation_Increase/50027"/>
           <w:id w:val="1818374645"/>
           <w:placeholder>
             <w:docPart w:val="DefaultPlaceholder_-1854013440"/>
           </w:placeholder>
-          <w:dataBinding w:prefixMappings="xmlns:ns0='urn:microsoft-dynamics-nav/reports/SVA Regulation Increase/50027/'" w:xpath="/ns0:NavWordReportXmlPart[1]/ns0:SVA_Regulations[1]/ns0:OPostcode[1]" w:storeItemID="{CC548238-5F73-4212-BDC8-61892837D9A9}"/>
+          <w:dataBinding w:prefixMappings="xmlns:ns0='urn:microsoft-dynamics-nav/reports/SVA_Regulation_Increase/50027/'" w:xpath="/ns0:NavWordReportXmlPart[1]/ns0:SVA_Regulations[1]/ns0:OPostcode[1]" w:storeItemID="{302AB555-5EF5-42BF-825B-20EBAA57C5F3}"/>
           <w:text/>
         </w:sdtPr>
         <w:sdtEndPr/>
         <w:sdtContent>
-          <w:proofErr w:type="spellStart"/>
           <w:r>
             <w:rPr>
               <w:rFonts w:ascii="Arial" w:hAnsi="Arial" w:eastAsia="Times New Roman" w:cs="Arial"/>
@@ -415,7 +362,6 @@
             </w:rPr>
             <w:t>OPostcode</w:t>
           </w:r>
-          <w:proofErr w:type="spellEnd"/>
         </w:sdtContent>
       </w:sdt>
       <w:r>
@@ -432,17 +378,16 @@
             <w:lang w:val="en-US" w:eastAsia="en-US"/>
           </w:rPr>
           <w:alias w:val="#Nav: /SVA_Regulations/OCity"/>
-          <w:tag w:val="#Nav: SVA Regulation Increase/50027"/>
+          <w:tag w:val="#Nav: SVA_Regulation_Increase/50027"/>
           <w:id w:val="-1035724279"/>
           <w:placeholder>
             <w:docPart w:val="DefaultPlaceholder_-1854013440"/>
           </w:placeholder>
-          <w:dataBinding w:prefixMappings="xmlns:ns0='urn:microsoft-dynamics-nav/reports/SVA Regulation Increase/50027/'" w:xpath="/ns0:NavWordReportXmlPart[1]/ns0:SVA_Regulations[1]/ns0:OCity[1]" w:storeItemID="{CC548238-5F73-4212-BDC8-61892837D9A9}"/>
+          <w:dataBinding w:prefixMappings="xmlns:ns0='urn:microsoft-dynamics-nav/reports/SVA_Regulation_Increase/50027/'" w:xpath="/ns0:NavWordReportXmlPart[1]/ns0:SVA_Regulations[1]/ns0:OCity[1]" w:storeItemID="{302AB555-5EF5-42BF-825B-20EBAA57C5F3}"/>
           <w:text/>
         </w:sdtPr>
         <w:sdtEndPr/>
         <w:sdtContent>
-          <w:proofErr w:type="spellStart"/>
           <w:r>
             <w:rPr>
               <w:rFonts w:ascii="Arial" w:hAnsi="Arial" w:eastAsia="Times New Roman" w:cs="Arial"/>
@@ -450,7 +395,6 @@
             </w:rPr>
             <w:t>OCity</w:t>
           </w:r>
-          <w:proofErr w:type="spellEnd"/>
         </w:sdtContent>
       </w:sdt>
     </w:p>
@@ -482,8 +426,6 @@
           <w:lang w:val="en-US" w:eastAsia="en-US"/>
         </w:rPr>
       </w:pPr>
-      <w:bookmarkStart w:name="_GoBack" w:id="0"/>
-      <w:bookmarkEnd w:id="0"/>
     </w:p>
     <w:p>
       <w:pPr>
@@ -530,12 +472,12 @@
             <w:lang w:eastAsia="en-US"/>
           </w:rPr>
           <w:alias w:val="#Nav: /SVA_Regulations/TAddress1"/>
-          <w:tag w:val="#Nav: SVA Regulation Increase/50027"/>
+          <w:tag w:val="#Nav: SVA_Regulation_Increase/50027"/>
           <w:id w:val="535703250"/>
           <w:placeholder>
             <w:docPart w:val="DefaultPlaceholder_-1854013440"/>
           </w:placeholder>
-          <w:dataBinding w:prefixMappings="xmlns:ns0='urn:microsoft-dynamics-nav/reports/SVA Regulation Increase/50027/'" w:xpath="/ns0:NavWordReportXmlPart[1]/ns0:SVA_Regulations[1]/ns0:TAddress1[1]" w:storeItemID="{CC548238-5F73-4212-BDC8-61892837D9A9}"/>
+          <w:dataBinding w:prefixMappings="xmlns:ns0='urn:microsoft-dynamics-nav/reports/SVA_Regulation_Increase/50027/'" w:xpath="/ns0:NavWordReportXmlPart[1]/ns0:SVA_Regulations[1]/ns0:TAddress1[1]" w:storeItemID="{302AB555-5EF5-42BF-825B-20EBAA57C5F3}"/>
           <w:text/>
         </w:sdtPr>
         <w:sdtEndPr/>
@@ -566,17 +508,16 @@
             <w:lang w:eastAsia="en-US"/>
           </w:rPr>
           <w:alias w:val="#Nav: /SVA_Regulations/TPostcode"/>
-          <w:tag w:val="#Nav: SVA Regulation Increase/50027"/>
+          <w:tag w:val="#Nav: SVA_Regulation_Increase/50027"/>
           <w:id w:val="2011164792"/>
           <w:placeholder>
             <w:docPart w:val="DefaultPlaceholder_-1854013440"/>
           </w:placeholder>
-          <w:dataBinding w:prefixMappings="xmlns:ns0='urn:microsoft-dynamics-nav/reports/SVA Regulation Increase/50027/'" w:xpath="/ns0:NavWordReportXmlPart[1]/ns0:SVA_Regulations[1]/ns0:TPostcode[1]" w:storeItemID="{CC548238-5F73-4212-BDC8-61892837D9A9}"/>
+          <w:dataBinding w:prefixMappings="xmlns:ns0='urn:microsoft-dynamics-nav/reports/SVA_Regulation_Increase/50027/'" w:xpath="/ns0:NavWordReportXmlPart[1]/ns0:SVA_Regulations[1]/ns0:TPostcode[1]" w:storeItemID="{302AB555-5EF5-42BF-825B-20EBAA57C5F3}"/>
           <w:text/>
         </w:sdtPr>
         <w:sdtEndPr/>
         <w:sdtContent>
-          <w:proofErr w:type="spellStart"/>
           <w:r>
             <w:rPr>
               <w:rFonts w:ascii="Arial" w:hAnsi="Arial" w:eastAsia="Times New Roman" w:cs="Arial"/>
@@ -585,7 +526,6 @@
             </w:rPr>
             <w:t>TPostcode</w:t>
           </w:r>
-          <w:proofErr w:type="spellEnd"/>
         </w:sdtContent>
       </w:sdt>
       <w:r>
@@ -604,17 +544,16 @@
             <w:lang w:eastAsia="en-US"/>
           </w:rPr>
           <w:alias w:val="#Nav: /SVA_Regulations/TCity"/>
-          <w:tag w:val="#Nav: SVA Regulation Increase/50027"/>
+          <w:tag w:val="#Nav: SVA_Regulation_Increase/50027"/>
           <w:id w:val="-1676951733"/>
           <w:placeholder>
             <w:docPart w:val="DefaultPlaceholder_-1854013440"/>
           </w:placeholder>
-          <w:dataBinding w:prefixMappings="xmlns:ns0='urn:microsoft-dynamics-nav/reports/SVA Regulation Increase/50027/'" w:xpath="/ns0:NavWordReportXmlPart[1]/ns0:SVA_Regulations[1]/ns0:TCity[1]" w:storeItemID="{CC548238-5F73-4212-BDC8-61892837D9A9}"/>
+          <w:dataBinding w:prefixMappings="xmlns:ns0='urn:microsoft-dynamics-nav/reports/SVA_Regulation_Increase/50027/'" w:xpath="/ns0:NavWordReportXmlPart[1]/ns0:SVA_Regulations[1]/ns0:TCity[1]" w:storeItemID="{302AB555-5EF5-42BF-825B-20EBAA57C5F3}"/>
           <w:text/>
         </w:sdtPr>
         <w:sdtEndPr/>
         <w:sdtContent>
-          <w:proofErr w:type="spellStart"/>
           <w:r>
             <w:rPr>
               <w:rFonts w:ascii="Arial" w:hAnsi="Arial" w:eastAsia="Times New Roman" w:cs="Arial"/>
@@ -623,7 +562,6 @@
             </w:rPr>
             <w:t>TCity</w:t>
           </w:r>
-          <w:proofErr w:type="spellEnd"/>
         </w:sdtContent>
       </w:sdt>
     </w:p>
@@ -728,17 +666,16 @@
             <w:lang w:eastAsia="en-US"/>
           </w:rPr>
           <w:alias w:val="#Nav: /SVA_Regulations/ActualRegulation"/>
-          <w:tag w:val="#Nav: SVA Regulation Increase/50027"/>
+          <w:tag w:val="#Nav: SVA_Regulation_Increase/50027"/>
           <w:id w:val="-1042897227"/>
           <w:placeholder>
             <w:docPart w:val="DefaultPlaceholder_-1854013440"/>
           </w:placeholder>
-          <w:dataBinding w:prefixMappings="xmlns:ns0='urn:microsoft-dynamics-nav/reports/SVA Regulation Increase/50027/'" w:xpath="/ns0:NavWordReportXmlPart[1]/ns0:SVA_Regulations[1]/ns0:ActualRegulation[1]" w:storeItemID="{CC548238-5F73-4212-BDC8-61892837D9A9}"/>
+          <w:dataBinding w:prefixMappings="xmlns:ns0='urn:microsoft-dynamics-nav/reports/SVA_Regulation_Increase/50027/'" w:xpath="/ns0:NavWordReportXmlPart[1]/ns0:SVA_Regulations[1]/ns0:ActualRegulation[1]" w:storeItemID="{302AB555-5EF5-42BF-825B-20EBAA57C5F3}"/>
           <w:text/>
         </w:sdtPr>
         <w:sdtEndPr/>
         <w:sdtContent>
-          <w:proofErr w:type="spellStart"/>
           <w:r>
             <w:rPr>
               <w:rFonts w:ascii="Arial" w:hAnsi="Arial" w:eastAsia="Times New Roman" w:cs="Arial"/>
@@ -746,7 +683,6 @@
             </w:rPr>
             <w:t>ActualRegulation</w:t>
           </w:r>
-          <w:proofErr w:type="spellEnd"/>
         </w:sdtContent>
       </w:sdt>
       <w:r>
@@ -847,17 +783,16 @@
             <w:lang w:eastAsia="en-US"/>
           </w:rPr>
           <w:alias w:val="#Nav: /SVA_Regulations/Regulationdate"/>
-          <w:tag w:val="#Nav: SVA Regulation Increase/50027"/>
+          <w:tag w:val="#Nav: SVA_Regulation_Increase/50027"/>
           <w:id w:val="-1078597765"/>
           <w:placeholder>
             <w:docPart w:val="DefaultPlaceholder_-1854013440"/>
           </w:placeholder>
-          <w:dataBinding w:prefixMappings="xmlns:ns0='urn:microsoft-dynamics-nav/reports/SVA Regulation Increase/50027/'" w:xpath="/ns0:NavWordReportXmlPart[1]/ns0:SVA_Regulations[1]/ns0:Regulationdate[1]" w:storeItemID="{CC548238-5F73-4212-BDC8-61892837D9A9}"/>
+          <w:dataBinding w:prefixMappings="xmlns:ns0='urn:microsoft-dynamics-nav/reports/SVA_Regulation_Increase/50027/'" w:xpath="/ns0:NavWordReportXmlPart[1]/ns0:SVA_Regulations[1]/ns0:Regulationdate[1]" w:storeItemID="{302AB555-5EF5-42BF-825B-20EBAA57C5F3}"/>
           <w:text/>
         </w:sdtPr>
         <w:sdtEndPr/>
         <w:sdtContent>
-          <w:proofErr w:type="spellStart"/>
           <w:r>
             <w:rPr>
               <w:rFonts w:ascii="Arial" w:hAnsi="Arial" w:eastAsia="Times New Roman" w:cs="Arial"/>
@@ -866,7 +801,6 @@
             </w:rPr>
             <w:t>Regulationdate</w:t>
           </w:r>
-          <w:proofErr w:type="spellEnd"/>
         </w:sdtContent>
       </w:sdt>
       <w:r>
@@ -968,17 +902,16 @@
             <w:lang w:eastAsia="en-US"/>
           </w:rPr>
           <w:alias w:val="#Nav: /SVA_Regulations/RentYearNow"/>
-          <w:tag w:val="#Nav: SVA Regulation Increase/50027"/>
+          <w:tag w:val="#Nav: SVA_Regulation_Increase/50027"/>
           <w:id w:val="-1058015184"/>
           <w:placeholder>
             <w:docPart w:val="DefaultPlaceholder_-1854013440"/>
           </w:placeholder>
-          <w:dataBinding w:prefixMappings="xmlns:ns0='urn:microsoft-dynamics-nav/reports/SVA Regulation Increase/50027/'" w:xpath="/ns0:NavWordReportXmlPart[1]/ns0:SVA_Regulations[1]/ns0:RentYearNow[1]" w:storeItemID="{CC548238-5F73-4212-BDC8-61892837D9A9}"/>
+          <w:dataBinding w:prefixMappings="xmlns:ns0='urn:microsoft-dynamics-nav/reports/SVA_Regulation_Increase/50027/'" w:xpath="/ns0:NavWordReportXmlPart[1]/ns0:SVA_Regulations[1]/ns0:RentYearNow[1]" w:storeItemID="{302AB555-5EF5-42BF-825B-20EBAA57C5F3}"/>
           <w:text/>
         </w:sdtPr>
         <w:sdtEndPr/>
         <w:sdtContent>
-          <w:proofErr w:type="spellStart"/>
           <w:r>
             <w:rPr>
               <w:rFonts w:ascii="Arial" w:hAnsi="Arial" w:eastAsia="Times New Roman" w:cs="Arial"/>
@@ -986,7 +919,6 @@
             </w:rPr>
             <w:t>RentYearNow</w:t>
           </w:r>
-          <w:proofErr w:type="spellEnd"/>
         </w:sdtContent>
       </w:sdt>
       <w:r>
@@ -1010,17 +942,16 @@
             <w:lang w:eastAsia="en-US"/>
           </w:rPr>
           <w:alias w:val="#Nav: /SVA_Regulations/RentPerNow"/>
-          <w:tag w:val="#Nav: SVA Regulation Increase/50027"/>
+          <w:tag w:val="#Nav: SVA_Regulation_Increase/50027"/>
           <w:id w:val="2130197292"/>
           <w:placeholder>
             <w:docPart w:val="DefaultPlaceholder_-1854013440"/>
           </w:placeholder>
-          <w:dataBinding w:prefixMappings="xmlns:ns0='urn:microsoft-dynamics-nav/reports/SVA Regulation Increase/50027/'" w:xpath="/ns0:NavWordReportXmlPart[1]/ns0:SVA_Regulations[1]/ns0:RentPerNow[1]" w:storeItemID="{CC548238-5F73-4212-BDC8-61892837D9A9}"/>
+          <w:dataBinding w:prefixMappings="xmlns:ns0='urn:microsoft-dynamics-nav/reports/SVA_Regulation_Increase/50027/'" w:xpath="/ns0:NavWordReportXmlPart[1]/ns0:SVA_Regulations[1]/ns0:RentPerNow[1]" w:storeItemID="{302AB555-5EF5-42BF-825B-20EBAA57C5F3}"/>
           <w:text/>
         </w:sdtPr>
         <w:sdtEndPr/>
         <w:sdtContent>
-          <w:proofErr w:type="spellStart"/>
           <w:r>
             <w:rPr>
               <w:rFonts w:ascii="Arial" w:hAnsi="Arial" w:eastAsia="Times New Roman" w:cs="Arial"/>
@@ -1028,7 +959,6 @@
             </w:rPr>
             <w:t>RentPerNow</w:t>
           </w:r>
-          <w:proofErr w:type="spellEnd"/>
         </w:sdtContent>
       </w:sdt>
       <w:r>
@@ -1077,17 +1007,16 @@
             <w:lang w:eastAsia="en-US"/>
           </w:rPr>
           <w:alias w:val="#Nav: /SVA_Regulations/RegulationYear"/>
-          <w:tag w:val="#Nav: SVA Regulation Increase/50027"/>
+          <w:tag w:val="#Nav: SVA_Regulation_Increase/50027"/>
           <w:id w:val="-1166169176"/>
           <w:placeholder>
             <w:docPart w:val="DefaultPlaceholder_-1854013440"/>
           </w:placeholder>
-          <w:dataBinding w:prefixMappings="xmlns:ns0='urn:microsoft-dynamics-nav/reports/SVA Regulation Increase/50027/'" w:xpath="/ns0:NavWordReportXmlPart[1]/ns0:SVA_Regulations[1]/ns0:RegulationYear[1]" w:storeItemID="{CC548238-5F73-4212-BDC8-61892837D9A9}"/>
+          <w:dataBinding w:prefixMappings="xmlns:ns0='urn:microsoft-dynamics-nav/reports/SVA_Regulation_Increase/50027/'" w:xpath="/ns0:NavWordReportXmlPart[1]/ns0:SVA_Regulations[1]/ns0:RegulationYear[1]" w:storeItemID="{302AB555-5EF5-42BF-825B-20EBAA57C5F3}"/>
           <w:text/>
         </w:sdtPr>
         <w:sdtEndPr/>
         <w:sdtContent>
-          <w:proofErr w:type="spellStart"/>
           <w:r>
             <w:rPr>
               <w:rFonts w:ascii="Arial" w:hAnsi="Arial" w:eastAsia="Times New Roman" w:cs="Arial"/>
@@ -1095,7 +1024,6 @@
             </w:rPr>
             <w:t>RegulationYear</w:t>
           </w:r>
-          <w:proofErr w:type="spellEnd"/>
         </w:sdtContent>
       </w:sdt>
       <w:r>
@@ -1119,17 +1047,16 @@
             <w:lang w:eastAsia="en-US"/>
           </w:rPr>
           <w:alias w:val="#Nav: /SVA_Regulations/RegulationPer"/>
-          <w:tag w:val="#Nav: SVA Regulation Increase/50027"/>
+          <w:tag w:val="#Nav: SVA_Regulation_Increase/50027"/>
           <w:id w:val="1306196971"/>
           <w:placeholder>
             <w:docPart w:val="DefaultPlaceholder_-1854013440"/>
           </w:placeholder>
-          <w:dataBinding w:prefixMappings="xmlns:ns0='urn:microsoft-dynamics-nav/reports/SVA Regulation Increase/50027/'" w:xpath="/ns0:NavWordReportXmlPart[1]/ns0:SVA_Regulations[1]/ns0:RegulationPer[1]" w:storeItemID="{CC548238-5F73-4212-BDC8-61892837D9A9}"/>
+          <w:dataBinding w:prefixMappings="xmlns:ns0='urn:microsoft-dynamics-nav/reports/SVA_Regulation_Increase/50027/'" w:xpath="/ns0:NavWordReportXmlPart[1]/ns0:SVA_Regulations[1]/ns0:RegulationPer[1]" w:storeItemID="{302AB555-5EF5-42BF-825B-20EBAA57C5F3}"/>
           <w:text/>
         </w:sdtPr>
         <w:sdtEndPr/>
         <w:sdtContent>
-          <w:proofErr w:type="spellStart"/>
           <w:r>
             <w:rPr>
               <w:rFonts w:ascii="Arial" w:hAnsi="Arial" w:eastAsia="Times New Roman" w:cs="Arial"/>
@@ -1137,7 +1064,6 @@
             </w:rPr>
             <w:t>RegulationPer</w:t>
           </w:r>
-          <w:proofErr w:type="spellEnd"/>
         </w:sdtContent>
       </w:sdt>
       <w:r>
@@ -1186,17 +1112,16 @@
             <w:lang w:eastAsia="en-US"/>
           </w:rPr>
           <w:alias w:val="#Nav: /SVA_Regulations/RentYearNew"/>
-          <w:tag w:val="#Nav: SVA Regulation Increase/50027"/>
+          <w:tag w:val="#Nav: SVA_Regulation_Increase/50027"/>
           <w:id w:val="-1677031339"/>
           <w:placeholder>
             <w:docPart w:val="DefaultPlaceholder_-1854013440"/>
           </w:placeholder>
-          <w:dataBinding w:prefixMappings="xmlns:ns0='urn:microsoft-dynamics-nav/reports/SVA Regulation Increase/50027/'" w:xpath="/ns0:NavWordReportXmlPart[1]/ns0:SVA_Regulations[1]/ns0:RentYearNew[1]" w:storeItemID="{CC548238-5F73-4212-BDC8-61892837D9A9}"/>
+          <w:dataBinding w:prefixMappings="xmlns:ns0='urn:microsoft-dynamics-nav/reports/SVA_Regulation_Increase/50027/'" w:xpath="/ns0:NavWordReportXmlPart[1]/ns0:SVA_Regulations[1]/ns0:RentYearNew[1]" w:storeItemID="{302AB555-5EF5-42BF-825B-20EBAA57C5F3}"/>
           <w:text/>
         </w:sdtPr>
         <w:sdtEndPr/>
         <w:sdtContent>
-          <w:proofErr w:type="spellStart"/>
           <w:r>
             <w:rPr>
               <w:rFonts w:ascii="Arial" w:hAnsi="Arial" w:eastAsia="Times New Roman" w:cs="Arial"/>
@@ -1204,7 +1129,6 @@
             </w:rPr>
             <w:t>RentYearNew</w:t>
           </w:r>
-          <w:proofErr w:type="spellEnd"/>
         </w:sdtContent>
       </w:sdt>
       <w:r>
@@ -1228,17 +1152,16 @@
             <w:lang w:eastAsia="en-US"/>
           </w:rPr>
           <w:alias w:val="#Nav: /SVA_Regulations/RentPerNew"/>
-          <w:tag w:val="#Nav: SVA Regulation Increase/50027"/>
+          <w:tag w:val="#Nav: SVA_Regulation_Increase/50027"/>
           <w:id w:val="-1031954381"/>
           <w:placeholder>
             <w:docPart w:val="DefaultPlaceholder_-1854013440"/>
           </w:placeholder>
-          <w:dataBinding w:prefixMappings="xmlns:ns0='urn:microsoft-dynamics-nav/reports/SVA Regulation Increase/50027/'" w:xpath="/ns0:NavWordReportXmlPart[1]/ns0:SVA_Regulations[1]/ns0:RentPerNew[1]" w:storeItemID="{CC548238-5F73-4212-BDC8-61892837D9A9}"/>
+          <w:dataBinding w:prefixMappings="xmlns:ns0='urn:microsoft-dynamics-nav/reports/SVA_Regulation_Increase/50027/'" w:xpath="/ns0:NavWordReportXmlPart[1]/ns0:SVA_Regulations[1]/ns0:RentPerNew[1]" w:storeItemID="{302AB555-5EF5-42BF-825B-20EBAA57C5F3}"/>
           <w:text/>
         </w:sdtPr>
         <w:sdtEndPr/>
         <w:sdtContent>
-          <w:proofErr w:type="spellStart"/>
           <w:r>
             <w:rPr>
               <w:rFonts w:ascii="Arial" w:hAnsi="Arial" w:eastAsia="Times New Roman" w:cs="Arial"/>
@@ -1246,7 +1169,6 @@
             </w:rPr>
             <w:t>RentPerNew</w:t>
           </w:r>
-          <w:proofErr w:type="spellEnd"/>
         </w:sdtContent>
       </w:sdt>
       <w:r>
@@ -1404,17 +1326,16 @@
             <w:lang w:eastAsia="en-US"/>
           </w:rPr>
           <w:alias w:val="#Nav: /SVA_Regulations/DepositNow"/>
-          <w:tag w:val="#Nav: SVA Regulation Increase/50027"/>
+          <w:tag w:val="#Nav: SVA_Regulation_Increase/50027"/>
           <w:id w:val="694273732"/>
           <w:placeholder>
             <w:docPart w:val="DefaultPlaceholder_-1854013440"/>
           </w:placeholder>
-          <w:dataBinding w:prefixMappings="xmlns:ns0='urn:microsoft-dynamics-nav/reports/SVA Regulation Increase/50027/'" w:xpath="/ns0:NavWordReportXmlPart[1]/ns0:SVA_Regulations[1]/ns0:DepositNow[1]" w:storeItemID="{CC548238-5F73-4212-BDC8-61892837D9A9}"/>
+          <w:dataBinding w:prefixMappings="xmlns:ns0='urn:microsoft-dynamics-nav/reports/SVA_Regulation_Increase/50027/'" w:xpath="/ns0:NavWordReportXmlPart[1]/ns0:SVA_Regulations[1]/ns0:DepositNow[1]" w:storeItemID="{302AB555-5EF5-42BF-825B-20EBAA57C5F3}"/>
           <w:text/>
         </w:sdtPr>
         <w:sdtEndPr/>
         <w:sdtContent>
-          <w:proofErr w:type="spellStart"/>
           <w:r>
             <w:rPr>
               <w:rFonts w:ascii="Arial" w:hAnsi="Arial" w:eastAsia="Times New Roman" w:cs="Arial"/>
@@ -1422,7 +1343,6 @@
             </w:rPr>
             <w:t>DepositNow</w:t>
           </w:r>
-          <w:proofErr w:type="spellEnd"/>
         </w:sdtContent>
       </w:sdt>
       <w:r>
@@ -1486,17 +1406,16 @@
             <w:lang w:eastAsia="en-US"/>
           </w:rPr>
           <w:alias w:val="#Nav: /SVA_Regulations/RegulationDeposit"/>
-          <w:tag w:val="#Nav: SVA Regulation Increase/50027"/>
+          <w:tag w:val="#Nav: SVA_Regulation_Increase/50027"/>
           <w:id w:val="-12841164"/>
           <w:placeholder>
             <w:docPart w:val="DefaultPlaceholder_-1854013440"/>
           </w:placeholder>
-          <w:dataBinding w:prefixMappings="xmlns:ns0='urn:microsoft-dynamics-nav/reports/SVA Regulation Increase/50027/'" w:xpath="/ns0:NavWordReportXmlPart[1]/ns0:SVA_Regulations[1]/ns0:RegulationDeposit[1]" w:storeItemID="{CC548238-5F73-4212-BDC8-61892837D9A9}"/>
+          <w:dataBinding w:prefixMappings="xmlns:ns0='urn:microsoft-dynamics-nav/reports/SVA_Regulation_Increase/50027/'" w:xpath="/ns0:NavWordReportXmlPart[1]/ns0:SVA_Regulations[1]/ns0:RegulationDeposit[1]" w:storeItemID="{302AB555-5EF5-42BF-825B-20EBAA57C5F3}"/>
           <w:text/>
         </w:sdtPr>
         <w:sdtEndPr/>
         <w:sdtContent>
-          <w:proofErr w:type="spellStart"/>
           <w:r>
             <w:rPr>
               <w:rFonts w:ascii="Arial" w:hAnsi="Arial" w:eastAsia="Times New Roman" w:cs="Arial"/>
@@ -1504,7 +1423,6 @@
             </w:rPr>
             <w:t>RegulationDeposit</w:t>
           </w:r>
-          <w:proofErr w:type="spellEnd"/>
         </w:sdtContent>
       </w:sdt>
       <w:r>
@@ -1568,17 +1486,16 @@
             <w:lang w:eastAsia="en-US"/>
           </w:rPr>
           <w:alias w:val="#Nav: /SVA_Regulations/DepositNew"/>
-          <w:tag w:val="#Nav: SVA Regulation Increase/50027"/>
+          <w:tag w:val="#Nav: SVA_Regulation_Increase/50027"/>
           <w:id w:val="-1310238729"/>
           <w:placeholder>
             <w:docPart w:val="DefaultPlaceholder_-1854013440"/>
           </w:placeholder>
-          <w:dataBinding w:prefixMappings="xmlns:ns0='urn:microsoft-dynamics-nav/reports/SVA Regulation Increase/50027/'" w:xpath="/ns0:NavWordReportXmlPart[1]/ns0:SVA_Regulations[1]/ns0:DepositNew[1]" w:storeItemID="{CC548238-5F73-4212-BDC8-61892837D9A9}"/>
+          <w:dataBinding w:prefixMappings="xmlns:ns0='urn:microsoft-dynamics-nav/reports/SVA_Regulation_Increase/50027/'" w:xpath="/ns0:NavWordReportXmlPart[1]/ns0:SVA_Regulations[1]/ns0:DepositNew[1]" w:storeItemID="{302AB555-5EF5-42BF-825B-20EBAA57C5F3}"/>
           <w:text/>
         </w:sdtPr>
         <w:sdtEndPr/>
         <w:sdtContent>
-          <w:proofErr w:type="spellStart"/>
           <w:r>
             <w:rPr>
               <w:rFonts w:ascii="Arial" w:hAnsi="Arial" w:eastAsia="Times New Roman" w:cs="Arial"/>
@@ -1586,7 +1503,6 @@
             </w:rPr>
             <w:t>DepositNew</w:t>
           </w:r>
-          <w:proofErr w:type="spellEnd"/>
         </w:sdtContent>
       </w:sdt>
       <w:r>
@@ -1737,17 +1653,16 @@
             <w:lang w:eastAsia="en-US"/>
           </w:rPr>
           <w:alias w:val="#Nav: /SVA_Regulations/PrepaidRentNow"/>
-          <w:tag w:val="#Nav: SVA Regulation Increase/50027"/>
+          <w:tag w:val="#Nav: SVA_Regulation_Increase/50027"/>
           <w:id w:val="1289165342"/>
           <w:placeholder>
             <w:docPart w:val="DefaultPlaceholder_-1854013440"/>
           </w:placeholder>
-          <w:dataBinding w:prefixMappings="xmlns:ns0='urn:microsoft-dynamics-nav/reports/SVA Regulation Increase/50027/'" w:xpath="/ns0:NavWordReportXmlPart[1]/ns0:SVA_Regulations[1]/ns0:PrepaidRentNow[1]" w:storeItemID="{CC548238-5F73-4212-BDC8-61892837D9A9}"/>
+          <w:dataBinding w:prefixMappings="xmlns:ns0='urn:microsoft-dynamics-nav/reports/SVA_Regulation_Increase/50027/'" w:xpath="/ns0:NavWordReportXmlPart[1]/ns0:SVA_Regulations[1]/ns0:PrepaidRentNow[1]" w:storeItemID="{302AB555-5EF5-42BF-825B-20EBAA57C5F3}"/>
           <w:text/>
         </w:sdtPr>
         <w:sdtEndPr/>
         <w:sdtContent>
-          <w:proofErr w:type="spellStart"/>
           <w:r>
             <w:rPr>
               <w:rFonts w:ascii="Arial" w:hAnsi="Arial" w:eastAsia="Times New Roman" w:cs="Arial"/>
@@ -1755,7 +1670,6 @@
             </w:rPr>
             <w:t>PrepaidRentNow</w:t>
           </w:r>
-          <w:proofErr w:type="spellEnd"/>
         </w:sdtContent>
       </w:sdt>
       <w:r>
@@ -1833,17 +1747,16 @@
             <w:lang w:eastAsia="en-US"/>
           </w:rPr>
           <w:alias w:val="#Nav: /SVA_Regulations/RegulationPrepaidrent"/>
-          <w:tag w:val="#Nav: SVA Regulation Increase/50027"/>
+          <w:tag w:val="#Nav: SVA_Regulation_Increase/50027"/>
           <w:id w:val="1304046239"/>
           <w:placeholder>
             <w:docPart w:val="DefaultPlaceholder_-1854013440"/>
           </w:placeholder>
-          <w:dataBinding w:prefixMappings="xmlns:ns0='urn:microsoft-dynamics-nav/reports/SVA Regulation Increase/50027/'" w:xpath="/ns0:NavWordReportXmlPart[1]/ns0:SVA_Regulations[1]/ns0:RegulationPrepaidrent[1]" w:storeItemID="{CC548238-5F73-4212-BDC8-61892837D9A9}"/>
+          <w:dataBinding w:prefixMappings="xmlns:ns0='urn:microsoft-dynamics-nav/reports/SVA_Regulation_Increase/50027/'" w:xpath="/ns0:NavWordReportXmlPart[1]/ns0:SVA_Regulations[1]/ns0:RegulationPrepaidrent[1]" w:storeItemID="{302AB555-5EF5-42BF-825B-20EBAA57C5F3}"/>
           <w:text/>
         </w:sdtPr>
         <w:sdtEndPr/>
         <w:sdtContent>
-          <w:proofErr w:type="spellStart"/>
           <w:r>
             <w:rPr>
               <w:rFonts w:ascii="Arial" w:hAnsi="Arial" w:eastAsia="Times New Roman" w:cs="Arial"/>
@@ -1851,7 +1764,6 @@
             </w:rPr>
             <w:t>RegulationPrepaidrent</w:t>
           </w:r>
-          <w:proofErr w:type="spellEnd"/>
         </w:sdtContent>
       </w:sdt>
       <w:r>
@@ -1929,17 +1841,16 @@
             <w:lang w:eastAsia="en-US"/>
           </w:rPr>
           <w:alias w:val="#Nav: /SVA_Regulations/PrepaidRentNew"/>
-          <w:tag w:val="#Nav: SVA Regulation Increase/50027"/>
+          <w:tag w:val="#Nav: SVA_Regulation_Increase/50027"/>
           <w:id w:val="-880322940"/>
           <w:placeholder>
             <w:docPart w:val="DefaultPlaceholder_-1854013440"/>
           </w:placeholder>
-          <w:dataBinding w:prefixMappings="xmlns:ns0='urn:microsoft-dynamics-nav/reports/SVA Regulation Increase/50027/'" w:xpath="/ns0:NavWordReportXmlPart[1]/ns0:SVA_Regulations[1]/ns0:PrepaidRentNew[1]" w:storeItemID="{CC548238-5F73-4212-BDC8-61892837D9A9}"/>
+          <w:dataBinding w:prefixMappings="xmlns:ns0='urn:microsoft-dynamics-nav/reports/SVA_Regulation_Increase/50027/'" w:xpath="/ns0:NavWordReportXmlPart[1]/ns0:SVA_Regulations[1]/ns0:PrepaidRentNew[1]" w:storeItemID="{302AB555-5EF5-42BF-825B-20EBAA57C5F3}"/>
           <w:text/>
         </w:sdtPr>
         <w:sdtEndPr/>
         <w:sdtContent>
-          <w:proofErr w:type="spellStart"/>
           <w:r>
             <w:rPr>
               <w:rFonts w:ascii="Arial" w:hAnsi="Arial" w:eastAsia="Times New Roman" w:cs="Arial"/>
@@ -1954,15 +1865,7 @@
           <w:rFonts w:ascii="Arial" w:hAnsi="Arial" w:eastAsia="Times New Roman" w:cs="Arial"/>
           <w:lang w:eastAsia="en-US"/>
         </w:rPr>
-        <w:t>kr</w:t>
-      </w:r>
-      <w:proofErr w:type="spellEnd"/>
-      <w:r>
-        <w:rPr>
-          <w:rFonts w:ascii="Arial" w:hAnsi="Arial" w:eastAsia="Times New Roman" w:cs="Arial"/>
-          <w:lang w:eastAsia="en-US"/>
-        </w:rPr>
-        <w:t>.</w:t>
+        <w:t>kr.</w:t>
       </w:r>
     </w:p>
     <w:p>
@@ -2062,16 +1965,15 @@
         <w:rPr>
           <w:rFonts w:ascii="Arial" w:hAnsi="Arial" w:cs="Arial"/>
         </w:rPr>
-        <w:alias w:val="#Nav: /Company_Information/CName"/>
-        <w:tag w:val="#Nav: SVA Regulation Increase/50027"/>
-        <w:id w:val="-1168236712"/>
+        <w:id w:val="54360279"/>
         <w:placeholder>
           <w:docPart w:val="DefaultPlaceholder_-1854013440"/>
         </w:placeholder>
-        <w:dataBinding w:prefixMappings="xmlns:ns0='urn:microsoft-dynamics-nav/reports/SVA Regulation Increase/50027/'" w:xpath="/ns0:NavWordReportXmlPart[1]/ns0:Company_Information[1]/ns0:CName[1]" w:storeItemID="{CC548238-5F73-4212-BDC8-61892837D9A9}"/>
+        <w:dataBinding w:prefixMappings="xmlns:ns0='urn:microsoft-dynamics-nav/reports/SVA_Regulation_Increase/50027/'" w:xpath="/ns0:NavWordReportXmlPart[1]/ns0:Company_Information[1]/ns0:CompanyAddress1[1]" w:storeItemID="{302AB555-5EF5-42BF-825B-20EBAA57C5F3}"/>
         <w:text/>
+        <w:alias w:val="#Nav: /Company_Information/CompanyAddress1"/>
+        <w:tag w:val="#Nav: SVA_Regulation_Increase/50027"/>
       </w:sdtPr>
-      <w:sdtEndPr/>
       <w:sdtContent>
         <w:p>
           <w:pPr>
@@ -2080,14 +1982,12 @@
               <w:rFonts w:ascii="Arial" w:hAnsi="Arial" w:cs="Arial"/>
             </w:rPr>
           </w:pPr>
-          <w:proofErr w:type="spellStart"/>
           <w:r>
             <w:rPr>
               <w:rFonts w:ascii="Arial" w:hAnsi="Arial" w:cs="Arial"/>
             </w:rPr>
-            <w:t>CName</w:t>
+            <w:t>CompanyAddress1</w:t>
           </w:r>
-          <w:proofErr w:type="spellEnd"/>
         </w:p>
       </w:sdtContent>
     </w:sdt>
@@ -2096,16 +1996,15 @@
         <w:rPr>
           <w:rFonts w:ascii="Arial" w:hAnsi="Arial" w:cs="Arial"/>
         </w:rPr>
-        <w:alias w:val="#Nav: /Company_Information/CAddress"/>
-        <w:tag w:val="#Nav: SVA Regulation Increase/50027"/>
-        <w:id w:val="-1175270647"/>
+        <w:id w:val="-1467510020"/>
         <w:placeholder>
           <w:docPart w:val="DefaultPlaceholder_-1854013440"/>
         </w:placeholder>
-        <w:dataBinding w:prefixMappings="xmlns:ns0='urn:microsoft-dynamics-nav/reports/SVA Regulation Increase/50027/'" w:xpath="/ns0:NavWordReportXmlPart[1]/ns0:Company_Information[1]/ns0:CAddress[1]" w:storeItemID="{CC548238-5F73-4212-BDC8-61892837D9A9}"/>
+        <w:dataBinding w:prefixMappings="xmlns:ns0='urn:microsoft-dynamics-nav/reports/SVA_Regulation_Increase/50027/'" w:xpath="/ns0:NavWordReportXmlPart[1]/ns0:Company_Information[1]/ns0:CompanyAddress2[1]" w:storeItemID="{302AB555-5EF5-42BF-825B-20EBAA57C5F3}"/>
         <w:text/>
+        <w:alias w:val="#Nav: /Company_Information/CompanyAddress2"/>
+        <w:tag w:val="#Nav: SVA_Regulation_Increase/50027"/>
       </w:sdtPr>
-      <w:sdtEndPr/>
       <w:sdtContent>
         <w:p>
           <w:pPr>
@@ -2114,83 +2013,46 @@
               <w:rFonts w:ascii="Arial" w:hAnsi="Arial" w:cs="Arial"/>
             </w:rPr>
           </w:pPr>
-          <w:proofErr w:type="spellStart"/>
           <w:r>
             <w:rPr>
               <w:rFonts w:ascii="Arial" w:hAnsi="Arial" w:cs="Arial"/>
             </w:rPr>
-            <w:t>CAddress</w:t>
+            <w:t>CompanyAddress2</w:t>
           </w:r>
-          <w:proofErr w:type="spellEnd"/>
         </w:p>
       </w:sdtContent>
     </w:sdt>
-    <w:p>
-      <w:pPr>
-        <w:spacing w:after="0" w:line="240" w:lineRule="auto"/>
+    <w:sdt>
+      <w:sdtPr>
         <w:rPr>
           <w:rFonts w:ascii="Arial" w:hAnsi="Arial" w:cs="Arial"/>
         </w:rPr>
-      </w:pPr>
-      <w:sdt>
-        <w:sdtPr>
-          <w:rPr>
-            <w:rFonts w:ascii="Arial" w:hAnsi="Arial" w:cs="Arial"/>
-          </w:rPr>
-          <w:alias w:val="#Nav: /Company_Information/CPostCode"/>
-          <w:tag w:val="#Nav: SVA Regulation Increase/50027"/>
-          <w:id w:val="2064754430"/>
-          <w:placeholder>
-            <w:docPart w:val="DefaultPlaceholder_-1854013440"/>
-          </w:placeholder>
-          <w:dataBinding w:prefixMappings="xmlns:ns0='urn:microsoft-dynamics-nav/reports/SVA Regulation Increase/50027/'" w:xpath="/ns0:NavWordReportXmlPart[1]/ns0:Company_Information[1]/ns0:CPostCode[1]" w:storeItemID="{CC548238-5F73-4212-BDC8-61892837D9A9}"/>
-          <w:text/>
-        </w:sdtPr>
-        <w:sdtEndPr/>
-        <w:sdtContent>
-          <w:proofErr w:type="spellStart"/>
+        <w:id w:val="1338271665"/>
+        <w:placeholder>
+          <w:docPart w:val="DefaultPlaceholder_-1854013440"/>
+        </w:placeholder>
+        <w:dataBinding w:prefixMappings="xmlns:ns0='urn:microsoft-dynamics-nav/reports/SVA_Regulation_Increase/50027/'" w:xpath="/ns0:NavWordReportXmlPart[1]/ns0:Company_Information[1]/ns0:CompanyAddress3[1]" w:storeItemID="{302AB555-5EF5-42BF-825B-20EBAA57C5F3}"/>
+        <w:text/>
+        <w:alias w:val="#Nav: /Company_Information/CompanyAddress3"/>
+        <w:tag w:val="#Nav: SVA_Regulation_Increase/50027"/>
+      </w:sdtPr>
+      <w:sdtContent>
+        <w:p>
+          <w:pPr>
+            <w:spacing w:after="0" w:line="240" w:lineRule="auto"/>
+            <w:rPr>
+              <w:rFonts w:ascii="Arial" w:hAnsi="Arial" w:cs="Arial"/>
+            </w:rPr>
+          </w:pPr>
           <w:r>
             <w:rPr>
               <w:rFonts w:ascii="Arial" w:hAnsi="Arial" w:cs="Arial"/>
             </w:rPr>
-            <w:t>CPostCode</w:t>
+            <w:t>CompanyAddress3</w:t>
           </w:r>
-          <w:proofErr w:type="spellEnd"/>
-        </w:sdtContent>
-      </w:sdt>
-      <w:r>
-        <w:rPr>
-          <w:rFonts w:ascii="Arial" w:hAnsi="Arial" w:cs="Arial"/>
-        </w:rPr>
-        <w:t xml:space="preserve"> </w:t>
-      </w:r>
-      <w:sdt>
-        <w:sdtPr>
-          <w:rPr>
-            <w:rFonts w:ascii="Arial" w:hAnsi="Arial" w:cs="Arial"/>
-          </w:rPr>
-          <w:alias w:val="#Nav: /Company_Information/CCity"/>
-          <w:tag w:val="#Nav: SVA Regulation Increase/50027"/>
-          <w:id w:val="-1181041172"/>
-          <w:placeholder>
-            <w:docPart w:val="DefaultPlaceholder_-1854013440"/>
-          </w:placeholder>
-          <w:dataBinding w:prefixMappings="xmlns:ns0='urn:microsoft-dynamics-nav/reports/SVA Regulation Increase/50027/'" w:xpath="/ns0:NavWordReportXmlPart[1]/ns0:Company_Information[1]/ns0:CCity[1]" w:storeItemID="{CC548238-5F73-4212-BDC8-61892837D9A9}"/>
-          <w:text/>
-        </w:sdtPr>
-        <w:sdtEndPr/>
-        <w:sdtContent>
-          <w:proofErr w:type="spellStart"/>
-          <w:r>
-            <w:rPr>
-              <w:rFonts w:ascii="Arial" w:hAnsi="Arial" w:cs="Arial"/>
-            </w:rPr>
-            <w:t>CCity</w:t>
-          </w:r>
-          <w:proofErr w:type="spellEnd"/>
-        </w:sdtContent>
-      </w:sdt>
-    </w:p>
+        </w:p>
+      </w:sdtContent>
+    </w:sdt>
     <w:sectPr>
       <w:footnotePr>
         <w:numRestart w:val="eachPage"/>
@@ -2205,7 +2067,7 @@
 </file>
 
 <file path=word/styles.xml><?xml version="1.0" encoding="utf-8"?>
-<w:styles xmlns:mc="http://schemas.openxmlformats.org/markup-compatibility/2006" xmlns:r="http://schemas.openxmlformats.org/officeDocument/2006/relationships" xmlns:w="http://schemas.openxmlformats.org/wordprocessingml/2006/main" xmlns:w14="http://schemas.microsoft.com/office/word/2010/wordml" xmlns:w15="http://schemas.microsoft.com/office/word/2012/wordml" xmlns:w16cid="http://schemas.microsoft.com/office/word/2016/wordml/cid" xmlns:w16se="http://schemas.microsoft.com/office/word/2015/wordml/symex" mc:Ignorable="w14 w15 w16se w16cid">
+<w:styles xmlns:mc="http://schemas.openxmlformats.org/markup-compatibility/2006" xmlns:r="http://schemas.openxmlformats.org/officeDocument/2006/relationships" xmlns:w="http://schemas.openxmlformats.org/wordprocessingml/2006/main" xmlns:w14="http://schemas.microsoft.com/office/word/2010/wordml" xmlns:w15="http://schemas.microsoft.com/office/word/2012/wordml" xmlns:w16cex="http://schemas.microsoft.com/office/word/2018/wordml/cex" xmlns:w16cid="http://schemas.microsoft.com/office/word/2016/wordml/cid" xmlns:w16="http://schemas.microsoft.com/office/word/2018/wordml" xmlns:w16se="http://schemas.microsoft.com/office/word/2015/wordml/symex" mc:Ignorable="w14 w15 w16se w16cid w16 w16cex">
   <w:docDefaults>
     <w:rPrDefault>
       <w:rPr>
@@ -2644,7 +2506,7 @@
 </file>
 
 <file path=word/glossary/document.xml><?xml version="1.0" encoding="utf-8"?>
-<w:glossaryDocument xmlns:wpc="http://schemas.microsoft.com/office/word/2010/wordprocessingCanvas" xmlns:cx="http://schemas.microsoft.com/office/drawing/2014/chartex" xmlns:cx1="http://schemas.microsoft.com/office/drawing/2015/9/8/chartex" xmlns:cx2="http://schemas.microsoft.com/office/drawing/2015/10/21/chartex" xmlns:cx3="http://schemas.microsoft.com/office/drawing/2016/5/9/chartex" xmlns:cx4="http://schemas.microsoft.com/office/drawing/2016/5/10/chartex" xmlns:cx5="http://schemas.microsoft.com/office/drawing/2016/5/11/chartex" xmlns:cx6="http://schemas.microsoft.com/office/drawing/2016/5/12/chartex" xmlns:cx7="http://schemas.microsoft.com/office/drawing/2016/5/13/chartex" xmlns:cx8="http://schemas.microsoft.com/office/drawing/2016/5/14/chartex" xmlns:mc="http://schemas.openxmlformats.org/markup-compatibility/2006" xmlns:aink="http://schemas.microsoft.com/office/drawing/2016/ink" xmlns:am3d="http://schemas.microsoft.com/office/drawing/2017/model3d" xmlns:o="urn:schemas-microsoft-com:office:office" xmlns:r="http://schemas.openxmlformats.org/officeDocument/2006/relationships" xmlns:m="http://schemas.openxmlformats.org/officeDocument/2006/math" xmlns:v="urn:schemas-microsoft-com:vml" xmlns:wp14="http://schemas.microsoft.com/office/word/2010/wordprocessingDrawing" xmlns:wp="http://schemas.openxmlformats.org/drawingml/2006/wordprocessingDrawing" xmlns:w10="urn:schemas-microsoft-com:office:word" xmlns:w="http://schemas.openxmlformats.org/wordprocessingml/2006/main" xmlns:w14="http://schemas.microsoft.com/office/word/2010/wordml" xmlns:w15="http://schemas.microsoft.com/office/word/2012/wordml" xmlns:w16cid="http://schemas.microsoft.com/office/word/2016/wordml/cid" xmlns:w16se="http://schemas.microsoft.com/office/word/2015/wordml/symex" xmlns:wpg="http://schemas.microsoft.com/office/word/2010/wordprocessingGroup" xmlns:wpi="http://schemas.microsoft.com/office/word/2010/wordprocessingInk" xmlns:wne="http://schemas.microsoft.com/office/word/2006/wordml" xmlns:wps="http://schemas.microsoft.com/office/word/2010/wordprocessingShape" mc:Ignorable="w14 w15 w16se w16cid wp14">
+<w:glossaryDocument xmlns:wpc="http://schemas.microsoft.com/office/word/2010/wordprocessingCanvas" xmlns:cx="http://schemas.microsoft.com/office/drawing/2014/chartex" xmlns:cx1="http://schemas.microsoft.com/office/drawing/2015/9/8/chartex" xmlns:cx2="http://schemas.microsoft.com/office/drawing/2015/10/21/chartex" xmlns:cx3="http://schemas.microsoft.com/office/drawing/2016/5/9/chartex" xmlns:cx4="http://schemas.microsoft.com/office/drawing/2016/5/10/chartex" xmlns:cx5="http://schemas.microsoft.com/office/drawing/2016/5/11/chartex" xmlns:cx6="http://schemas.microsoft.com/office/drawing/2016/5/12/chartex" xmlns:cx7="http://schemas.microsoft.com/office/drawing/2016/5/13/chartex" xmlns:cx8="http://schemas.microsoft.com/office/drawing/2016/5/14/chartex" xmlns:mc="http://schemas.openxmlformats.org/markup-compatibility/2006" xmlns:aink="http://schemas.microsoft.com/office/drawing/2016/ink" xmlns:am3d="http://schemas.microsoft.com/office/drawing/2017/model3d" xmlns:o="urn:schemas-microsoft-com:office:office" xmlns:r="http://schemas.openxmlformats.org/officeDocument/2006/relationships" xmlns:m="http://schemas.openxmlformats.org/officeDocument/2006/math" xmlns:v="urn:schemas-microsoft-com:vml" xmlns:wp14="http://schemas.microsoft.com/office/word/2010/wordprocessingDrawing" xmlns:wp="http://schemas.openxmlformats.org/drawingml/2006/wordprocessingDrawing" xmlns:w10="urn:schemas-microsoft-com:office:word" xmlns:w="http://schemas.openxmlformats.org/wordprocessingml/2006/main" xmlns:w14="http://schemas.microsoft.com/office/word/2010/wordml" xmlns:w15="http://schemas.microsoft.com/office/word/2012/wordml" xmlns:w16cex="http://schemas.microsoft.com/office/word/2018/wordml/cex" xmlns:w16cid="http://schemas.microsoft.com/office/word/2016/wordml/cid" xmlns:w16="http://schemas.microsoft.com/office/word/2018/wordml" xmlns:w16se="http://schemas.microsoft.com/office/word/2015/wordml/symex" xmlns:wpg="http://schemas.microsoft.com/office/word/2010/wordprocessingGroup" xmlns:wpi="http://schemas.microsoft.com/office/word/2010/wordprocessingInk" xmlns:wne="http://schemas.microsoft.com/office/word/2006/wordml" xmlns:wps="http://schemas.microsoft.com/office/word/2010/wordprocessingShape" mc:Ignorable="w14 w15 w16se w16cid w16 w16cex wp14">
   <w:docParts>
     <w:docPart>
       <w:docPartPr>
@@ -2677,7 +2539,7 @@
 </file>
 
 <file path=word/glossary/fontTable.xml><?xml version="1.0" encoding="utf-8"?>
-<w:fonts xmlns:mc="http://schemas.openxmlformats.org/markup-compatibility/2006" xmlns:r="http://schemas.openxmlformats.org/officeDocument/2006/relationships" xmlns:w="http://schemas.openxmlformats.org/wordprocessingml/2006/main" xmlns:w14="http://schemas.microsoft.com/office/word/2010/wordml" xmlns:w15="http://schemas.microsoft.com/office/word/2012/wordml" xmlns:w16cid="http://schemas.microsoft.com/office/word/2016/wordml/cid" xmlns:w16se="http://schemas.microsoft.com/office/word/2015/wordml/symex" mc:Ignorable="w14 w15 w16se w16cid">
+<w:fonts xmlns:mc="http://schemas.openxmlformats.org/markup-compatibility/2006" xmlns:r="http://schemas.openxmlformats.org/officeDocument/2006/relationships" xmlns:w="http://schemas.openxmlformats.org/wordprocessingml/2006/main" xmlns:w14="http://schemas.microsoft.com/office/word/2010/wordml" xmlns:w15="http://schemas.microsoft.com/office/word/2012/wordml" xmlns:w16cex="http://schemas.microsoft.com/office/word/2018/wordml/cex" xmlns:w16cid="http://schemas.microsoft.com/office/word/2016/wordml/cid" xmlns:w16="http://schemas.microsoft.com/office/word/2018/wordml" xmlns:w16se="http://schemas.microsoft.com/office/word/2015/wordml/symex" mc:Ignorable="w14 w15 w16se w16cid w16 w16cex">
   <w:font w:name="Calibri">
     <w:panose1 w:val="020F0502020204030204"/>
     <w:charset w:val="00"/>
@@ -2710,7 +2572,7 @@
 </file>
 
 <file path=word/glossary/settings.xml><?xml version="1.0" encoding="utf-8"?>
-<w:settings xmlns:mc="http://schemas.openxmlformats.org/markup-compatibility/2006" xmlns:o="urn:schemas-microsoft-com:office:office" xmlns:r="http://schemas.openxmlformats.org/officeDocument/2006/relationships" xmlns:m="http://schemas.openxmlformats.org/officeDocument/2006/math" xmlns:v="urn:schemas-microsoft-com:vml" xmlns:w10="urn:schemas-microsoft-com:office:word" xmlns:w="http://schemas.openxmlformats.org/wordprocessingml/2006/main" xmlns:w14="http://schemas.microsoft.com/office/word/2010/wordml" xmlns:w15="http://schemas.microsoft.com/office/word/2012/wordml" xmlns:w16cid="http://schemas.microsoft.com/office/word/2016/wordml/cid" xmlns:w16se="http://schemas.microsoft.com/office/word/2015/wordml/symex" xmlns:sl="http://schemas.openxmlformats.org/schemaLibrary/2006/main" mc:Ignorable="w14 w15 w16se w16cid">
+<w:settings xmlns:mc="http://schemas.openxmlformats.org/markup-compatibility/2006" xmlns:o="urn:schemas-microsoft-com:office:office" xmlns:r="http://schemas.openxmlformats.org/officeDocument/2006/relationships" xmlns:m="http://schemas.openxmlformats.org/officeDocument/2006/math" xmlns:v="urn:schemas-microsoft-com:vml" xmlns:w10="urn:schemas-microsoft-com:office:word" xmlns:w="http://schemas.openxmlformats.org/wordprocessingml/2006/main" xmlns:w14="http://schemas.microsoft.com/office/word/2010/wordml" xmlns:w15="http://schemas.microsoft.com/office/word/2012/wordml" xmlns:w16cex="http://schemas.microsoft.com/office/word/2018/wordml/cex" xmlns:w16cid="http://schemas.microsoft.com/office/word/2016/wordml/cid" xmlns:w16="http://schemas.microsoft.com/office/word/2018/wordml" xmlns:w16se="http://schemas.microsoft.com/office/word/2015/wordml/symex" xmlns:sl="http://schemas.openxmlformats.org/schemaLibrary/2006/main" mc:Ignorable="w14 w15 w16se w16cid w16 w16cex">
   <w:view w:val="normal"/>
   <w:defaultTabStop w:val="1304"/>
   <w:hyphenationZone w:val="425"/>
@@ -2735,6 +2597,7 @@
     <w:rsid w:val="00B43C6A"/>
     <w:rsid w:val="00C65D67"/>
     <w:rsid w:val="00D7081E"/>
+    <w:rsid w:val="00DB4098"/>
     <w:rsid w:val="00FA51A3"/>
     <w:rsid w:val="00FB003F"/>
   </w:rsids>
@@ -2760,7 +2623,7 @@
 </file>
 
 <file path=word/glossary/styles.xml><?xml version="1.0" encoding="utf-8"?>
-<w:styles xmlns:mc="http://schemas.openxmlformats.org/markup-compatibility/2006" xmlns:r="http://schemas.openxmlformats.org/officeDocument/2006/relationships" xmlns:w="http://schemas.openxmlformats.org/wordprocessingml/2006/main" xmlns:w14="http://schemas.microsoft.com/office/word/2010/wordml" xmlns:w15="http://schemas.microsoft.com/office/word/2012/wordml" xmlns:w16cid="http://schemas.microsoft.com/office/word/2016/wordml/cid" xmlns:w16se="http://schemas.microsoft.com/office/word/2015/wordml/symex" mc:Ignorable="w14 w15 w16se w16cid">
+<w:styles xmlns:mc="http://schemas.openxmlformats.org/markup-compatibility/2006" xmlns:r="http://schemas.openxmlformats.org/officeDocument/2006/relationships" xmlns:w="http://schemas.openxmlformats.org/wordprocessingml/2006/main" xmlns:w14="http://schemas.microsoft.com/office/word/2010/wordml" xmlns:w15="http://schemas.microsoft.com/office/word/2012/wordml" xmlns:w16cex="http://schemas.microsoft.com/office/word/2018/wordml/cex" xmlns:w16cid="http://schemas.microsoft.com/office/word/2016/wordml/cid" xmlns:w16="http://schemas.microsoft.com/office/word/2018/wordml" xmlns:w16se="http://schemas.microsoft.com/office/word/2015/wordml/symex" mc:Ignorable="w14 w15 w16se w16cid w16 w16cex">
   <w:docDefaults>
     <w:rPrDefault>
       <w:rPr>
@@ -3195,15 +3058,11 @@
       <w:color w:val="808080"/>
     </w:rPr>
   </w:style>
-  <w:style w:type="paragraph" w:customStyle="1" w:styleId="39089718C6434E5C93A215CB13BAEDA2">
-    <w:name w:val="39089718C6434E5C93A215CB13BAEDA2"/>
-    <w:rsid w:val="006F68DF"/>
-  </w:style>
 </w:styles>
 </file>
 
 <file path=word/glossary/webSettings.xml><?xml version="1.0" encoding="utf-8"?>
-<w:webSettings xmlns:mc="http://schemas.openxmlformats.org/markup-compatibility/2006" xmlns:r="http://schemas.openxmlformats.org/officeDocument/2006/relationships" xmlns:w="http://schemas.openxmlformats.org/wordprocessingml/2006/main" xmlns:w14="http://schemas.microsoft.com/office/word/2010/wordml" xmlns:w15="http://schemas.microsoft.com/office/word/2012/wordml" xmlns:w16cid="http://schemas.microsoft.com/office/word/2016/wordml/cid" xmlns:w16se="http://schemas.microsoft.com/office/word/2015/wordml/symex" mc:Ignorable="w14 w15 w16se w16cid">
+<w:webSettings xmlns:mc="http://schemas.openxmlformats.org/markup-compatibility/2006" xmlns:r="http://schemas.openxmlformats.org/officeDocument/2006/relationships" xmlns:w="http://schemas.openxmlformats.org/wordprocessingml/2006/main" xmlns:w14="http://schemas.microsoft.com/office/word/2010/wordml" xmlns:w15="http://schemas.microsoft.com/office/word/2012/wordml" xmlns:w16cex="http://schemas.microsoft.com/office/word/2018/wordml/cex" xmlns:w16cid="http://schemas.microsoft.com/office/word/2016/wordml/cid" xmlns:w16="http://schemas.microsoft.com/office/word/2018/wordml" xmlns:w16se="http://schemas.microsoft.com/office/word/2015/wordml/symex" mc:Ignorable="w14 w15 w16se w16cid w16 w16cex">
   <w:optimizeForBrowser/>
   <w:allowPNG/>
 </w:webSettings>
@@ -3506,7 +3365,7 @@
 
 <file path=customXML/item2.xml>��< ? x m l   v e r s i o n = " 1 . 0 "   e n c o d i n g = " u t f - 1 6 " ? >   
- < N a v W o r d R e p o r t X m l P a r t   x m l n s = " u r n : m i c r o s o f t - d y n a m i c s - n a v / r e p o r t s / S V A   R e g u l a t i o n   I n c r e a s e / 5 0 0 2 7 / " > + < N a v W o r d R e p o r t X m l P a r t   x m l n s = " u r n : m i c r o s o f t - d y n a m i c s - n a v / r e p o r t s / S V A _ R e g u l a t i o n _ I n c r e a s e / 5 0 0 2 7 / " >   
      < S V A _ R e g u l a t i o n s >   
@@ -3540,6 +3399,8 @@
  
          < O C o u n t r y > O C o u n t r y < / O C o u n t r y >   
+         < O l d I n d e k s D a t e > O l d I n d e k s D a t e < / O l d I n d e k s D a t e > + 
          < O N a m e 1 > O N a m e 1 < / O N a m e 1 >   
          < O N a m e 2 > O N a m e 2 < / O N a m e 2 > @@ -3586,13 +3447,29 @@
  
      < C o m p a n y _ I n f o r m a t i o n >   
-         < C A d d r e s s > C A d d r e s s < / C A d d r e s s > - 
-         < C C i t y > C C i t y < / C C i t y > - 
-         < C N a m e > C N a m e < / C N a m e > - 
-         < C P o s t C o d e > C P o s t C o d e < / C P o s t C o d e > +         < C o m p a n y A d d r e s s 1 > C o m p a n y A d d r e s s 1 < / C o m p a n y A d d r e s s 1 > + 
+         < C o m p a n y A d d r e s s 2 > C o m p a n y A d d r e s s 2 < / C o m p a n y A d d r e s s 2 > + 
+         < C o m p a n y A d d r e s s 3 > C o m p a n y A d d r e s s 3 < / C o m p a n y A d d r e s s 3 > + 
+         < C o m p a n y H o m e P a g e > C o m p a n y H o m e P a g e < / C o m p a n y H o m e P a g e > + 
+         < C o m p a n y P h o n e N o > C o m p a n y P h o n e N o < / C o m p a n y P h o n e N o > + 
+         < C o m p a n y P i c t u r e > C o m p a n y P i c t u r e < / C o m p a n y P i c t u r e > + 
+         < C o m p a n y V a t R e g N o > C o m p a n y V a t R e g N o < / C o m p a n y V a t R e g N o > + 
+         < U s e r E m a i l > U s e r E m a i l < / U s e r E m a i l > + 
+         < U s e r N a m e > U s e r N a m e < / U s e r N a m e > + 
+         < U s e r P h o n e > U s e r P h o n e < / U s e r P h o n e > + 
+         < U s e r T e x t > U s e r T e x t < / U s e r T e x t > + 
+         < V a t T e x t > V a t T e x t < / V a t T e x t >   
      < / C o m p a n y _ I n f o r m a t i o n >   
